--- a/Leadership_OS_Documentation_v6_CURRENT.docx
+++ b/Leadership_OS_Documentation_v6_CURRENT.docx
@@ -4,10 +4,15 @@
   <w:body>
     <w:p>
       <w:pPr>
-        <w:pStyle w:val="Title"/>
         <w:jc w:val="center"/>
       </w:pPr>
       <w:r>
+        <w:rPr>
+          <w:rFonts w:ascii="Arial" w:hAnsi="Arial"/>
+          <w:b/>
+          <w:color w:val="1F4E79"/>
+          <w:sz w:val="48"/>
+        </w:rPr>
         <w:t>Leadership OS</w:t>
       </w:r>
     </w:p>
@@ -17,10 +22,11 @@
       </w:pPr>
       <w:r>
         <w:rPr>
-          <w:color w:val="1F4D78"/>
-          <w:sz w:val="32"/>
+          <w:rFonts w:ascii="Arial" w:hAnsi="Arial"/>
+          <w:color w:val="404040"/>
+          <w:sz w:val="24"/>
         </w:rPr>
-        <w:t>Current Technical Documentation</w:t>
+        <w:t>Current Product and Technical Documentation</w:t>
       </w:r>
     </w:p>
     <w:p>
@@ -29,58 +35,71 @@
       </w:pPr>
       <w:r>
         <w:rPr>
-          <w:color w:val="555555"/>
-          <w:sz w:val="22"/>
+          <w:rFonts w:ascii="Arial" w:hAnsi="Arial"/>
+          <w:i/>
+          <w:sz w:val="20"/>
         </w:rPr>
-        <w:t>Version 6.0 - Updated May 22, 2026</w:t>
+        <w:t>Version 6.1 - Updated May 30, 2026</w:t>
       </w:r>
     </w:p>
-    <w:p/>
     <w:tbl>
       <w:tblPr>
+        <w:tblStyle w:val="TableGrid"/>
         <w:tblW w:type="auto" w:w="0"/>
-        <w:jc w:val="left"/>
+        <w:jc w:val="center"/>
         <w:tblLook w:firstColumn="1" w:firstRow="1" w:lastColumn="0" w:lastRow="0" w:noHBand="0" w:noVBand="1" w:val="04A0"/>
       </w:tblPr>
       <w:tblGrid>
-        <w:gridCol w:w="9360"/>
+        <w:gridCol w:w="9792"/>
       </w:tblGrid>
       <w:tr>
         <w:tc>
           <w:tcPr>
-            <w:tcW w:type="dxa" w:w="9360"/>
-            <w:shd w:fill="F4F6F9"/>
+            <w:tcW w:type="dxa" w:w="9504"/>
+            <w:shd w:fill="1F4E79"/>
+            <w:vAlign w:val="center"/>
           </w:tcPr>
           <w:p>
             <w:pPr>
-              <w:spacing w:after="80"/>
+              <w:spacing w:after="0"/>
             </w:pPr>
+            <w:r/>
             <w:r>
               <w:rPr>
+                <w:rFonts w:ascii="Arial" w:hAnsi="Arial"/>
                 <w:b/>
-                <w:color w:val="0B2545"/>
-                <w:sz w:val="22"/>
+                <w:color w:val="FFFFFF"/>
+                <w:sz w:val="18"/>
               </w:rPr>
               <w:t>Current focus</w:t>
             </w:r>
           </w:p>
+        </w:tc>
+      </w:tr>
+      <w:tr>
+        <w:tc>
+          <w:tcPr>
+            <w:tcW w:type="dxa" w:w="9504"/>
+            <w:vAlign w:val="center"/>
+          </w:tcPr>
           <w:p>
             <w:pPr>
               <w:spacing w:after="0"/>
             </w:pPr>
+            <w:r/>
             <w:r>
-              <w:t>This version documents the current Alfred architecture with special emphasis on Journey 2.0: the leadership wheel, clickable subdomains, YAML-based belt curriculum, persisted belt trials, and evidence-backed progression.</w:t>
+              <w:rPr>
+                <w:rFonts w:ascii="Arial" w:hAnsi="Arial"/>
+                <w:b w:val="0"/>
+                <w:sz w:val="18"/>
+              </w:rPr>
+              <w:t>This version documents the current Alfred architecture with emphasis on Journey 2.0, belt assessment, transformation roadmaps, MTN task prioritization, opportunity suggestions, message feedback, message signal flags, and richer people/relationship evidence.</w:t>
             </w:r>
           </w:p>
         </w:tc>
       </w:tr>
     </w:tbl>
     <w:p/>
-    <w:p>
-      <w:r>
-        <w:br w:type="page"/>
-      </w:r>
-    </w:p>
     <w:p>
       <w:r>
         <w:t>1. Executive Overview</w:t>
@@ -98,37 +117,47 @@
     </w:p>
     <w:p>
       <w:r>
-        <w:t>4. Backend API and Data Model</w:t>
+        <w:t>4. Goals, Roadmaps, and Opportunities</w:t>
       </w:r>
     </w:p>
     <w:p>
       <w:r>
-        <w:t>5. Frontend Application</w:t>
+        <w:t>5. People Review and Relationship Intelligence</w:t>
       </w:r>
     </w:p>
     <w:p>
       <w:r>
-        <w:t>6. Behavioral Telemetry and Progression</w:t>
+        <w:t>6. Messaging, Feedback, and Signal Flags</w:t>
       </w:r>
     </w:p>
     <w:p>
       <w:r>
-        <w:t>7. Documentation Strategy</w:t>
+        <w:t>7. Backend API and Data Model</w:t>
       </w:r>
     </w:p>
     <w:p>
       <w:r>
-        <w:t>8. Current Gaps and Next Steps</w:t>
+        <w:t>8. Frontend Application</w:t>
       </w:r>
     </w:p>
     <w:p>
       <w:r>
-        <w:t>9. Folder Map</w:t>
+        <w:t>9. Behavioral Telemetry and Progression</w:t>
       </w:r>
     </w:p>
     <w:p>
       <w:r>
-        <w:br w:type="page"/>
+        <w:t>10. Documentation Strategy</w:t>
+      </w:r>
+    </w:p>
+    <w:p>
+      <w:r>
+        <w:t>11. Current Gaps and Next Steps</w:t>
+      </w:r>
+    </w:p>
+    <w:p>
+      <w:r>
+        <w:t>12. Folder Map</w:t>
       </w:r>
     </w:p>
     <w:p>
@@ -149,7 +178,7 @@
         <w:pStyle w:val="ListBullet"/>
       </w:pPr>
       <w:r>
-        <w:t>The product combines conversational AI, task and habit execution, goal management, people review, journaling, and leadership coaching.</w:t>
+        <w:t>The product combines conversational AI, task and habit execution, goal management, transformation roadmapping, people review, journaling, priority review, and leadership coaching.</w:t>
       </w:r>
     </w:p>
     <w:p>
@@ -157,7 +186,7 @@
         <w:pStyle w:val="ListBullet"/>
       </w:pPr>
       <w:r>
-        <w:t>Journey 2.0 is now the central development engine, not a static reflection wheel.</w:t>
+        <w:t>Journey 2.0 is the central development engine. It uses domains, subdomains, belts, trials, assessment, and behavioral evidence instead of a static reflection wheel.</w:t>
       </w:r>
     </w:p>
     <w:p>
@@ -165,7 +194,7 @@
         <w:pStyle w:val="ListBullet"/>
       </w:pPr>
       <w:r>
-        <w:t>The wheel remains the main map, but now includes domains, clickable subdomains, belt status, exercises, and evidence surfaces.</w:t>
+        <w:t>The current architecture is deliberately hybrid: YAML for editable curriculum, PostgreSQL for user evidence and submissions, React for the leadership dojo, and FastAPI for backend APIs.</w:t>
       </w:r>
     </w:p>
     <w:p>
@@ -173,7 +202,7 @@
         <w:pStyle w:val="ListBullet"/>
       </w:pPr>
       <w:r>
-        <w:t>The architecture is deliberately hybrid: YAML for curriculum iteration, Neon/PostgreSQL for user evidence and submissions, React for the living leadership dojo, and FastAPI for backend APIs.</w:t>
+        <w:t>Recent work extends the May 22 baseline with belt assessments, Yellow Belt validation, roadmap waves, opportunity suggestions, message feedback, signal classification, and richer people evidence fields.</w:t>
       </w:r>
     </w:p>
     <w:p>
@@ -186,27 +215,27 @@
     </w:p>
     <w:p>
       <w:r>
-        <w:t>The application is a FastAPI backend serving a React frontend, backed by Neon PostgreSQL and integrated with OpenAI, Twilio WhatsApp, Gmail, and Railway deployment infrastructure.</w:t>
+        <w:t>The application is a FastAPI backend serving a Vite React frontend, backed by Neon/PostgreSQL and integrated with OpenAI, Twilio WhatsApp, Gmail, and Railway deployment infrastructure.</w:t>
       </w:r>
     </w:p>
     <w:tbl>
       <w:tblPr>
         <w:tblStyle w:val="TableGrid"/>
         <w:tblW w:type="auto" w:w="0"/>
-        <w:jc w:val="left"/>
+        <w:jc w:val="center"/>
         <w:tblLook w:firstColumn="1" w:firstRow="1" w:lastColumn="0" w:lastRow="0" w:noHBand="0" w:noVBand="1" w:val="04A0"/>
       </w:tblPr>
       <w:tblGrid>
-        <w:gridCol w:w="3120"/>
-        <w:gridCol w:w="3120"/>
-        <w:gridCol w:w="3120"/>
+        <w:gridCol w:w="3264"/>
+        <w:gridCol w:w="3264"/>
+        <w:gridCol w:w="3264"/>
       </w:tblGrid>
       <w:tr>
         <w:tc>
           <w:tcPr>
-            <w:tcW w:type="dxa" w:w="1944"/>
+            <w:tcW w:type="dxa" w:w="1656"/>
+            <w:shd w:fill="1F4E79"/>
             <w:vAlign w:val="center"/>
-            <w:shd w:fill="F2F4F7"/>
           </w:tcPr>
           <w:p>
             <w:pPr>
@@ -215,9 +244,10 @@
             <w:r/>
             <w:r>
               <w:rPr>
+                <w:rFonts w:ascii="Arial" w:hAnsi="Arial"/>
                 <w:b/>
-                <w:color w:val="0B2545"/>
-                <w:sz w:val="20"/>
+                <w:color w:val="FFFFFF"/>
+                <w:sz w:val="18"/>
               </w:rPr>
               <w:t>Layer</w:t>
             </w:r>
@@ -225,9 +255,9 @@
         </w:tc>
         <w:tc>
           <w:tcPr>
-            <w:tcW w:type="dxa" w:w="2736"/>
+            <w:tcW w:type="dxa" w:w="2592"/>
+            <w:shd w:fill="1F4E79"/>
             <w:vAlign w:val="center"/>
-            <w:shd w:fill="F2F4F7"/>
           </w:tcPr>
           <w:p>
             <w:pPr>
@@ -236,9 +266,10 @@
             <w:r/>
             <w:r>
               <w:rPr>
+                <w:rFonts w:ascii="Arial" w:hAnsi="Arial"/>
                 <w:b/>
-                <w:color w:val="0B2545"/>
-                <w:sz w:val="20"/>
+                <w:color w:val="FFFFFF"/>
+                <w:sz w:val="18"/>
               </w:rPr>
               <w:t>Primary files / folders</w:t>
             </w:r>
@@ -246,9 +277,9 @@
         </w:tc>
         <w:tc>
           <w:tcPr>
-            <w:tcW w:type="dxa" w:w="4320"/>
+            <w:tcW w:type="dxa" w:w="5256"/>
+            <w:shd w:fill="1F4E79"/>
             <w:vAlign w:val="center"/>
-            <w:shd w:fill="F2F4F7"/>
           </w:tcPr>
           <w:p>
             <w:pPr>
@@ -257,9 +288,10 @@
             <w:r/>
             <w:r>
               <w:rPr>
+                <w:rFonts w:ascii="Arial" w:hAnsi="Arial"/>
                 <w:b/>
-                <w:color w:val="0B2545"/>
-                <w:sz w:val="20"/>
+                <w:color w:val="FFFFFF"/>
+                <w:sz w:val="18"/>
               </w:rPr>
               <w:t>Role</w:t>
             </w:r>
@@ -269,7 +301,7 @@
       <w:tr>
         <w:tc>
           <w:tcPr>
-            <w:tcW w:type="dxa" w:w="1944"/>
+            <w:tcW w:type="dxa" w:w="1656"/>
             <w:vAlign w:val="center"/>
           </w:tcPr>
           <w:p>
@@ -279,8 +311,9 @@
             <w:r/>
             <w:r>
               <w:rPr>
+                <w:rFonts w:ascii="Arial" w:hAnsi="Arial"/>
                 <w:b w:val="0"/>
-                <w:sz w:val="20"/>
+                <w:sz w:val="18"/>
               </w:rPr>
               <w:t>React UI</w:t>
             </w:r>
@@ -288,7 +321,7 @@
         </w:tc>
         <w:tc>
           <w:tcPr>
-            <w:tcW w:type="dxa" w:w="2736"/>
+            <w:tcW w:type="dxa" w:w="2592"/>
             <w:vAlign w:val="center"/>
           </w:tcPr>
           <w:p>
@@ -298,8 +331,9 @@
             <w:r/>
             <w:r>
               <w:rPr>
+                <w:rFonts w:ascii="Arial" w:hAnsi="Arial"/>
                 <w:b w:val="0"/>
-                <w:sz w:val="20"/>
+                <w:sz w:val="18"/>
               </w:rPr>
               <w:t>app/frontend/src</w:t>
             </w:r>
@@ -307,7 +341,7 @@
         </w:tc>
         <w:tc>
           <w:tcPr>
-            <w:tcW w:type="dxa" w:w="4320"/>
+            <w:tcW w:type="dxa" w:w="5256"/>
             <w:vAlign w:val="center"/>
           </w:tcPr>
           <w:p>
@@ -317,10 +351,11 @@
             <w:r/>
             <w:r>
               <w:rPr>
+                <w:rFonts w:ascii="Arial" w:hAnsi="Arial"/>
                 <w:b w:val="0"/>
-                <w:sz w:val="20"/>
+                <w:sz w:val="18"/>
               </w:rPr>
-              <w:t>Executive operating system screens, Journey wheel, chat, tasks, habits, team, journal, coaching.</w:t>
+              <w:t>Executive operating system screens, Journey wheel, chat, tasks, habits, team, journal, coaching, roadmap, and feedback surfaces.</w:t>
             </w:r>
           </w:p>
         </w:tc>
@@ -328,7 +363,7 @@
       <w:tr>
         <w:tc>
           <w:tcPr>
-            <w:tcW w:type="dxa" w:w="1944"/>
+            <w:tcW w:type="dxa" w:w="1656"/>
             <w:vAlign w:val="center"/>
           </w:tcPr>
           <w:p>
@@ -338,8 +373,9 @@
             <w:r/>
             <w:r>
               <w:rPr>
+                <w:rFonts w:ascii="Arial" w:hAnsi="Arial"/>
                 <w:b w:val="0"/>
-                <w:sz w:val="20"/>
+                <w:sz w:val="18"/>
               </w:rPr>
               <w:t>API routers</w:t>
             </w:r>
@@ -347,7 +383,7 @@
         </w:tc>
         <w:tc>
           <w:tcPr>
-            <w:tcW w:type="dxa" w:w="2736"/>
+            <w:tcW w:type="dxa" w:w="2592"/>
             <w:vAlign w:val="center"/>
           </w:tcPr>
           <w:p>
@@ -357,8 +393,9 @@
             <w:r/>
             <w:r>
               <w:rPr>
+                <w:rFonts w:ascii="Arial" w:hAnsi="Arial"/>
                 <w:b w:val="0"/>
-                <w:sz w:val="20"/>
+                <w:sz w:val="18"/>
               </w:rPr>
               <w:t>app/routers</w:t>
             </w:r>
@@ -366,7 +403,7 @@
         </w:tc>
         <w:tc>
           <w:tcPr>
-            <w:tcW w:type="dxa" w:w="4320"/>
+            <w:tcW w:type="dxa" w:w="5256"/>
             <w:vAlign w:val="center"/>
           </w:tcPr>
           <w:p>
@@ -376,10 +413,11 @@
             <w:r/>
             <w:r>
               <w:rPr>
+                <w:rFonts w:ascii="Arial" w:hAnsi="Arial"/>
                 <w:b w:val="0"/>
-                <w:sz w:val="20"/>
+                <w:sz w:val="18"/>
               </w:rPr>
-              <w:t>FastAPI endpoints for journey, tasks, habits, priority, chat, coaching, onboarding, and messages.</w:t>
+              <w:t>FastAPI endpoints for journey, tasks, habits, priority, opportunities, message feedback, message signals, chat, coaching, onboarding, and webhooks.</w:t>
             </w:r>
           </w:p>
         </w:tc>
@@ -387,7 +425,7 @@
       <w:tr>
         <w:tc>
           <w:tcPr>
-            <w:tcW w:type="dxa" w:w="1944"/>
+            <w:tcW w:type="dxa" w:w="1656"/>
             <w:vAlign w:val="center"/>
           </w:tcPr>
           <w:p>
@@ -397,8 +435,9 @@
             <w:r/>
             <w:r>
               <w:rPr>
+                <w:rFonts w:ascii="Arial" w:hAnsi="Arial"/>
                 <w:b w:val="0"/>
-                <w:sz w:val="20"/>
+                <w:sz w:val="18"/>
               </w:rPr>
               <w:t>Services</w:t>
             </w:r>
@@ -406,7 +445,7 @@
         </w:tc>
         <w:tc>
           <w:tcPr>
-            <w:tcW w:type="dxa" w:w="2736"/>
+            <w:tcW w:type="dxa" w:w="2592"/>
             <w:vAlign w:val="center"/>
           </w:tcPr>
           <w:p>
@@ -416,8 +455,9 @@
             <w:r/>
             <w:r>
               <w:rPr>
+                <w:rFonts w:ascii="Arial" w:hAnsi="Arial"/>
                 <w:b w:val="0"/>
-                <w:sz w:val="20"/>
+                <w:sz w:val="18"/>
               </w:rPr>
               <w:t>app/services</w:t>
             </w:r>
@@ -425,7 +465,7 @@
         </w:tc>
         <w:tc>
           <w:tcPr>
-            <w:tcW w:type="dxa" w:w="4320"/>
+            <w:tcW w:type="dxa" w:w="5256"/>
             <w:vAlign w:val="center"/>
           </w:tcPr>
           <w:p>
@@ -435,10 +475,11 @@
             <w:r/>
             <w:r>
               <w:rPr>
+                <w:rFonts w:ascii="Arial" w:hAnsi="Arial"/>
                 <w:b w:val="0"/>
-                <w:sz w:val="20"/>
+                <w:sz w:val="18"/>
               </w:rPr>
-              <w:t>Orchestration, prompt handling, message processing, priority scoring, coaching, and people review logic.</w:t>
+              <w:t>Orchestration, prompt handling, message processing, priority scoring, coaching, people review, opportunity generation, and evidence validation.</w:t>
             </w:r>
           </w:p>
         </w:tc>
@@ -446,7 +487,7 @@
       <w:tr>
         <w:tc>
           <w:tcPr>
-            <w:tcW w:type="dxa" w:w="1944"/>
+            <w:tcW w:type="dxa" w:w="1656"/>
             <w:vAlign w:val="center"/>
           </w:tcPr>
           <w:p>
@@ -456,8 +497,9 @@
             <w:r/>
             <w:r>
               <w:rPr>
+                <w:rFonts w:ascii="Arial" w:hAnsi="Arial"/>
                 <w:b w:val="0"/>
-                <w:sz w:val="20"/>
+                <w:sz w:val="18"/>
               </w:rPr>
               <w:t>Data models</w:t>
             </w:r>
@@ -465,7 +507,7 @@
         </w:tc>
         <w:tc>
           <w:tcPr>
-            <w:tcW w:type="dxa" w:w="2736"/>
+            <w:tcW w:type="dxa" w:w="2592"/>
             <w:vAlign w:val="center"/>
           </w:tcPr>
           <w:p>
@@ -475,8 +517,9 @@
             <w:r/>
             <w:r>
               <w:rPr>
+                <w:rFonts w:ascii="Arial" w:hAnsi="Arial"/>
                 <w:b w:val="0"/>
-                <w:sz w:val="20"/>
+                <w:sz w:val="18"/>
               </w:rPr>
               <w:t>app/models.py</w:t>
             </w:r>
@@ -484,7 +527,7 @@
         </w:tc>
         <w:tc>
           <w:tcPr>
-            <w:tcW w:type="dxa" w:w="4320"/>
+            <w:tcW w:type="dxa" w:w="5256"/>
             <w:vAlign w:val="center"/>
           </w:tcPr>
           <w:p>
@@ -494,10 +537,11 @@
             <w:r/>
             <w:r>
               <w:rPr>
+                <w:rFonts w:ascii="Arial" w:hAnsi="Arial"/>
                 <w:b w:val="0"/>
-                <w:sz w:val="20"/>
+                <w:sz w:val="18"/>
               </w:rPr>
-              <w:t>SQLAlchemy schema for users, messages, journey memory, belt trials, tasks, habits, priority, and coaching.</w:t>
+              <w:t>SQLAlchemy schema for users, messages, Journey memory, roadmap waves, belt trials, belt assessments, task priority, opportunities, feedback, and coaching.</w:t>
             </w:r>
           </w:p>
         </w:tc>
@@ -505,7 +549,7 @@
       <w:tr>
         <w:tc>
           <w:tcPr>
-            <w:tcW w:type="dxa" w:w="1944"/>
+            <w:tcW w:type="dxa" w:w="1656"/>
             <w:vAlign w:val="center"/>
           </w:tcPr>
           <w:p>
@@ -515,8 +559,9 @@
             <w:r/>
             <w:r>
               <w:rPr>
+                <w:rFonts w:ascii="Arial" w:hAnsi="Arial"/>
                 <w:b w:val="0"/>
-                <w:sz w:val="20"/>
+                <w:sz w:val="18"/>
               </w:rPr>
               <w:t>Curriculum config</w:t>
             </w:r>
@@ -524,7 +569,7 @@
         </w:tc>
         <w:tc>
           <w:tcPr>
-            <w:tcW w:type="dxa" w:w="2736"/>
+            <w:tcW w:type="dxa" w:w="2592"/>
             <w:vAlign w:val="center"/>
           </w:tcPr>
           <w:p>
@@ -534,8 +579,9 @@
             <w:r/>
             <w:r>
               <w:rPr>
+                <w:rFonts w:ascii="Arial" w:hAnsi="Arial"/>
                 <w:b w:val="0"/>
-                <w:sz w:val="20"/>
+                <w:sz w:val="18"/>
               </w:rPr>
               <w:t>app/journey_trials.yaml</w:t>
             </w:r>
@@ -543,7 +589,7 @@
         </w:tc>
         <w:tc>
           <w:tcPr>
-            <w:tcW w:type="dxa" w:w="4320"/>
+            <w:tcW w:type="dxa" w:w="5256"/>
             <w:vAlign w:val="center"/>
           </w:tcPr>
           <w:p>
@@ -553,8 +599,9 @@
             <w:r/>
             <w:r>
               <w:rPr>
+                <w:rFonts w:ascii="Arial" w:hAnsi="Arial"/>
                 <w:b w:val="0"/>
-                <w:sz w:val="20"/>
+                <w:sz w:val="18"/>
               </w:rPr>
               <w:t>Journey 2.0 belt goals, reflection trials, real-world trials, and behavioral evidence signals.</w:t>
             </w:r>
@@ -564,7 +611,7 @@
       <w:tr>
         <w:tc>
           <w:tcPr>
-            <w:tcW w:type="dxa" w:w="1944"/>
+            <w:tcW w:type="dxa" w:w="1656"/>
             <w:vAlign w:val="center"/>
           </w:tcPr>
           <w:p>
@@ -574,8 +621,9 @@
             <w:r/>
             <w:r>
               <w:rPr>
+                <w:rFonts w:ascii="Arial" w:hAnsi="Arial"/>
                 <w:b w:val="0"/>
-                <w:sz w:val="20"/>
+                <w:sz w:val="18"/>
               </w:rPr>
               <w:t>Database migrations</w:t>
             </w:r>
@@ -583,7 +631,7 @@
         </w:tc>
         <w:tc>
           <w:tcPr>
-            <w:tcW w:type="dxa" w:w="2736"/>
+            <w:tcW w:type="dxa" w:w="2592"/>
             <w:vAlign w:val="center"/>
           </w:tcPr>
           <w:p>
@@ -593,8 +641,9 @@
             <w:r/>
             <w:r>
               <w:rPr>
+                <w:rFonts w:ascii="Arial" w:hAnsi="Arial"/>
                 <w:b w:val="0"/>
-                <w:sz w:val="20"/>
+                <w:sz w:val="18"/>
               </w:rPr>
               <w:t>db_migrations</w:t>
             </w:r>
@@ -602,7 +651,7 @@
         </w:tc>
         <w:tc>
           <w:tcPr>
-            <w:tcW w:type="dxa" w:w="4320"/>
+            <w:tcW w:type="dxa" w:w="5256"/>
             <w:vAlign w:val="center"/>
           </w:tcPr>
           <w:p>
@@ -612,8 +661,9 @@
             <w:r/>
             <w:r>
               <w:rPr>
+                <w:rFonts w:ascii="Arial" w:hAnsi="Arial"/>
                 <w:b w:val="0"/>
-                <w:sz w:val="20"/>
+                <w:sz w:val="18"/>
               </w:rPr>
               <w:t>Manual SQL migrations for Neon/PostgreSQL schema changes.</w:t>
             </w:r>
@@ -632,7 +682,7 @@
     </w:p>
     <w:p>
       <w:r>
-        <w:t>Journey 2.0 transforms the old Journey section into a progressive leadership development system. The wheel is the persistent map; the detail panel is the coaching/work surface; the database stores evidence and trial submissions.</w:t>
+        <w:t>Journey 2.0 transforms the Journey section into a progressive leadership development system. The wheel is the persistent map; the detail panel is the coaching/work surface; the database stores evidence, trials, assessment outputs, and promotion decisions.</w:t>
       </w:r>
     </w:p>
     <w:p>
@@ -688,7 +738,7 @@
         <w:pStyle w:val="Heading2"/>
       </w:pPr>
       <w:r>
-        <w:t>Wheel v2 Interaction Model</w:t>
+        <w:t>Wheel and Belt Model</w:t>
       </w:r>
     </w:p>
     <w:p>
@@ -704,7 +754,7 @@
         <w:pStyle w:val="ListBullet"/>
       </w:pPr>
       <w:r>
-        <w:t>Domain ring: five main leadership domains, color-coded by current domain belt.</w:t>
+        <w:t>Domain ring: five leadership domains, color-coded by current domain belt.</w:t>
       </w:r>
     </w:p>
     <w:p>
@@ -720,7 +770,7 @@
         <w:pStyle w:val="ListBullet"/>
       </w:pPr>
       <w:r>
-        <w:t>Outer ring: thin belt-color status only, with no progress text or evidence labels.</w:t>
+        <w:t>Outer ring: belt-color status without extra progress text, preserving the wheel as a map rather than a dense dashboard.</w:t>
       </w:r>
     </w:p>
     <w:p>
@@ -728,7 +778,7 @@
         <w:pStyle w:val="ListBullet"/>
       </w:pPr>
       <w:r>
-        <w:t>Evidence library: appears directly under the wheel and is backed by the relevant Journey API endpoint.</w:t>
+        <w:t>Evidence library: appears under the wheel and is backed by Journey API endpoints.</w:t>
       </w:r>
     </w:p>
     <w:p>
@@ -736,7 +786,7 @@
         <w:pStyle w:val="ListBullet"/>
       </w:pPr>
       <w:r>
-        <w:t>Detail panel: shows domain assessment, current/next belt, and one unified belt-trials section.</w:t>
+        <w:t>Detail panel: shows domain assessment, current and next belt, readiness status, and one unified belt-trials section.</w:t>
       </w:r>
     </w:p>
     <w:p>
@@ -744,7 +794,7 @@
         <w:pStyle w:val="Heading2"/>
       </w:pPr>
       <w:r>
-        <w:t>Belt and Trial Model</w:t>
+        <w:t>Belt Trials and Assessments</w:t>
       </w:r>
     </w:p>
     <w:p>
@@ -760,15 +810,7 @@
         <w:pStyle w:val="ListBullet"/>
       </w:pPr>
       <w:r>
-        <w:t>The active trial row corresponds to the user?s current belt. Completing White Belt trials earns Yellow Belt; completing Yellow earns Green; and so on.</w:t>
-      </w:r>
-    </w:p>
-    <w:p>
-      <w:pPr>
-        <w:pStyle w:val="ListBullet"/>
-      </w:pPr>
-      <w:r>
-        <w:t>Each belt row has three advancement inputs: Reflection Trial, Real-World Trial, and Behavioral Evidence.</w:t>
+        <w:t>Each active belt row includes Reflection Trial, Real-World Trial, and Behavioral Evidence requirements.</w:t>
       </w:r>
     </w:p>
     <w:p>
@@ -784,27 +826,43 @@
         <w:pStyle w:val="ListBullet"/>
       </w:pPr>
       <w:r>
-        <w:t>Behavioral evidence is intended to be calculated from existing Alfred usage and Journey subdomain data.</w:t>
+        <w:t>Behavioral validation now includes Yellow Belt checks in app/services/yellow_belt_validator.py.</w:t>
+      </w:r>
+    </w:p>
+    <w:p>
+      <w:pPr>
+        <w:pStyle w:val="ListBullet"/>
+      </w:pPr>
+      <w:r>
+        <w:t>Belt assessments are stored in belt_assessments and include readiness score, recommendation, domain/subdomain feedback, wheel feedback, promotion limiters, strongest areas, next actions, leadership profile, evidence snapshot, and raw LLM response.</w:t>
+      </w:r>
+    </w:p>
+    <w:p>
+      <w:pPr>
+        <w:pStyle w:val="ListBullet"/>
+      </w:pPr>
+      <w:r>
+        <w:t>Promotion acceptance is persisted through accepted_at, making assessment and advancement auditable.</w:t>
       </w:r>
     </w:p>
     <w:tbl>
       <w:tblPr>
         <w:tblStyle w:val="TableGrid"/>
         <w:tblW w:type="auto" w:w="0"/>
-        <w:jc w:val="left"/>
+        <w:jc w:val="center"/>
         <w:tblLook w:firstColumn="1" w:firstRow="1" w:lastColumn="0" w:lastRow="0" w:noHBand="0" w:noVBand="1" w:val="04A0"/>
       </w:tblPr>
       <w:tblGrid>
-        <w:gridCol w:w="3120"/>
-        <w:gridCol w:w="3120"/>
-        <w:gridCol w:w="3120"/>
+        <w:gridCol w:w="3264"/>
+        <w:gridCol w:w="3264"/>
+        <w:gridCol w:w="3264"/>
       </w:tblGrid>
       <w:tr>
         <w:tc>
           <w:tcPr>
-            <w:tcW w:type="dxa" w:w="2016"/>
+            <w:tcW w:type="dxa" w:w="2160"/>
+            <w:shd w:fill="1F4E79"/>
             <w:vAlign w:val="center"/>
-            <w:shd w:fill="F2F4F7"/>
           </w:tcPr>
           <w:p>
             <w:pPr>
@@ -813,9 +871,10 @@
             <w:r/>
             <w:r>
               <w:rPr>
+                <w:rFonts w:ascii="Arial" w:hAnsi="Arial"/>
                 <w:b/>
-                <w:color w:val="0B2545"/>
-                <w:sz w:val="20"/>
+                <w:color w:val="FFFFFF"/>
+                <w:sz w:val="18"/>
               </w:rPr>
               <w:t>Artifact</w:t>
             </w:r>
@@ -823,9 +882,9 @@
         </w:tc>
         <w:tc>
           <w:tcPr>
-            <w:tcW w:type="dxa" w:w="2592"/>
+            <w:tcW w:type="dxa" w:w="2448"/>
+            <w:shd w:fill="1F4E79"/>
             <w:vAlign w:val="center"/>
-            <w:shd w:fill="F2F4F7"/>
           </w:tcPr>
           <w:p>
             <w:pPr>
@@ -834,9 +893,10 @@
             <w:r/>
             <w:r>
               <w:rPr>
+                <w:rFonts w:ascii="Arial" w:hAnsi="Arial"/>
                 <w:b/>
-                <w:color w:val="0B2545"/>
-                <w:sz w:val="20"/>
+                <w:color w:val="FFFFFF"/>
+                <w:sz w:val="18"/>
               </w:rPr>
               <w:t>Where it lives</w:t>
             </w:r>
@@ -844,9 +904,9 @@
         </w:tc>
         <w:tc>
           <w:tcPr>
-            <w:tcW w:type="dxa" w:w="4320"/>
+            <w:tcW w:type="dxa" w:w="4896"/>
+            <w:shd w:fill="1F4E79"/>
             <w:vAlign w:val="center"/>
-            <w:shd w:fill="F2F4F7"/>
           </w:tcPr>
           <w:p>
             <w:pPr>
@@ -855,9 +915,10 @@
             <w:r/>
             <w:r>
               <w:rPr>
+                <w:rFonts w:ascii="Arial" w:hAnsi="Arial"/>
                 <w:b/>
-                <w:color w:val="0B2545"/>
-                <w:sz w:val="20"/>
+                <w:color w:val="FFFFFF"/>
+                <w:sz w:val="18"/>
               </w:rPr>
               <w:t>Purpose</w:t>
             </w:r>
@@ -867,7 +928,7 @@
       <w:tr>
         <w:tc>
           <w:tcPr>
-            <w:tcW w:type="dxa" w:w="2016"/>
+            <w:tcW w:type="dxa" w:w="2160"/>
             <w:vAlign w:val="center"/>
           </w:tcPr>
           <w:p>
@@ -877,8 +938,9 @@
             <w:r/>
             <w:r>
               <w:rPr>
+                <w:rFonts w:ascii="Arial" w:hAnsi="Arial"/>
                 <w:b w:val="0"/>
-                <w:sz w:val="20"/>
+                <w:sz w:val="18"/>
               </w:rPr>
               <w:t>Curriculum</w:t>
             </w:r>
@@ -886,7 +948,7 @@
         </w:tc>
         <w:tc>
           <w:tcPr>
-            <w:tcW w:type="dxa" w:w="2592"/>
+            <w:tcW w:type="dxa" w:w="2448"/>
             <w:vAlign w:val="center"/>
           </w:tcPr>
           <w:p>
@@ -896,8 +958,9 @@
             <w:r/>
             <w:r>
               <w:rPr>
+                <w:rFonts w:ascii="Arial" w:hAnsi="Arial"/>
                 <w:b w:val="0"/>
-                <w:sz w:val="20"/>
+                <w:sz w:val="18"/>
               </w:rPr>
               <w:t>app/journey_trials.yaml</w:t>
             </w:r>
@@ -905,7 +968,7 @@
         </w:tc>
         <w:tc>
           <w:tcPr>
-            <w:tcW w:type="dxa" w:w="4320"/>
+            <w:tcW w:type="dxa" w:w="4896"/>
             <w:vAlign w:val="center"/>
           </w:tcPr>
           <w:p>
@@ -915,8 +978,9 @@
             <w:r/>
             <w:r>
               <w:rPr>
+                <w:rFonts w:ascii="Arial" w:hAnsi="Arial"/>
                 <w:b w:val="0"/>
-                <w:sz w:val="20"/>
+                <w:sz w:val="18"/>
               </w:rPr>
               <w:t>Editable belt/trial content for each domain and belt.</w:t>
             </w:r>
@@ -926,7 +990,7 @@
       <w:tr>
         <w:tc>
           <w:tcPr>
-            <w:tcW w:type="dxa" w:w="2016"/>
+            <w:tcW w:type="dxa" w:w="2160"/>
             <w:vAlign w:val="center"/>
           </w:tcPr>
           <w:p>
@@ -936,8 +1000,9 @@
             <w:r/>
             <w:r>
               <w:rPr>
+                <w:rFonts w:ascii="Arial" w:hAnsi="Arial"/>
                 <w:b w:val="0"/>
-                <w:sz w:val="20"/>
+                <w:sz w:val="18"/>
               </w:rPr>
               <w:t>Trial submissions</w:t>
             </w:r>
@@ -945,7 +1010,7 @@
         </w:tc>
         <w:tc>
           <w:tcPr>
-            <w:tcW w:type="dxa" w:w="2592"/>
+            <w:tcW w:type="dxa" w:w="2448"/>
             <w:vAlign w:val="center"/>
           </w:tcPr>
           <w:p>
@@ -955,8 +1020,9 @@
             <w:r/>
             <w:r>
               <w:rPr>
+                <w:rFonts w:ascii="Arial" w:hAnsi="Arial"/>
                 <w:b w:val="0"/>
-                <w:sz w:val="20"/>
+                <w:sz w:val="18"/>
               </w:rPr>
               <w:t>journey_belt_trials</w:t>
             </w:r>
@@ -964,7 +1030,7 @@
         </w:tc>
         <w:tc>
           <w:tcPr>
-            <w:tcW w:type="dxa" w:w="4320"/>
+            <w:tcW w:type="dxa" w:w="4896"/>
             <w:vAlign w:val="center"/>
           </w:tcPr>
           <w:p>
@@ -974,8 +1040,9 @@
             <w:r/>
             <w:r>
               <w:rPr>
+                <w:rFonts w:ascii="Arial" w:hAnsi="Arial"/>
                 <w:b w:val="0"/>
-                <w:sz w:val="20"/>
+                <w:sz w:val="18"/>
               </w:rPr>
               <w:t>User responses, status, AI feedback, score, evidence, and timestamps.</w:t>
             </w:r>
@@ -985,7 +1052,7 @@
       <w:tr>
         <w:tc>
           <w:tcPr>
-            <w:tcW w:type="dxa" w:w="2016"/>
+            <w:tcW w:type="dxa" w:w="2160"/>
             <w:vAlign w:val="center"/>
           </w:tcPr>
           <w:p>
@@ -995,16 +1062,17 @@
             <w:r/>
             <w:r>
               <w:rPr>
+                <w:rFonts w:ascii="Arial" w:hAnsi="Arial"/>
                 <w:b w:val="0"/>
-                <w:sz w:val="20"/>
+                <w:sz w:val="18"/>
               </w:rPr>
-              <w:t>Subdomain evidence</w:t>
+              <w:t>Assessment history</w:t>
             </w:r>
           </w:p>
         </w:tc>
         <w:tc>
           <w:tcPr>
-            <w:tcW w:type="dxa" w:w="2592"/>
+            <w:tcW w:type="dxa" w:w="2448"/>
             <w:vAlign w:val="center"/>
           </w:tcPr>
           <w:p>
@@ -1014,16 +1082,17 @@
             <w:r/>
             <w:r>
               <w:rPr>
+                <w:rFonts w:ascii="Arial" w:hAnsi="Arial"/>
                 <w:b w:val="0"/>
-                <w:sz w:val="20"/>
+                <w:sz w:val="18"/>
               </w:rPr>
-              <w:t>journey_* tables</w:t>
+              <w:t>belt_assessments</w:t>
             </w:r>
           </w:p>
         </w:tc>
         <w:tc>
           <w:tcPr>
-            <w:tcW w:type="dxa" w:w="4320"/>
+            <w:tcW w:type="dxa" w:w="4896"/>
             <w:vAlign w:val="center"/>
           </w:tcPr>
           <w:p>
@@ -1033,10 +1102,11 @@
             <w:r/>
             <w:r>
               <w:rPr>
+                <w:rFonts w:ascii="Arial" w:hAnsi="Arial"/>
                 <w:b w:val="0"/>
-                <w:sz w:val="20"/>
+                <w:sz w:val="18"/>
               </w:rPr>
-              <w:t>Values, goals, people, energy, execution, learning, and related structured data.</w:t>
+              <w:t>Readiness scoring, wheel feedback, promotion recommendation, limiters, next actions, and evidence snapshots.</w:t>
             </w:r>
           </w:p>
         </w:tc>
@@ -1044,7 +1114,7 @@
       <w:tr>
         <w:tc>
           <w:tcPr>
-            <w:tcW w:type="dxa" w:w="2016"/>
+            <w:tcW w:type="dxa" w:w="2160"/>
             <w:vAlign w:val="center"/>
           </w:tcPr>
           <w:p>
@@ -1054,16 +1124,17 @@
             <w:r/>
             <w:r>
               <w:rPr>
+                <w:rFonts w:ascii="Arial" w:hAnsi="Arial"/>
                 <w:b w:val="0"/>
-                <w:sz w:val="20"/>
+                <w:sz w:val="18"/>
               </w:rPr>
-              <w:t>Journey UI</w:t>
+              <w:t>Subdomain evidence</w:t>
             </w:r>
           </w:p>
         </w:tc>
         <w:tc>
           <w:tcPr>
-            <w:tcW w:type="dxa" w:w="2592"/>
+            <w:tcW w:type="dxa" w:w="2448"/>
             <w:vAlign w:val="center"/>
           </w:tcPr>
           <w:p>
@@ -1073,16 +1144,17 @@
             <w:r/>
             <w:r>
               <w:rPr>
+                <w:rFonts w:ascii="Arial" w:hAnsi="Arial"/>
                 <w:b w:val="0"/>
-                <w:sz w:val="20"/>
+                <w:sz w:val="18"/>
               </w:rPr>
-              <w:t>MyLeadershipJourney.jsx</w:t>
+              <w:t>journey_* tables</w:t>
             </w:r>
           </w:p>
         </w:tc>
         <w:tc>
           <w:tcPr>
-            <w:tcW w:type="dxa" w:w="4320"/>
+            <w:tcW w:type="dxa" w:w="4896"/>
             <w:vAlign w:val="center"/>
           </w:tcPr>
           <w:p>
@@ -1092,10 +1164,73 @@
             <w:r/>
             <w:r>
               <w:rPr>
+                <w:rFonts w:ascii="Arial" w:hAnsi="Arial"/>
                 <w:b w:val="0"/>
-                <w:sz w:val="20"/>
+                <w:sz w:val="18"/>
               </w:rPr>
-              <w:t>Wheel, subdomain navigation, trial modals, evidence library, and progression display.</w:t>
+              <w:t>Values, goals, people, energy, execution, learning, inspiration, coaching, and related structured data.</w:t>
+            </w:r>
+          </w:p>
+        </w:tc>
+      </w:tr>
+      <w:tr>
+        <w:tc>
+          <w:tcPr>
+            <w:tcW w:type="dxa" w:w="2160"/>
+            <w:vAlign w:val="center"/>
+          </w:tcPr>
+          <w:p>
+            <w:pPr>
+              <w:spacing w:after="0"/>
+            </w:pPr>
+            <w:r/>
+            <w:r>
+              <w:rPr>
+                <w:rFonts w:ascii="Arial" w:hAnsi="Arial"/>
+                <w:b w:val="0"/>
+                <w:sz w:val="18"/>
+              </w:rPr>
+              <w:t>Journey UI</w:t>
+            </w:r>
+          </w:p>
+        </w:tc>
+        <w:tc>
+          <w:tcPr>
+            <w:tcW w:type="dxa" w:w="2448"/>
+            <w:vAlign w:val="center"/>
+          </w:tcPr>
+          <w:p>
+            <w:pPr>
+              <w:spacing w:after="0"/>
+            </w:pPr>
+            <w:r/>
+            <w:r>
+              <w:rPr>
+                <w:rFonts w:ascii="Arial" w:hAnsi="Arial"/>
+                <w:b w:val="0"/>
+                <w:sz w:val="18"/>
+              </w:rPr>
+              <w:t>MyLeadershipJourney.jsx</w:t>
+            </w:r>
+          </w:p>
+        </w:tc>
+        <w:tc>
+          <w:tcPr>
+            <w:tcW w:type="dxa" w:w="4896"/>
+            <w:vAlign w:val="center"/>
+          </w:tcPr>
+          <w:p>
+            <w:pPr>
+              <w:spacing w:after="0"/>
+            </w:pPr>
+            <w:r/>
+            <w:r>
+              <w:rPr>
+                <w:rFonts w:ascii="Arial" w:hAnsi="Arial"/>
+                <w:b w:val="0"/>
+                <w:sz w:val="18"/>
+              </w:rPr>
+              <w:t>Wheel, subdomain navigation, trial modals, assessment feedback, evidence library, and progression display.</w:t>
             </w:r>
           </w:p>
         </w:tc>
@@ -1107,40 +1242,72 @@
         <w:pStyle w:val="Heading1"/>
       </w:pPr>
       <w:r>
-        <w:t>4. Backend API and Data Model</w:t>
+        <w:t>4. Goals, Roadmaps, and Opportunities</w:t>
       </w:r>
     </w:p>
     <w:p>
       <w:r>
-        <w:t>The backend exposes a broad Journey API surface because Journey 2.0 depends on both curriculum configuration and live user evidence.</w:t>
+        <w:t>The goals system has been refactored from time-horizon labels toward a leadership transformation hierarchy: Vision, Pillar, and Outcome. The roadmap layer translates a vision into sequenced waves of outcomes, and the opportunity engine identifies high-leverage next actions from the user context.</w:t>
       </w:r>
     </w:p>
     <w:p>
       <w:pPr>
-        <w:pStyle w:val="Heading2"/>
+        <w:pStyle w:val="ListBullet"/>
       </w:pPr>
       <w:r>
-        <w:t>Journey 2.0 Endpoints</w:t>
+        <w:t>Goals support title, description, why, parent_goal_id, sort_order, and linked tasks.</w:t>
+      </w:r>
+    </w:p>
+    <w:p>
+      <w:pPr>
+        <w:pStyle w:val="ListBullet"/>
+      </w:pPr>
+      <w:r>
+        <w:t>Transformation roadmaps are stored in vision_roadmap_waves and wave_goals.</w:t>
+      </w:r>
+    </w:p>
+    <w:p>
+      <w:pPr>
+        <w:pStyle w:val="ListBullet"/>
+      </w:pPr>
+      <w:r>
+        <w:t>Roadmap waves support ordering, target dates, and statuses including not_started, in_progress, paused, and complete.</w:t>
+      </w:r>
+    </w:p>
+    <w:p>
+      <w:pPr>
+        <w:pStyle w:val="ListBullet"/>
+      </w:pPr>
+      <w:r>
+        <w:t>The roadmap UI supports creating, reordering, and updating waves, linking outcomes to waves, and generating a roadmap draft from a selected vision.</w:t>
+      </w:r>
+    </w:p>
+    <w:p>
+      <w:pPr>
+        <w:pStyle w:val="ListBullet"/>
+      </w:pPr>
+      <w:r>
+        <w:t>Opportunity suggestions are generated from task, goal, and Journey context; scored with MTN-style alignment; and can be accepted into today or declined with feedback.</w:t>
       </w:r>
     </w:p>
     <w:tbl>
       <w:tblPr>
         <w:tblStyle w:val="TableGrid"/>
         <w:tblW w:type="auto" w:w="0"/>
-        <w:jc w:val="left"/>
+        <w:jc w:val="center"/>
         <w:tblLook w:firstColumn="1" w:firstRow="1" w:lastColumn="0" w:lastRow="0" w:noHBand="0" w:noVBand="1" w:val="04A0"/>
       </w:tblPr>
       <w:tblGrid>
-        <w:gridCol w:w="3120"/>
-        <w:gridCol w:w="3120"/>
-        <w:gridCol w:w="3120"/>
+        <w:gridCol w:w="3264"/>
+        <w:gridCol w:w="3264"/>
+        <w:gridCol w:w="3264"/>
       </w:tblGrid>
       <w:tr>
         <w:tc>
           <w:tcPr>
-            <w:tcW w:type="dxa" w:w="3168"/>
+            <w:tcW w:type="dxa" w:w="2304"/>
+            <w:shd w:fill="1F4E79"/>
             <w:vAlign w:val="center"/>
-            <w:shd w:fill="F2F4F7"/>
           </w:tcPr>
           <w:p>
             <w:pPr>
@@ -1149,19 +1316,20 @@
             <w:r/>
             <w:r>
               <w:rPr>
+                <w:rFonts w:ascii="Arial" w:hAnsi="Arial"/>
                 <w:b/>
-                <w:color w:val="0B2545"/>
-                <w:sz w:val="20"/>
+                <w:color w:val="FFFFFF"/>
+                <w:sz w:val="18"/>
               </w:rPr>
-              <w:t>Endpoint</w:t>
+              <w:t>Capability</w:t>
             </w:r>
           </w:p>
         </w:tc>
         <w:tc>
           <w:tcPr>
-            <w:tcW w:type="dxa" w:w="1440"/>
+            <w:tcW w:type="dxa" w:w="3528"/>
+            <w:shd w:fill="1F4E79"/>
             <w:vAlign w:val="center"/>
-            <w:shd w:fill="F2F4F7"/>
           </w:tcPr>
           <w:p>
             <w:pPr>
@@ -1170,19 +1338,20 @@
             <w:r/>
             <w:r>
               <w:rPr>
+                <w:rFonts w:ascii="Arial" w:hAnsi="Arial"/>
                 <w:b/>
-                <w:color w:val="0B2545"/>
-                <w:sz w:val="20"/>
+                <w:color w:val="FFFFFF"/>
+                <w:sz w:val="18"/>
               </w:rPr>
-              <w:t>Method</w:t>
+              <w:t>Backend surface</w:t>
             </w:r>
           </w:p>
         </w:tc>
         <w:tc>
           <w:tcPr>
-            <w:tcW w:type="dxa" w:w="4320"/>
+            <w:tcW w:type="dxa" w:w="3672"/>
+            <w:shd w:fill="1F4E79"/>
             <w:vAlign w:val="center"/>
-            <w:shd w:fill="F2F4F7"/>
           </w:tcPr>
           <w:p>
             <w:pPr>
@@ -1191,9 +1360,513 @@
             <w:r/>
             <w:r>
               <w:rPr>
+                <w:rFonts w:ascii="Arial" w:hAnsi="Arial"/>
                 <w:b/>
-                <w:color w:val="0B2545"/>
-                <w:sz w:val="20"/>
+                <w:color w:val="FFFFFF"/>
+                <w:sz w:val="18"/>
+              </w:rPr>
+              <w:t>Data model</w:t>
+            </w:r>
+          </w:p>
+        </w:tc>
+      </w:tr>
+      <w:tr>
+        <w:tc>
+          <w:tcPr>
+            <w:tcW w:type="dxa" w:w="2304"/>
+            <w:vAlign w:val="center"/>
+          </w:tcPr>
+          <w:p>
+            <w:pPr>
+              <w:spacing w:after="0"/>
+            </w:pPr>
+            <w:r/>
+            <w:r>
+              <w:rPr>
+                <w:rFonts w:ascii="Arial" w:hAnsi="Arial"/>
+                <w:b w:val="0"/>
+                <w:sz w:val="18"/>
+              </w:rPr>
+              <w:t>Goal hierarchy</w:t>
+            </w:r>
+          </w:p>
+        </w:tc>
+        <w:tc>
+          <w:tcPr>
+            <w:tcW w:type="dxa" w:w="3528"/>
+            <w:vAlign w:val="center"/>
+          </w:tcPr>
+          <w:p>
+            <w:pPr>
+              <w:spacing w:after="0"/>
+            </w:pPr>
+            <w:r/>
+            <w:r>
+              <w:rPr>
+                <w:rFonts w:ascii="Arial" w:hAnsi="Arial"/>
+                <w:b w:val="0"/>
+                <w:sz w:val="18"/>
+              </w:rPr>
+              <w:t>/api/journey/goals</w:t>
+            </w:r>
+          </w:p>
+        </w:tc>
+        <w:tc>
+          <w:tcPr>
+            <w:tcW w:type="dxa" w:w="3672"/>
+            <w:vAlign w:val="center"/>
+          </w:tcPr>
+          <w:p>
+            <w:pPr>
+              <w:spacing w:after="0"/>
+            </w:pPr>
+            <w:r/>
+            <w:r>
+              <w:rPr>
+                <w:rFonts w:ascii="Arial" w:hAnsi="Arial"/>
+                <w:b w:val="0"/>
+                <w:sz w:val="18"/>
+              </w:rPr>
+              <w:t>journey_goals with Vision/Pillar/Outcome levels, parent links, and sort_order.</w:t>
+            </w:r>
+          </w:p>
+        </w:tc>
+      </w:tr>
+      <w:tr>
+        <w:tc>
+          <w:tcPr>
+            <w:tcW w:type="dxa" w:w="2304"/>
+            <w:vAlign w:val="center"/>
+          </w:tcPr>
+          <w:p>
+            <w:pPr>
+              <w:spacing w:after="0"/>
+            </w:pPr>
+            <w:r/>
+            <w:r>
+              <w:rPr>
+                <w:rFonts w:ascii="Arial" w:hAnsi="Arial"/>
+                <w:b w:val="0"/>
+                <w:sz w:val="18"/>
+              </w:rPr>
+              <w:t>Transformation roadmap</w:t>
+            </w:r>
+          </w:p>
+        </w:tc>
+        <w:tc>
+          <w:tcPr>
+            <w:tcW w:type="dxa" w:w="3528"/>
+            <w:vAlign w:val="center"/>
+          </w:tcPr>
+          <w:p>
+            <w:pPr>
+              <w:spacing w:after="0"/>
+            </w:pPr>
+            <w:r/>
+            <w:r>
+              <w:rPr>
+                <w:rFonts w:ascii="Arial" w:hAnsi="Arial"/>
+                <w:b w:val="0"/>
+                <w:sz w:val="18"/>
+              </w:rPr>
+              <w:t>/api/journey/visions/{vision_id}/roadmap and wave endpoints</w:t>
+            </w:r>
+          </w:p>
+        </w:tc>
+        <w:tc>
+          <w:tcPr>
+            <w:tcW w:type="dxa" w:w="3672"/>
+            <w:vAlign w:val="center"/>
+          </w:tcPr>
+          <w:p>
+            <w:pPr>
+              <w:spacing w:after="0"/>
+            </w:pPr>
+            <w:r/>
+            <w:r>
+              <w:rPr>
+                <w:rFonts w:ascii="Arial" w:hAnsi="Arial"/>
+                <w:b w:val="0"/>
+                <w:sz w:val="18"/>
+              </w:rPr>
+              <w:t>vision_roadmap_waves and wave_goals.</w:t>
+            </w:r>
+          </w:p>
+        </w:tc>
+      </w:tr>
+      <w:tr>
+        <w:tc>
+          <w:tcPr>
+            <w:tcW w:type="dxa" w:w="2304"/>
+            <w:vAlign w:val="center"/>
+          </w:tcPr>
+          <w:p>
+            <w:pPr>
+              <w:spacing w:after="0"/>
+            </w:pPr>
+            <w:r/>
+            <w:r>
+              <w:rPr>
+                <w:rFonts w:ascii="Arial" w:hAnsi="Arial"/>
+                <w:b w:val="0"/>
+                <w:sz w:val="18"/>
+              </w:rPr>
+              <w:t>Roadmap generation</w:t>
+            </w:r>
+          </w:p>
+        </w:tc>
+        <w:tc>
+          <w:tcPr>
+            <w:tcW w:type="dxa" w:w="3528"/>
+            <w:vAlign w:val="center"/>
+          </w:tcPr>
+          <w:p>
+            <w:pPr>
+              <w:spacing w:after="0"/>
+            </w:pPr>
+            <w:r/>
+            <w:r>
+              <w:rPr>
+                <w:rFonts w:ascii="Arial" w:hAnsi="Arial"/>
+                <w:b w:val="0"/>
+                <w:sz w:val="18"/>
+              </w:rPr>
+              <w:t>/api/journey/visions/{vision_id}/generate-roadmap</w:t>
+            </w:r>
+          </w:p>
+        </w:tc>
+        <w:tc>
+          <w:tcPr>
+            <w:tcW w:type="dxa" w:w="3672"/>
+            <w:vAlign w:val="center"/>
+          </w:tcPr>
+          <w:p>
+            <w:pPr>
+              <w:spacing w:after="0"/>
+            </w:pPr>
+            <w:r/>
+            <w:r>
+              <w:rPr>
+                <w:rFonts w:ascii="Arial" w:hAnsi="Arial"/>
+                <w:b w:val="0"/>
+                <w:sz w:val="18"/>
+              </w:rPr>
+              <w:t>Creates a draft wave sequence from the selected vision and existing goals.</w:t>
+            </w:r>
+          </w:p>
+        </w:tc>
+      </w:tr>
+      <w:tr>
+        <w:tc>
+          <w:tcPr>
+            <w:tcW w:type="dxa" w:w="2304"/>
+            <w:vAlign w:val="center"/>
+          </w:tcPr>
+          <w:p>
+            <w:pPr>
+              <w:spacing w:after="0"/>
+            </w:pPr>
+            <w:r/>
+            <w:r>
+              <w:rPr>
+                <w:rFonts w:ascii="Arial" w:hAnsi="Arial"/>
+                <w:b w:val="0"/>
+                <w:sz w:val="18"/>
+              </w:rPr>
+              <w:t>Opportunity suggestions</w:t>
+            </w:r>
+          </w:p>
+        </w:tc>
+        <w:tc>
+          <w:tcPr>
+            <w:tcW w:type="dxa" w:w="3528"/>
+            <w:vAlign w:val="center"/>
+          </w:tcPr>
+          <w:p>
+            <w:pPr>
+              <w:spacing w:after="0"/>
+            </w:pPr>
+            <w:r/>
+            <w:r>
+              <w:rPr>
+                <w:rFonts w:ascii="Arial" w:hAnsi="Arial"/>
+                <w:b w:val="0"/>
+                <w:sz w:val="18"/>
+              </w:rPr>
+              <w:t>/api/opportunities/generate, accept, decline</w:t>
+            </w:r>
+          </w:p>
+        </w:tc>
+        <w:tc>
+          <w:tcPr>
+            <w:tcW w:type="dxa" w:w="3672"/>
+            <w:vAlign w:val="center"/>
+          </w:tcPr>
+          <w:p>
+            <w:pPr>
+              <w:spacing w:after="0"/>
+            </w:pPr>
+            <w:r/>
+            <w:r>
+              <w:rPr>
+                <w:rFonts w:ascii="Arial" w:hAnsi="Arial"/>
+                <w:b w:val="0"/>
+                <w:sz w:val="18"/>
+              </w:rPr>
+              <w:t>opportunity_suggestions plus created_task_id and originating_opportunity_id links.</w:t>
+            </w:r>
+          </w:p>
+        </w:tc>
+      </w:tr>
+      <w:tr>
+        <w:tc>
+          <w:tcPr>
+            <w:tcW w:type="dxa" w:w="2304"/>
+            <w:vAlign w:val="center"/>
+          </w:tcPr>
+          <w:p>
+            <w:pPr>
+              <w:spacing w:after="0"/>
+            </w:pPr>
+            <w:r/>
+            <w:r>
+              <w:rPr>
+                <w:rFonts w:ascii="Arial" w:hAnsi="Arial"/>
+                <w:b w:val="0"/>
+                <w:sz w:val="18"/>
+              </w:rPr>
+              <w:t>MTN task prioritization</w:t>
+            </w:r>
+          </w:p>
+        </w:tc>
+        <w:tc>
+          <w:tcPr>
+            <w:tcW w:type="dxa" w:w="3528"/>
+            <w:vAlign w:val="center"/>
+          </w:tcPr>
+          <w:p>
+            <w:pPr>
+              <w:spacing w:after="0"/>
+            </w:pPr>
+            <w:r/>
+            <w:r>
+              <w:rPr>
+                <w:rFonts w:ascii="Arial" w:hAnsi="Arial"/>
+                <w:b w:val="0"/>
+                <w:sz w:val="18"/>
+              </w:rPr>
+              <w:t>priority/task services and task fields</w:t>
+            </w:r>
+          </w:p>
+        </w:tc>
+        <w:tc>
+          <w:tcPr>
+            <w:tcW w:type="dxa" w:w="3672"/>
+            <w:vAlign w:val="center"/>
+          </w:tcPr>
+          <w:p>
+            <w:pPr>
+              <w:spacing w:after="0"/>
+            </w:pPr>
+            <w:r/>
+            <w:r>
+              <w:rPr>
+                <w:rFonts w:ascii="Arial" w:hAnsi="Arial"/>
+                <w:b w:val="0"/>
+                <w:sz w:val="18"/>
+              </w:rPr>
+              <w:t>move_the_needle_score, strategic_intent, estimated_effort, task priority history.</w:t>
+            </w:r>
+          </w:p>
+        </w:tc>
+      </w:tr>
+    </w:tbl>
+    <w:p/>
+    <w:p>
+      <w:pPr>
+        <w:pStyle w:val="Heading1"/>
+      </w:pPr>
+      <w:r>
+        <w:t>5. People Review and Relationship Intelligence</w:t>
+      </w:r>
+    </w:p>
+    <w:p>
+      <w:r>
+        <w:t>People data is part of the leadership evidence model, not just a contact list. Alfred stores relationship context and uses review workflows to turn people leadership into observable practice.</w:t>
+      </w:r>
+    </w:p>
+    <w:p>
+      <w:pPr>
+        <w:pStyle w:val="ListBullet"/>
+      </w:pPr>
+      <w:r>
+        <w:t>journey_people now includes strengths, growth_areas, and aspirations in addition to contact and relationship context.</w:t>
+      </w:r>
+    </w:p>
+    <w:p>
+      <w:pPr>
+        <w:pStyle w:val="ListBullet"/>
+      </w:pPr>
+      <w:r>
+        <w:t>Relationship reviews store relationship health, strategic alignment, current dynamics, next steps, communication plan, growth opportunities, and reflection.</w:t>
+      </w:r>
+    </w:p>
+    <w:p>
+      <w:pPr>
+        <w:pStyle w:val="ListBullet"/>
+      </w:pPr>
+      <w:r>
+        <w:t>People review endpoints expose candidates, review start/history/update/complete flows, active review state, and synthesis for a person.</w:t>
+      </w:r>
+    </w:p>
+    <w:p>
+      <w:pPr>
+        <w:pStyle w:val="ListBullet"/>
+      </w:pPr>
+      <w:r>
+        <w:t>People evidence feeds Journey progression, especially the People domain and future behavioral validation.</w:t>
+      </w:r>
+    </w:p>
+    <w:p>
+      <w:pPr>
+        <w:pStyle w:val="Heading1"/>
+      </w:pPr>
+      <w:r>
+        <w:t>6. Messaging, Feedback, and Signal Flags</w:t>
+      </w:r>
+    </w:p>
+    <w:p>
+      <w:r>
+        <w:t>Messages are now both a conversation surface and a source of quality feedback and behavioral evidence. The system stores user feedback on Alfred responses and can classify message-level leadership signals for validation and debugging.</w:t>
+      </w:r>
+    </w:p>
+    <w:p>
+      <w:pPr>
+        <w:pStyle w:val="ListBullet"/>
+      </w:pPr>
+      <w:r>
+        <w:t>message_feedback captures rating, optional free-text feedback, source context, and message_id.</w:t>
+      </w:r>
+    </w:p>
+    <w:p>
+      <w:pPr>
+        <w:pStyle w:val="ListBullet"/>
+      </w:pPr>
+      <w:r>
+        <w:t>message_signal_flags captures model-classified evidence such as signal_type, source_type, is_met, confidence, evidence excerpt, reasoning summary, prompt version, and model version.</w:t>
+      </w:r>
+    </w:p>
+    <w:p>
+      <w:pPr>
+        <w:pStyle w:val="ListBullet"/>
+      </w:pPr>
+      <w:r>
+        <w:t>Signal classification can run for a single message or be backfilled across a user history.</w:t>
+      </w:r>
+    </w:p>
+    <w:p>
+      <w:pPr>
+        <w:pStyle w:val="ListBullet"/>
+      </w:pPr>
+      <w:r>
+        <w:t>Message signal evidence is already used by Yellow Belt validation checks and can become a broader behavioral telemetry layer.</w:t>
+      </w:r>
+    </w:p>
+    <w:p>
+      <w:pPr>
+        <w:pStyle w:val="Heading1"/>
+      </w:pPr>
+      <w:r>
+        <w:t>7. Backend API and Data Model</w:t>
+      </w:r>
+    </w:p>
+    <w:p>
+      <w:r>
+        <w:t>The backend exposes a broad API surface because the product combines workflow execution, coaching, leadership development, and behavioral telemetry.</w:t>
+      </w:r>
+    </w:p>
+    <w:p>
+      <w:pPr>
+        <w:pStyle w:val="Heading2"/>
+      </w:pPr>
+      <w:r>
+        <w:t>Journey and Related Endpoints</w:t>
+      </w:r>
+    </w:p>
+    <w:tbl>
+      <w:tblPr>
+        <w:tblStyle w:val="TableGrid"/>
+        <w:tblW w:type="auto" w:w="0"/>
+        <w:jc w:val="center"/>
+        <w:tblLook w:firstColumn="1" w:firstRow="1" w:lastColumn="0" w:lastRow="0" w:noHBand="0" w:noVBand="1" w:val="04A0"/>
+      </w:tblPr>
+      <w:tblGrid>
+        <w:gridCol w:w="3264"/>
+        <w:gridCol w:w="3264"/>
+        <w:gridCol w:w="3264"/>
+      </w:tblGrid>
+      <w:tr>
+        <w:tc>
+          <w:tcPr>
+            <w:tcW w:type="dxa" w:w="3960"/>
+            <w:shd w:fill="1F4E79"/>
+            <w:vAlign w:val="center"/>
+          </w:tcPr>
+          <w:p>
+            <w:pPr>
+              <w:spacing w:after="0"/>
+            </w:pPr>
+            <w:r/>
+            <w:r>
+              <w:rPr>
+                <w:rFonts w:ascii="Arial" w:hAnsi="Arial"/>
+                <w:b/>
+                <w:color w:val="FFFFFF"/>
+                <w:sz w:val="18"/>
+              </w:rPr>
+              <w:t>Endpoint</w:t>
+            </w:r>
+          </w:p>
+        </w:tc>
+        <w:tc>
+          <w:tcPr>
+            <w:tcW w:type="dxa" w:w="1296"/>
+            <w:shd w:fill="1F4E79"/>
+            <w:vAlign w:val="center"/>
+          </w:tcPr>
+          <w:p>
+            <w:pPr>
+              <w:spacing w:after="0"/>
+            </w:pPr>
+            <w:r/>
+            <w:r>
+              <w:rPr>
+                <w:rFonts w:ascii="Arial" w:hAnsi="Arial"/>
+                <w:b/>
+                <w:color w:val="FFFFFF"/>
+                <w:sz w:val="18"/>
+              </w:rPr>
+              <w:t>Method</w:t>
+            </w:r>
+          </w:p>
+        </w:tc>
+        <w:tc>
+          <w:tcPr>
+            <w:tcW w:type="dxa" w:w="4248"/>
+            <w:shd w:fill="1F4E79"/>
+            <w:vAlign w:val="center"/>
+          </w:tcPr>
+          <w:p>
+            <w:pPr>
+              <w:spacing w:after="0"/>
+            </w:pPr>
+            <w:r/>
+            <w:r>
+              <w:rPr>
+                <w:rFonts w:ascii="Arial" w:hAnsi="Arial"/>
+                <w:b/>
+                <w:color w:val="FFFFFF"/>
+                <w:sz w:val="18"/>
               </w:rPr>
               <w:t>Purpose</w:t>
             </w:r>
@@ -1203,7 +1876,7 @@
       <w:tr>
         <w:tc>
           <w:tcPr>
-            <w:tcW w:type="dxa" w:w="3168"/>
+            <w:tcW w:type="dxa" w:w="3960"/>
             <w:vAlign w:val="center"/>
           </w:tcPr>
           <w:p>
@@ -1213,8 +1886,9 @@
             <w:r/>
             <w:r>
               <w:rPr>
+                <w:rFonts w:ascii="Arial" w:hAnsi="Arial"/>
                 <w:b w:val="0"/>
-                <w:sz w:val="20"/>
+                <w:sz w:val="18"/>
               </w:rPr>
               <w:t>/api/journey/trial-config</w:t>
             </w:r>
@@ -1222,7 +1896,7 @@
         </w:tc>
         <w:tc>
           <w:tcPr>
-            <w:tcW w:type="dxa" w:w="1440"/>
+            <w:tcW w:type="dxa" w:w="1296"/>
             <w:vAlign w:val="center"/>
           </w:tcPr>
           <w:p>
@@ -1232,8 +1906,9 @@
             <w:r/>
             <w:r>
               <w:rPr>
+                <w:rFonts w:ascii="Arial" w:hAnsi="Arial"/>
                 <w:b w:val="0"/>
-                <w:sz w:val="20"/>
+                <w:sz w:val="18"/>
               </w:rPr>
               <w:t>GET</w:t>
             </w:r>
@@ -1241,7 +1916,7 @@
         </w:tc>
         <w:tc>
           <w:tcPr>
-            <w:tcW w:type="dxa" w:w="4320"/>
+            <w:tcW w:type="dxa" w:w="4248"/>
             <w:vAlign w:val="center"/>
           </w:tcPr>
           <w:p>
@@ -1251,8 +1926,9 @@
             <w:r/>
             <w:r>
               <w:rPr>
+                <w:rFonts w:ascii="Arial" w:hAnsi="Arial"/>
                 <w:b w:val="0"/>
-                <w:sz w:val="20"/>
+                <w:sz w:val="18"/>
               </w:rPr>
               <w:t>Loads YAML curriculum.</w:t>
             </w:r>
@@ -1262,7 +1938,7 @@
       <w:tr>
         <w:tc>
           <w:tcPr>
-            <w:tcW w:type="dxa" w:w="3168"/>
+            <w:tcW w:type="dxa" w:w="3960"/>
             <w:vAlign w:val="center"/>
           </w:tcPr>
           <w:p>
@@ -1272,16 +1948,17 @@
             <w:r/>
             <w:r>
               <w:rPr>
+                <w:rFonts w:ascii="Arial" w:hAnsi="Arial"/>
                 <w:b w:val="0"/>
-                <w:sz w:val="20"/>
+                <w:sz w:val="18"/>
               </w:rPr>
-              <w:t>/api/journey/belt-trials</w:t>
+              <w:t>/api/journey/validation/{belt}</w:t>
             </w:r>
           </w:p>
         </w:tc>
         <w:tc>
           <w:tcPr>
-            <w:tcW w:type="dxa" w:w="1440"/>
+            <w:tcW w:type="dxa" w:w="1296"/>
             <w:vAlign w:val="center"/>
           </w:tcPr>
           <w:p>
@@ -1291,8 +1968,9 @@
             <w:r/>
             <w:r>
               <w:rPr>
+                <w:rFonts w:ascii="Arial" w:hAnsi="Arial"/>
                 <w:b w:val="0"/>
-                <w:sz w:val="20"/>
+                <w:sz w:val="18"/>
               </w:rPr>
               <w:t>GET</w:t>
             </w:r>
@@ -1300,7 +1978,7 @@
         </w:tc>
         <w:tc>
           <w:tcPr>
-            <w:tcW w:type="dxa" w:w="4320"/>
+            <w:tcW w:type="dxa" w:w="4248"/>
             <w:vAlign w:val="center"/>
           </w:tcPr>
           <w:p>
@@ -1310,10 +1988,11 @@
             <w:r/>
             <w:r>
               <w:rPr>
+                <w:rFonts w:ascii="Arial" w:hAnsi="Arial"/>
                 <w:b w:val="0"/>
-                <w:sz w:val="20"/>
+                <w:sz w:val="18"/>
               </w:rPr>
-              <w:t>Lists persisted belt trials for the user, optionally filtered by dimension and belt.</w:t>
+              <w:t>Returns belt-level validation status. Yellow Belt currently has concrete validators.</w:t>
             </w:r>
           </w:p>
         </w:tc>
@@ -1321,7 +2000,7 @@
       <w:tr>
         <w:tc>
           <w:tcPr>
-            <w:tcW w:type="dxa" w:w="3168"/>
+            <w:tcW w:type="dxa" w:w="3960"/>
             <w:vAlign w:val="center"/>
           </w:tcPr>
           <w:p>
@@ -1331,16 +2010,17 @@
             <w:r/>
             <w:r>
               <w:rPr>
+                <w:rFonts w:ascii="Arial" w:hAnsi="Arial"/>
                 <w:b w:val="0"/>
-                <w:sz w:val="20"/>
+                <w:sz w:val="18"/>
               </w:rPr>
-              <w:t>/api/journey/belt-trials</w:t>
+              <w:t>/api/journey/belt-readiness/status</w:t>
             </w:r>
           </w:p>
         </w:tc>
         <w:tc>
           <w:tcPr>
-            <w:tcW w:type="dxa" w:w="1440"/>
+            <w:tcW w:type="dxa" w:w="1296"/>
             <w:vAlign w:val="center"/>
           </w:tcPr>
           <w:p>
@@ -1350,16 +2030,17 @@
             <w:r/>
             <w:r>
               <w:rPr>
+                <w:rFonts w:ascii="Arial" w:hAnsi="Arial"/>
                 <w:b w:val="0"/>
-                <w:sz w:val="20"/>
+                <w:sz w:val="18"/>
               </w:rPr>
-              <w:t>POST</w:t>
+              <w:t>GET</w:t>
             </w:r>
           </w:p>
         </w:tc>
         <w:tc>
           <w:tcPr>
-            <w:tcW w:type="dxa" w:w="4320"/>
+            <w:tcW w:type="dxa" w:w="4248"/>
             <w:vAlign w:val="center"/>
           </w:tcPr>
           <w:p>
@@ -1369,10 +2050,11 @@
             <w:r/>
             <w:r>
               <w:rPr>
+                <w:rFonts w:ascii="Arial" w:hAnsi="Arial"/>
                 <w:b w:val="0"/>
-                <w:sz w:val="20"/>
+                <w:sz w:val="18"/>
               </w:rPr>
-              <w:t>Starts or saves a belt trial. Upserts by user, dimension, belt, and trial type.</w:t>
+              <w:t>Returns current readiness and assessment state.</w:t>
             </w:r>
           </w:p>
         </w:tc>
@@ -1380,7 +2062,7 @@
       <w:tr>
         <w:tc>
           <w:tcPr>
-            <w:tcW w:type="dxa" w:w="3168"/>
+            <w:tcW w:type="dxa" w:w="3960"/>
             <w:vAlign w:val="center"/>
           </w:tcPr>
           <w:p>
@@ -1390,16 +2072,17 @@
             <w:r/>
             <w:r>
               <w:rPr>
+                <w:rFonts w:ascii="Arial" w:hAnsi="Arial"/>
                 <w:b w:val="0"/>
-                <w:sz w:val="20"/>
+                <w:sz w:val="18"/>
               </w:rPr>
-              <w:t>/api/journey/belt-trials/{trial_id}</w:t>
+              <w:t>/api/journey/belt-assessments</w:t>
             </w:r>
           </w:p>
         </w:tc>
         <w:tc>
           <w:tcPr>
-            <w:tcW w:type="dxa" w:w="1440"/>
+            <w:tcW w:type="dxa" w:w="1296"/>
             <w:vAlign w:val="center"/>
           </w:tcPr>
           <w:p>
@@ -1409,16 +2092,17 @@
             <w:r/>
             <w:r>
               <w:rPr>
+                <w:rFonts w:ascii="Arial" w:hAnsi="Arial"/>
                 <w:b w:val="0"/>
-                <w:sz w:val="20"/>
+                <w:sz w:val="18"/>
               </w:rPr>
-              <w:t>PUT</w:t>
+              <w:t>GET/POST</w:t>
             </w:r>
           </w:p>
         </w:tc>
         <w:tc>
           <w:tcPr>
-            <w:tcW w:type="dxa" w:w="4320"/>
+            <w:tcW w:type="dxa" w:w="4248"/>
             <w:vAlign w:val="center"/>
           </w:tcPr>
           <w:p>
@@ -1428,8 +2112,195 @@
             <w:r/>
             <w:r>
               <w:rPr>
+                <w:rFonts w:ascii="Arial" w:hAnsi="Arial"/>
                 <w:b w:val="0"/>
-                <w:sz w:val="20"/>
+                <w:sz w:val="18"/>
+              </w:rPr>
+              <w:t>Lists and submits belt assessments.</w:t>
+            </w:r>
+          </w:p>
+        </w:tc>
+      </w:tr>
+      <w:tr>
+        <w:tc>
+          <w:tcPr>
+            <w:tcW w:type="dxa" w:w="3960"/>
+            <w:vAlign w:val="center"/>
+          </w:tcPr>
+          <w:p>
+            <w:pPr>
+              <w:spacing w:after="0"/>
+            </w:pPr>
+            <w:r/>
+            <w:r>
+              <w:rPr>
+                <w:rFonts w:ascii="Arial" w:hAnsi="Arial"/>
+                <w:b w:val="0"/>
+                <w:sz w:val="18"/>
+              </w:rPr>
+              <w:t>/api/journey/belt-assessments/{id}/accept-promotion</w:t>
+            </w:r>
+          </w:p>
+        </w:tc>
+        <w:tc>
+          <w:tcPr>
+            <w:tcW w:type="dxa" w:w="1296"/>
+            <w:vAlign w:val="center"/>
+          </w:tcPr>
+          <w:p>
+            <w:pPr>
+              <w:spacing w:after="0"/>
+            </w:pPr>
+            <w:r/>
+            <w:r>
+              <w:rPr>
+                <w:rFonts w:ascii="Arial" w:hAnsi="Arial"/>
+                <w:b w:val="0"/>
+                <w:sz w:val="18"/>
+              </w:rPr>
+              <w:t>POST</w:t>
+            </w:r>
+          </w:p>
+        </w:tc>
+        <w:tc>
+          <w:tcPr>
+            <w:tcW w:type="dxa" w:w="4248"/>
+            <w:vAlign w:val="center"/>
+          </w:tcPr>
+          <w:p>
+            <w:pPr>
+              <w:spacing w:after="0"/>
+            </w:pPr>
+            <w:r/>
+            <w:r>
+              <w:rPr>
+                <w:rFonts w:ascii="Arial" w:hAnsi="Arial"/>
+                <w:b w:val="0"/>
+                <w:sz w:val="18"/>
+              </w:rPr>
+              <w:t>Accepts a recommended promotion.</w:t>
+            </w:r>
+          </w:p>
+        </w:tc>
+      </w:tr>
+      <w:tr>
+        <w:tc>
+          <w:tcPr>
+            <w:tcW w:type="dxa" w:w="3960"/>
+            <w:vAlign w:val="center"/>
+          </w:tcPr>
+          <w:p>
+            <w:pPr>
+              <w:spacing w:after="0"/>
+            </w:pPr>
+            <w:r/>
+            <w:r>
+              <w:rPr>
+                <w:rFonts w:ascii="Arial" w:hAnsi="Arial"/>
+                <w:b w:val="0"/>
+                <w:sz w:val="18"/>
+              </w:rPr>
+              <w:t>/api/journey/belt-trials</w:t>
+            </w:r>
+          </w:p>
+        </w:tc>
+        <w:tc>
+          <w:tcPr>
+            <w:tcW w:type="dxa" w:w="1296"/>
+            <w:vAlign w:val="center"/>
+          </w:tcPr>
+          <w:p>
+            <w:pPr>
+              <w:spacing w:after="0"/>
+            </w:pPr>
+            <w:r/>
+            <w:r>
+              <w:rPr>
+                <w:rFonts w:ascii="Arial" w:hAnsi="Arial"/>
+                <w:b w:val="0"/>
+                <w:sz w:val="18"/>
+              </w:rPr>
+              <w:t>GET/POST</w:t>
+            </w:r>
+          </w:p>
+        </w:tc>
+        <w:tc>
+          <w:tcPr>
+            <w:tcW w:type="dxa" w:w="4248"/>
+            <w:vAlign w:val="center"/>
+          </w:tcPr>
+          <w:p>
+            <w:pPr>
+              <w:spacing w:after="0"/>
+            </w:pPr>
+            <w:r/>
+            <w:r>
+              <w:rPr>
+                <w:rFonts w:ascii="Arial" w:hAnsi="Arial"/>
+                <w:b w:val="0"/>
+                <w:sz w:val="18"/>
+              </w:rPr>
+              <w:t>Lists or starts/saves belt trials.</w:t>
+            </w:r>
+          </w:p>
+        </w:tc>
+      </w:tr>
+      <w:tr>
+        <w:tc>
+          <w:tcPr>
+            <w:tcW w:type="dxa" w:w="3960"/>
+            <w:vAlign w:val="center"/>
+          </w:tcPr>
+          <w:p>
+            <w:pPr>
+              <w:spacing w:after="0"/>
+            </w:pPr>
+            <w:r/>
+            <w:r>
+              <w:rPr>
+                <w:rFonts w:ascii="Arial" w:hAnsi="Arial"/>
+                <w:b w:val="0"/>
+                <w:sz w:val="18"/>
+              </w:rPr>
+              <w:t>/api/journey/belt-trials/{trial_id}</w:t>
+            </w:r>
+          </w:p>
+        </w:tc>
+        <w:tc>
+          <w:tcPr>
+            <w:tcW w:type="dxa" w:w="1296"/>
+            <w:vAlign w:val="center"/>
+          </w:tcPr>
+          <w:p>
+            <w:pPr>
+              <w:spacing w:after="0"/>
+            </w:pPr>
+            <w:r/>
+            <w:r>
+              <w:rPr>
+                <w:rFonts w:ascii="Arial" w:hAnsi="Arial"/>
+                <w:b w:val="0"/>
+                <w:sz w:val="18"/>
+              </w:rPr>
+              <w:t>PUT</w:t>
+            </w:r>
+          </w:p>
+        </w:tc>
+        <w:tc>
+          <w:tcPr>
+            <w:tcW w:type="dxa" w:w="4248"/>
+            <w:vAlign w:val="center"/>
+          </w:tcPr>
+          <w:p>
+            <w:pPr>
+              <w:spacing w:after="0"/>
+            </w:pPr>
+            <w:r/>
+            <w:r>
+              <w:rPr>
+                <w:rFonts w:ascii="Arial" w:hAnsi="Arial"/>
+                <w:b w:val="0"/>
+                <w:sz w:val="18"/>
               </w:rPr>
               <w:t>Updates response text and status for an existing trial.</w:t>
             </w:r>
@@ -1439,7 +2310,7 @@
       <w:tr>
         <w:tc>
           <w:tcPr>
-            <w:tcW w:type="dxa" w:w="3168"/>
+            <w:tcW w:type="dxa" w:w="3960"/>
             <w:vAlign w:val="center"/>
           </w:tcPr>
           <w:p>
@@ -1449,8 +2320,9 @@
             <w:r/>
             <w:r>
               <w:rPr>
+                <w:rFonts w:ascii="Arial" w:hAnsi="Arial"/>
                 <w:b w:val="0"/>
-                <w:sz w:val="20"/>
+                <w:sz w:val="18"/>
               </w:rPr>
               <w:t>/api/journey/{subdomain endpoint}</w:t>
             </w:r>
@@ -1458,7 +2330,7 @@
         </w:tc>
         <w:tc>
           <w:tcPr>
-            <w:tcW w:type="dxa" w:w="1440"/>
+            <w:tcW w:type="dxa" w:w="1296"/>
             <w:vAlign w:val="center"/>
           </w:tcPr>
           <w:p>
@@ -1468,8 +2340,9 @@
             <w:r/>
             <w:r>
               <w:rPr>
+                <w:rFonts w:ascii="Arial" w:hAnsi="Arial"/>
                 <w:b w:val="0"/>
-                <w:sz w:val="20"/>
+                <w:sz w:val="18"/>
               </w:rPr>
               <w:t>GET/POST/PUT/DELETE</w:t>
             </w:r>
@@ -1477,7 +2350,7 @@
         </w:tc>
         <w:tc>
           <w:tcPr>
-            <w:tcW w:type="dxa" w:w="4320"/>
+            <w:tcW w:type="dxa" w:w="4248"/>
             <w:vAlign w:val="center"/>
           </w:tcPr>
           <w:p>
@@ -1487,10 +2360,321 @@
             <w:r/>
             <w:r>
               <w:rPr>
+                <w:rFonts w:ascii="Arial" w:hAnsi="Arial"/>
                 <w:b w:val="0"/>
-                <w:sz w:val="20"/>
+                <w:sz w:val="18"/>
               </w:rPr>
               <w:t>CRUD for clickable subdomain evidence surfaces.</w:t>
+            </w:r>
+          </w:p>
+        </w:tc>
+      </w:tr>
+      <w:tr>
+        <w:tc>
+          <w:tcPr>
+            <w:tcW w:type="dxa" w:w="3960"/>
+            <w:vAlign w:val="center"/>
+          </w:tcPr>
+          <w:p>
+            <w:pPr>
+              <w:spacing w:after="0"/>
+            </w:pPr>
+            <w:r/>
+            <w:r>
+              <w:rPr>
+                <w:rFonts w:ascii="Arial" w:hAnsi="Arial"/>
+                <w:b w:val="0"/>
+                <w:sz w:val="18"/>
+              </w:rPr>
+              <w:t>/api/journey/visions/{vision_id}/roadmap</w:t>
+            </w:r>
+          </w:p>
+        </w:tc>
+        <w:tc>
+          <w:tcPr>
+            <w:tcW w:type="dxa" w:w="1296"/>
+            <w:vAlign w:val="center"/>
+          </w:tcPr>
+          <w:p>
+            <w:pPr>
+              <w:spacing w:after="0"/>
+            </w:pPr>
+            <w:r/>
+            <w:r>
+              <w:rPr>
+                <w:rFonts w:ascii="Arial" w:hAnsi="Arial"/>
+                <w:b w:val="0"/>
+                <w:sz w:val="18"/>
+              </w:rPr>
+              <w:t>GET</w:t>
+            </w:r>
+          </w:p>
+        </w:tc>
+        <w:tc>
+          <w:tcPr>
+            <w:tcW w:type="dxa" w:w="4248"/>
+            <w:vAlign w:val="center"/>
+          </w:tcPr>
+          <w:p>
+            <w:pPr>
+              <w:spacing w:after="0"/>
+            </w:pPr>
+            <w:r/>
+            <w:r>
+              <w:rPr>
+                <w:rFonts w:ascii="Arial" w:hAnsi="Arial"/>
+                <w:b w:val="0"/>
+                <w:sz w:val="18"/>
+              </w:rPr>
+              <w:t>Loads a vision roadmap.</w:t>
+            </w:r>
+          </w:p>
+        </w:tc>
+      </w:tr>
+      <w:tr>
+        <w:tc>
+          <w:tcPr>
+            <w:tcW w:type="dxa" w:w="3960"/>
+            <w:vAlign w:val="center"/>
+          </w:tcPr>
+          <w:p>
+            <w:pPr>
+              <w:spacing w:after="0"/>
+            </w:pPr>
+            <w:r/>
+            <w:r>
+              <w:rPr>
+                <w:rFonts w:ascii="Arial" w:hAnsi="Arial"/>
+                <w:b w:val="0"/>
+                <w:sz w:val="18"/>
+              </w:rPr>
+              <w:t>/api/journey/visions/{vision_id}/generate-roadmap</w:t>
+            </w:r>
+          </w:p>
+        </w:tc>
+        <w:tc>
+          <w:tcPr>
+            <w:tcW w:type="dxa" w:w="1296"/>
+            <w:vAlign w:val="center"/>
+          </w:tcPr>
+          <w:p>
+            <w:pPr>
+              <w:spacing w:after="0"/>
+            </w:pPr>
+            <w:r/>
+            <w:r>
+              <w:rPr>
+                <w:rFonts w:ascii="Arial" w:hAnsi="Arial"/>
+                <w:b w:val="0"/>
+                <w:sz w:val="18"/>
+              </w:rPr>
+              <w:t>POST</w:t>
+            </w:r>
+          </w:p>
+        </w:tc>
+        <w:tc>
+          <w:tcPr>
+            <w:tcW w:type="dxa" w:w="4248"/>
+            <w:vAlign w:val="center"/>
+          </w:tcPr>
+          <w:p>
+            <w:pPr>
+              <w:spacing w:after="0"/>
+            </w:pPr>
+            <w:r/>
+            <w:r>
+              <w:rPr>
+                <w:rFonts w:ascii="Arial" w:hAnsi="Arial"/>
+                <w:b w:val="0"/>
+                <w:sz w:val="18"/>
+              </w:rPr>
+              <w:t>Generates a draft transformation roadmap.</w:t>
+            </w:r>
+          </w:p>
+        </w:tc>
+      </w:tr>
+      <w:tr>
+        <w:tc>
+          <w:tcPr>
+            <w:tcW w:type="dxa" w:w="3960"/>
+            <w:vAlign w:val="center"/>
+          </w:tcPr>
+          <w:p>
+            <w:pPr>
+              <w:spacing w:after="0"/>
+            </w:pPr>
+            <w:r/>
+            <w:r>
+              <w:rPr>
+                <w:rFonts w:ascii="Arial" w:hAnsi="Arial"/>
+                <w:b w:val="0"/>
+                <w:sz w:val="18"/>
+              </w:rPr>
+              <w:t>/api/opportunities/*</w:t>
+            </w:r>
+          </w:p>
+        </w:tc>
+        <w:tc>
+          <w:tcPr>
+            <w:tcW w:type="dxa" w:w="1296"/>
+            <w:vAlign w:val="center"/>
+          </w:tcPr>
+          <w:p>
+            <w:pPr>
+              <w:spacing w:after="0"/>
+            </w:pPr>
+            <w:r/>
+            <w:r>
+              <w:rPr>
+                <w:rFonts w:ascii="Arial" w:hAnsi="Arial"/>
+                <w:b w:val="0"/>
+                <w:sz w:val="18"/>
+              </w:rPr>
+              <w:t>POST</w:t>
+            </w:r>
+          </w:p>
+        </w:tc>
+        <w:tc>
+          <w:tcPr>
+            <w:tcW w:type="dxa" w:w="4248"/>
+            <w:vAlign w:val="center"/>
+          </w:tcPr>
+          <w:p>
+            <w:pPr>
+              <w:spacing w:after="0"/>
+            </w:pPr>
+            <w:r/>
+            <w:r>
+              <w:rPr>
+                <w:rFonts w:ascii="Arial" w:hAnsi="Arial"/>
+                <w:b w:val="0"/>
+                <w:sz w:val="18"/>
+              </w:rPr>
+              <w:t>Generates, accepts, and declines opportunity suggestions.</w:t>
+            </w:r>
+          </w:p>
+        </w:tc>
+      </w:tr>
+      <w:tr>
+        <w:tc>
+          <w:tcPr>
+            <w:tcW w:type="dxa" w:w="3960"/>
+            <w:vAlign w:val="center"/>
+          </w:tcPr>
+          <w:p>
+            <w:pPr>
+              <w:spacing w:after="0"/>
+            </w:pPr>
+            <w:r/>
+            <w:r>
+              <w:rPr>
+                <w:rFonts w:ascii="Arial" w:hAnsi="Arial"/>
+                <w:b w:val="0"/>
+                <w:sz w:val="18"/>
+              </w:rPr>
+              <w:t>/api/message-feedback</w:t>
+            </w:r>
+          </w:p>
+        </w:tc>
+        <w:tc>
+          <w:tcPr>
+            <w:tcW w:type="dxa" w:w="1296"/>
+            <w:vAlign w:val="center"/>
+          </w:tcPr>
+          <w:p>
+            <w:pPr>
+              <w:spacing w:after="0"/>
+            </w:pPr>
+            <w:r/>
+            <w:r>
+              <w:rPr>
+                <w:rFonts w:ascii="Arial" w:hAnsi="Arial"/>
+                <w:b w:val="0"/>
+                <w:sz w:val="18"/>
+              </w:rPr>
+              <w:t>POST</w:t>
+            </w:r>
+          </w:p>
+        </w:tc>
+        <w:tc>
+          <w:tcPr>
+            <w:tcW w:type="dxa" w:w="4248"/>
+            <w:vAlign w:val="center"/>
+          </w:tcPr>
+          <w:p>
+            <w:pPr>
+              <w:spacing w:after="0"/>
+            </w:pPr>
+            <w:r/>
+            <w:r>
+              <w:rPr>
+                <w:rFonts w:ascii="Arial" w:hAnsi="Arial"/>
+                <w:b w:val="0"/>
+                <w:sz w:val="18"/>
+              </w:rPr>
+              <w:t>Stores feedback for Alfred responses.</w:t>
+            </w:r>
+          </w:p>
+        </w:tc>
+      </w:tr>
+      <w:tr>
+        <w:tc>
+          <w:tcPr>
+            <w:tcW w:type="dxa" w:w="3960"/>
+            <w:vAlign w:val="center"/>
+          </w:tcPr>
+          <w:p>
+            <w:pPr>
+              <w:spacing w:after="0"/>
+            </w:pPr>
+            <w:r/>
+            <w:r>
+              <w:rPr>
+                <w:rFonts w:ascii="Arial" w:hAnsi="Arial"/>
+                <w:b w:val="0"/>
+                <w:sz w:val="18"/>
+              </w:rPr>
+              <w:t>/api/message-signals/*</w:t>
+            </w:r>
+          </w:p>
+        </w:tc>
+        <w:tc>
+          <w:tcPr>
+            <w:tcW w:type="dxa" w:w="1296"/>
+            <w:vAlign w:val="center"/>
+          </w:tcPr>
+          <w:p>
+            <w:pPr>
+              <w:spacing w:after="0"/>
+            </w:pPr>
+            <w:r/>
+            <w:r>
+              <w:rPr>
+                <w:rFonts w:ascii="Arial" w:hAnsi="Arial"/>
+                <w:b w:val="0"/>
+                <w:sz w:val="18"/>
+              </w:rPr>
+              <w:t>GET/POST</w:t>
+            </w:r>
+          </w:p>
+        </w:tc>
+        <w:tc>
+          <w:tcPr>
+            <w:tcW w:type="dxa" w:w="4248"/>
+            <w:vAlign w:val="center"/>
+          </w:tcPr>
+          <w:p>
+            <w:pPr>
+              <w:spacing w:after="0"/>
+            </w:pPr>
+            <w:r/>
+            <w:r>
+              <w:rPr>
+                <w:rFonts w:ascii="Arial" w:hAnsi="Arial"/>
+                <w:b w:val="0"/>
+                <w:sz w:val="18"/>
+              </w:rPr>
+              <w:t>Classifies, backfills, lists, and debugs message signal flags.</w:t>
             </w:r>
           </w:p>
         </w:tc>
@@ -1518,7 +2702,7 @@
         <w:pStyle w:val="ListBullet"/>
       </w:pPr>
       <w:r>
-        <w:t>journey_goals, journey_values, journey_strengths, journey_people, journey_team_composition, journey_energy_sources, journey_energy_drains, journey_recovery_methods, journey_execution_systems, journey_procrastination_patterns, journey_failures, and journey_development_areas support subdomain evidence.</w:t>
+        <w:t>belt_assessments stores developmental readiness, wheel feedback, strengths, growth edges, promotion limiters, priority next actions, and evidence snapshots.</w:t>
       </w:r>
     </w:p>
     <w:p>
@@ -1526,7 +2710,47 @@
         <w:pStyle w:val="ListBullet"/>
       </w:pPr>
       <w:r>
-        <w:t>tasks, habits, habit_completions, journal_entries, goal_review_sessions, and priority tables provide behavioral telemetry for future maturity scoring.</w:t>
+        <w:t>journey_goals stores the Vision/Pillar/Outcome hierarchy and links to tasks and roadmap waves.</w:t>
+      </w:r>
+    </w:p>
+    <w:p>
+      <w:pPr>
+        <w:pStyle w:val="ListBullet"/>
+      </w:pPr>
+      <w:r>
+        <w:t>vision_roadmap_waves and wave_goals store transformation roadmap sequencing and outcome status.</w:t>
+      </w:r>
+    </w:p>
+    <w:p>
+      <w:pPr>
+        <w:pStyle w:val="ListBullet"/>
+      </w:pPr>
+      <w:r>
+        <w:t>opportunity_suggestions stores generated opportunities, MTN scores, linked goals, generated context, scoring details, accept/decline status, user feedback, and created task links.</w:t>
+      </w:r>
+    </w:p>
+    <w:p>
+      <w:pPr>
+        <w:pStyle w:val="ListBullet"/>
+      </w:pPr>
+      <w:r>
+        <w:t>message_feedback and message_signal_flags provide response-quality and behavioral-signal telemetry.</w:t>
+      </w:r>
+    </w:p>
+    <w:p>
+      <w:pPr>
+        <w:pStyle w:val="ListBullet"/>
+      </w:pPr>
+      <w:r>
+        <w:t>journey_people, relationship_reviews, journey_strengths, journey_development_areas, journey_values, journey_energy_sources, journey_energy_drains, journey_recovery_methods, journey_execution_systems, journey_procrastination_patterns, journey_failures, journey_inspiration, journey_coaching_moments, and journey_team_composition support subdomain evidence.</w:t>
+      </w:r>
+    </w:p>
+    <w:p>
+      <w:pPr>
+        <w:pStyle w:val="ListBullet"/>
+      </w:pPr>
+      <w:r>
+        <w:t>tasks, habits, habit_completions, journal_entries, goal_review_sessions, priority tables, and messages provide behavioral telemetry for maturity scoring.</w:t>
       </w:r>
     </w:p>
     <w:p>
@@ -1534,31 +2758,31 @@
         <w:pStyle w:val="Heading1"/>
       </w:pPr>
       <w:r>
-        <w:t>5. Frontend Application</w:t>
+        <w:t>8. Frontend Application</w:t>
       </w:r>
     </w:p>
     <w:p>
       <w:r>
-        <w:t>The frontend is a Vite React app. Current production UI is organized around sidebar navigation, page-level components, and backend-connected panels.</w:t>
+        <w:t>The frontend is a Vite React app organized around sidebar navigation, page-level components, and backend-connected panels.</w:t>
       </w:r>
     </w:p>
     <w:tbl>
       <w:tblPr>
         <w:tblStyle w:val="TableGrid"/>
         <w:tblW w:type="auto" w:w="0"/>
-        <w:jc w:val="left"/>
+        <w:jc w:val="center"/>
         <w:tblLook w:firstColumn="1" w:firstRow="1" w:lastColumn="0" w:lastRow="0" w:noHBand="0" w:noVBand="1" w:val="04A0"/>
       </w:tblPr>
       <w:tblGrid>
-        <w:gridCol w:w="4680"/>
-        <w:gridCol w:w="4680"/>
+        <w:gridCol w:w="4896"/>
+        <w:gridCol w:w="4896"/>
       </w:tblGrid>
       <w:tr>
         <w:tc>
           <w:tcPr>
-            <w:tcW w:type="dxa" w:w="2880"/>
+            <w:tcW w:type="dxa" w:w="3024"/>
+            <w:shd w:fill="1F4E79"/>
             <w:vAlign w:val="center"/>
-            <w:shd w:fill="F2F4F7"/>
           </w:tcPr>
           <w:p>
             <w:pPr>
@@ -1567,9 +2791,10 @@
             <w:r/>
             <w:r>
               <w:rPr>
+                <w:rFonts w:ascii="Arial" w:hAnsi="Arial"/>
                 <w:b/>
-                <w:color w:val="0B2545"/>
-                <w:sz w:val="20"/>
+                <w:color w:val="FFFFFF"/>
+                <w:sz w:val="18"/>
               </w:rPr>
               <w:t>Component</w:t>
             </w:r>
@@ -1577,9 +2802,9 @@
         </w:tc>
         <w:tc>
           <w:tcPr>
-            <w:tcW w:type="dxa" w:w="6048"/>
+            <w:tcW w:type="dxa" w:w="6480"/>
+            <w:shd w:fill="1F4E79"/>
             <w:vAlign w:val="center"/>
-            <w:shd w:fill="F2F4F7"/>
           </w:tcPr>
           <w:p>
             <w:pPr>
@@ -1588,9 +2813,10 @@
             <w:r/>
             <w:r>
               <w:rPr>
+                <w:rFonts w:ascii="Arial" w:hAnsi="Arial"/>
                 <w:b/>
-                <w:color w:val="0B2545"/>
-                <w:sz w:val="20"/>
+                <w:color w:val="FFFFFF"/>
+                <w:sz w:val="18"/>
               </w:rPr>
               <w:t>Current role</w:t>
             </w:r>
@@ -1600,7 +2826,7 @@
       <w:tr>
         <w:tc>
           <w:tcPr>
-            <w:tcW w:type="dxa" w:w="2880"/>
+            <w:tcW w:type="dxa" w:w="3024"/>
             <w:vAlign w:val="center"/>
           </w:tcPr>
           <w:p>
@@ -1610,16 +2836,17 @@
             <w:r/>
             <w:r>
               <w:rPr>
+                <w:rFonts w:ascii="Arial" w:hAnsi="Arial"/>
                 <w:b w:val="0"/>
-                <w:sz w:val="20"/>
+                <w:sz w:val="18"/>
               </w:rPr>
-              <w:t>MyLeadershipJourney.jsx</w:t>
+              <w:t>App.jsx</w:t>
             </w:r>
           </w:p>
         </w:tc>
         <w:tc>
           <w:tcPr>
-            <w:tcW w:type="dxa" w:w="6048"/>
+            <w:tcW w:type="dxa" w:w="6480"/>
             <w:vAlign w:val="center"/>
           </w:tcPr>
           <w:p>
@@ -1629,10 +2856,11 @@
             <w:r/>
             <w:r>
               <w:rPr>
+                <w:rFonts w:ascii="Arial" w:hAnsi="Arial"/>
                 <w:b w:val="0"/>
-                <w:sz w:val="20"/>
+                <w:sz w:val="18"/>
               </w:rPr>
-              <w:t>Journey 2.0 wheel, clickable subdomains, evidence library, belt trials, reflection/real-world modal, and subdomain CRUD modal.</w:t>
+              <w:t>Top-level routing between chat, goals, team, journey, tasks, habits, journal, and coaching pages.</w:t>
             </w:r>
           </w:p>
         </w:tc>
@@ -1640,7 +2868,7 @@
       <w:tr>
         <w:tc>
           <w:tcPr>
-            <w:tcW w:type="dxa" w:w="2880"/>
+            <w:tcW w:type="dxa" w:w="3024"/>
             <w:vAlign w:val="center"/>
           </w:tcPr>
           <w:p>
@@ -1650,16 +2878,17 @@
             <w:r/>
             <w:r>
               <w:rPr>
+                <w:rFonts w:ascii="Arial" w:hAnsi="Arial"/>
                 <w:b w:val="0"/>
-                <w:sz w:val="20"/>
+                <w:sz w:val="18"/>
               </w:rPr>
-              <w:t>TodoList.jsx</w:t>
+              <w:t>MyLeadershipJourney.jsx</w:t>
             </w:r>
           </w:p>
         </w:tc>
         <w:tc>
           <w:tcPr>
-            <w:tcW w:type="dxa" w:w="6048"/>
+            <w:tcW w:type="dxa" w:w="6480"/>
             <w:vAlign w:val="center"/>
           </w:tcPr>
           <w:p>
@@ -1669,10 +2898,11 @@
             <w:r/>
             <w:r>
               <w:rPr>
+                <w:rFonts w:ascii="Arial" w:hAnsi="Arial"/>
                 <w:b w:val="0"/>
-                <w:sz w:val="20"/>
+                <w:sz w:val="18"/>
               </w:rPr>
-              <w:t>Task list, filters, completion, editing, and goal/delegation context.</w:t>
+              <w:t>Journey 2.0 wheel, clickable subdomains, evidence library, belt trials, belt assessment/readiness, and subdomain CRUD surfaces.</w:t>
             </w:r>
           </w:p>
         </w:tc>
@@ -1680,7 +2910,7 @@
       <w:tr>
         <w:tc>
           <w:tcPr>
-            <w:tcW w:type="dxa" w:w="2880"/>
+            <w:tcW w:type="dxa" w:w="3024"/>
             <w:vAlign w:val="center"/>
           </w:tcPr>
           <w:p>
@@ -1690,16 +2920,17 @@
             <w:r/>
             <w:r>
               <w:rPr>
+                <w:rFonts w:ascii="Arial" w:hAnsi="Arial"/>
                 <w:b w:val="0"/>
-                <w:sz w:val="20"/>
+                <w:sz w:val="18"/>
               </w:rPr>
-              <w:t>MyHabits.jsx</w:t>
+              <w:t>MyGoals.jsx</w:t>
             </w:r>
           </w:p>
         </w:tc>
         <w:tc>
           <w:tcPr>
-            <w:tcW w:type="dxa" w:w="6048"/>
+            <w:tcW w:type="dxa" w:w="6480"/>
             <w:vAlign w:val="center"/>
           </w:tcPr>
           <w:p>
@@ -1709,8 +2940,177 @@
             <w:r/>
             <w:r>
               <w:rPr>
+                <w:rFonts w:ascii="Arial" w:hAnsi="Arial"/>
                 <w:b w:val="0"/>
-                <w:sz w:val="20"/>
+                <w:sz w:val="18"/>
+              </w:rPr>
+              <w:t>Vision/Pillar/Outcome goal hierarchy with goal editing, review recap, and roadmap integration.</w:t>
+            </w:r>
+          </w:p>
+        </w:tc>
+      </w:tr>
+      <w:tr>
+        <w:tc>
+          <w:tcPr>
+            <w:tcW w:type="dxa" w:w="3024"/>
+            <w:vAlign w:val="center"/>
+          </w:tcPr>
+          <w:p>
+            <w:pPr>
+              <w:spacing w:after="0"/>
+            </w:pPr>
+            <w:r/>
+            <w:r>
+              <w:rPr>
+                <w:rFonts w:ascii="Arial" w:hAnsi="Arial"/>
+                <w:b w:val="0"/>
+                <w:sz w:val="18"/>
+              </w:rPr>
+              <w:t>TransformationRoadmap.jsx</w:t>
+            </w:r>
+          </w:p>
+        </w:tc>
+        <w:tc>
+          <w:tcPr>
+            <w:tcW w:type="dxa" w:w="6480"/>
+            <w:vAlign w:val="center"/>
+          </w:tcPr>
+          <w:p>
+            <w:pPr>
+              <w:spacing w:after="0"/>
+            </w:pPr>
+            <w:r/>
+            <w:r>
+              <w:rPr>
+                <w:rFonts w:ascii="Arial" w:hAnsi="Arial"/>
+                <w:b w:val="0"/>
+                <w:sz w:val="18"/>
+              </w:rPr>
+              <w:t>Roadmap waves, drag/reorder, wave-goal status, and AI-generated roadmap draft.</w:t>
+            </w:r>
+          </w:p>
+        </w:tc>
+      </w:tr>
+      <w:tr>
+        <w:tc>
+          <w:tcPr>
+            <w:tcW w:type="dxa" w:w="3024"/>
+            <w:vAlign w:val="center"/>
+          </w:tcPr>
+          <w:p>
+            <w:pPr>
+              <w:spacing w:after="0"/>
+            </w:pPr>
+            <w:r/>
+            <w:r>
+              <w:rPr>
+                <w:rFonts w:ascii="Arial" w:hAnsi="Arial"/>
+                <w:b w:val="0"/>
+                <w:sz w:val="18"/>
+              </w:rPr>
+              <w:t>TodoList.jsx</w:t>
+            </w:r>
+          </w:p>
+        </w:tc>
+        <w:tc>
+          <w:tcPr>
+            <w:tcW w:type="dxa" w:w="6480"/>
+            <w:vAlign w:val="center"/>
+          </w:tcPr>
+          <w:p>
+            <w:pPr>
+              <w:spacing w:after="0"/>
+            </w:pPr>
+            <w:r/>
+            <w:r>
+              <w:rPr>
+                <w:rFonts w:ascii="Arial" w:hAnsi="Arial"/>
+                <w:b w:val="0"/>
+                <w:sz w:val="18"/>
+              </w:rPr>
+              <w:t>Task list, filters, completion, goal/delegation context, MTN feedback, and opportunity suggestion modal.</w:t>
+            </w:r>
+          </w:p>
+        </w:tc>
+      </w:tr>
+      <w:tr>
+        <w:tc>
+          <w:tcPr>
+            <w:tcW w:type="dxa" w:w="3024"/>
+            <w:vAlign w:val="center"/>
+          </w:tcPr>
+          <w:p>
+            <w:pPr>
+              <w:spacing w:after="0"/>
+            </w:pPr>
+            <w:r/>
+            <w:r>
+              <w:rPr>
+                <w:rFonts w:ascii="Arial" w:hAnsi="Arial"/>
+                <w:b w:val="0"/>
+                <w:sz w:val="18"/>
+              </w:rPr>
+              <w:t>MyTeam.jsx</w:t>
+            </w:r>
+          </w:p>
+        </w:tc>
+        <w:tc>
+          <w:tcPr>
+            <w:tcW w:type="dxa" w:w="6480"/>
+            <w:vAlign w:val="center"/>
+          </w:tcPr>
+          <w:p>
+            <w:pPr>
+              <w:spacing w:after="0"/>
+            </w:pPr>
+            <w:r/>
+            <w:r>
+              <w:rPr>
+                <w:rFonts w:ascii="Arial" w:hAnsi="Arial"/>
+                <w:b w:val="0"/>
+                <w:sz w:val="18"/>
+              </w:rPr>
+              <w:t>People/team management and relationship review surfaces.</w:t>
+            </w:r>
+          </w:p>
+        </w:tc>
+      </w:tr>
+      <w:tr>
+        <w:tc>
+          <w:tcPr>
+            <w:tcW w:type="dxa" w:w="3024"/>
+            <w:vAlign w:val="center"/>
+          </w:tcPr>
+          <w:p>
+            <w:pPr>
+              <w:spacing w:after="0"/>
+            </w:pPr>
+            <w:r/>
+            <w:r>
+              <w:rPr>
+                <w:rFonts w:ascii="Arial" w:hAnsi="Arial"/>
+                <w:b w:val="0"/>
+                <w:sz w:val="18"/>
+              </w:rPr>
+              <w:t>MyHabits.jsx</w:t>
+            </w:r>
+          </w:p>
+        </w:tc>
+        <w:tc>
+          <w:tcPr>
+            <w:tcW w:type="dxa" w:w="6480"/>
+            <w:vAlign w:val="center"/>
+          </w:tcPr>
+          <w:p>
+            <w:pPr>
+              <w:spacing w:after="0"/>
+            </w:pPr>
+            <w:r/>
+            <w:r>
+              <w:rPr>
+                <w:rFonts w:ascii="Arial" w:hAnsi="Arial"/>
+                <w:b w:val="0"/>
+                <w:sz w:val="18"/>
               </w:rPr>
               <w:t>Habit tracking and history.</w:t>
             </w:r>
@@ -1720,7 +3120,7 @@
       <w:tr>
         <w:tc>
           <w:tcPr>
-            <w:tcW w:type="dxa" w:w="2880"/>
+            <w:tcW w:type="dxa" w:w="3024"/>
             <w:vAlign w:val="center"/>
           </w:tcPr>
           <w:p>
@@ -1730,16 +3130,17 @@
             <w:r/>
             <w:r>
               <w:rPr>
+                <w:rFonts w:ascii="Arial" w:hAnsi="Arial"/>
                 <w:b w:val="0"/>
-                <w:sz w:val="20"/>
+                <w:sz w:val="18"/>
               </w:rPr>
-              <w:t>MyTeam.jsx</w:t>
+              <w:t>MyCoachingSessions.jsx</w:t>
             </w:r>
           </w:p>
         </w:tc>
         <w:tc>
           <w:tcPr>
-            <w:tcW w:type="dxa" w:w="6048"/>
+            <w:tcW w:type="dxa" w:w="6480"/>
             <w:vAlign w:val="center"/>
           </w:tcPr>
           <w:p>
@@ -1749,10 +3150,11 @@
             <w:r/>
             <w:r>
               <w:rPr>
+                <w:rFonts w:ascii="Arial" w:hAnsi="Arial"/>
                 <w:b w:val="0"/>
-                <w:sz w:val="20"/>
+                <w:sz w:val="18"/>
               </w:rPr>
-              <w:t>People/team management and relationship review surfaces.</w:t>
+              <w:t>Dedicated leadership coaching session UI.</w:t>
             </w:r>
           </w:p>
         </w:tc>
@@ -1760,7 +3162,7 @@
       <w:tr>
         <w:tc>
           <w:tcPr>
-            <w:tcW w:type="dxa" w:w="2880"/>
+            <w:tcW w:type="dxa" w:w="3024"/>
             <w:vAlign w:val="center"/>
           </w:tcPr>
           <w:p>
@@ -1770,16 +3172,17 @@
             <w:r/>
             <w:r>
               <w:rPr>
+                <w:rFonts w:ascii="Arial" w:hAnsi="Arial"/>
                 <w:b w:val="0"/>
-                <w:sz w:val="20"/>
+                <w:sz w:val="18"/>
               </w:rPr>
-              <w:t>MyCoachingSessions.jsx</w:t>
+              <w:t>MyJournal.jsx</w:t>
             </w:r>
           </w:p>
         </w:tc>
         <w:tc>
           <w:tcPr>
-            <w:tcW w:type="dxa" w:w="6048"/>
+            <w:tcW w:type="dxa" w:w="6480"/>
             <w:vAlign w:val="center"/>
           </w:tcPr>
           <w:p>
@@ -1789,10 +3192,11 @@
             <w:r/>
             <w:r>
               <w:rPr>
+                <w:rFonts w:ascii="Arial" w:hAnsi="Arial"/>
                 <w:b w:val="0"/>
-                <w:sz w:val="20"/>
+                <w:sz w:val="18"/>
               </w:rPr>
-              <w:t>Dedicated leadership coaching session UI.</w:t>
+              <w:t>Journal/reflection surface.</w:t>
             </w:r>
           </w:p>
         </w:tc>
@@ -1800,7 +3204,7 @@
       <w:tr>
         <w:tc>
           <w:tcPr>
-            <w:tcW w:type="dxa" w:w="2880"/>
+            <w:tcW w:type="dxa" w:w="3024"/>
             <w:vAlign w:val="center"/>
           </w:tcPr>
           <w:p>
@@ -1810,16 +3214,17 @@
             <w:r/>
             <w:r>
               <w:rPr>
+                <w:rFonts w:ascii="Arial" w:hAnsi="Arial"/>
                 <w:b w:val="0"/>
-                <w:sz w:val="20"/>
+                <w:sz w:val="18"/>
               </w:rPr>
-              <w:t>MyJournal.jsx</w:t>
+              <w:t>AlfredChat.jsx</w:t>
             </w:r>
           </w:p>
         </w:tc>
         <w:tc>
           <w:tcPr>
-            <w:tcW w:type="dxa" w:w="6048"/>
+            <w:tcW w:type="dxa" w:w="6480"/>
             <w:vAlign w:val="center"/>
           </w:tcPr>
           <w:p>
@@ -1829,10 +3234,11 @@
             <w:r/>
             <w:r>
               <w:rPr>
+                <w:rFonts w:ascii="Arial" w:hAnsi="Arial"/>
                 <w:b w:val="0"/>
-                <w:sz w:val="20"/>
+                <w:sz w:val="18"/>
               </w:rPr>
-              <w:t>Journal/reflection surface.</w:t>
+              <w:t>In-app chat access to Alfred plus response feedback hooks.</w:t>
             </w:r>
           </w:p>
         </w:tc>
@@ -1840,7 +3246,7 @@
       <w:tr>
         <w:tc>
           <w:tcPr>
-            <w:tcW w:type="dxa" w:w="2880"/>
+            <w:tcW w:type="dxa" w:w="3024"/>
             <w:vAlign w:val="center"/>
           </w:tcPr>
           <w:p>
@@ -1850,16 +3256,17 @@
             <w:r/>
             <w:r>
               <w:rPr>
+                <w:rFonts w:ascii="Arial" w:hAnsi="Arial"/>
                 <w:b w:val="0"/>
-                <w:sz w:val="20"/>
+                <w:sz w:val="18"/>
               </w:rPr>
-              <w:t>AlfredChat.jsx</w:t>
+              <w:t>Sidebar.jsx</w:t>
             </w:r>
           </w:p>
         </w:tc>
         <w:tc>
           <w:tcPr>
-            <w:tcW w:type="dxa" w:w="6048"/>
+            <w:tcW w:type="dxa" w:w="6480"/>
             <w:vAlign w:val="center"/>
           </w:tcPr>
           <w:p>
@@ -1869,48 +3276,9 @@
             <w:r/>
             <w:r>
               <w:rPr>
+                <w:rFonts w:ascii="Arial" w:hAnsi="Arial"/>
                 <w:b w:val="0"/>
-                <w:sz w:val="20"/>
-              </w:rPr>
-              <w:t>In-app chat access to Alfred.</w:t>
-            </w:r>
-          </w:p>
-        </w:tc>
-      </w:tr>
-      <w:tr>
-        <w:tc>
-          <w:tcPr>
-            <w:tcW w:type="dxa" w:w="2880"/>
-            <w:vAlign w:val="center"/>
-          </w:tcPr>
-          <w:p>
-            <w:pPr>
-              <w:spacing w:after="0"/>
-            </w:pPr>
-            <w:r/>
-            <w:r>
-              <w:rPr>
-                <w:b w:val="0"/>
-                <w:sz w:val="20"/>
-              </w:rPr>
-              <w:t>Sidebar.jsx</w:t>
-            </w:r>
-          </w:p>
-        </w:tc>
-        <w:tc>
-          <w:tcPr>
-            <w:tcW w:type="dxa" w:w="6048"/>
-            <w:vAlign w:val="center"/>
-          </w:tcPr>
-          <w:p>
-            <w:pPr>
-              <w:spacing w:after="0"/>
-            </w:pPr>
-            <w:r/>
-            <w:r>
-              <w:rPr>
-                <w:b w:val="0"/>
-                <w:sz w:val="20"/>
+                <w:sz w:val="18"/>
               </w:rPr>
               <w:t>Main product navigation.</w:t>
             </w:r>
@@ -1921,50 +3289,10 @@
     <w:p/>
     <w:p>
       <w:pPr>
-        <w:pStyle w:val="Heading2"/>
-      </w:pPr>
-      <w:r>
-        <w:t>Journey Page Layout</w:t>
-      </w:r>
-    </w:p>
-    <w:p>
-      <w:pPr>
-        <w:pStyle w:val="ListBullet"/>
-      </w:pPr>
-      <w:r>
-        <w:t>Left column: wheel card followed by evidence library.</w:t>
-      </w:r>
-    </w:p>
-    <w:p>
-      <w:pPr>
-        <w:pStyle w:val="ListBullet"/>
-      </w:pPr>
-      <w:r>
-        <w:t>Right column: dimension deep dive followed by unified belt-trials section.</w:t>
-      </w:r>
-    </w:p>
-    <w:p>
-      <w:pPr>
-        <w:pStyle w:val="ListBullet"/>
-      </w:pPr>
-      <w:r>
-        <w:t>MVP scope messaging has been removed from the page.</w:t>
-      </w:r>
-    </w:p>
-    <w:p>
-      <w:pPr>
-        <w:pStyle w:val="ListBullet"/>
-      </w:pPr>
-      <w:r>
-        <w:t>The former duplicate Advancement Loop / Belt Trials split has been merged into a single trials section.</w:t>
-      </w:r>
-    </w:p>
-    <w:p>
-      <w:pPr>
         <w:pStyle w:val="Heading1"/>
       </w:pPr>
       <w:r>
-        <w:t>6. Behavioral Telemetry and Progression</w:t>
+        <w:t>9. Behavioral Telemetry and Progression</w:t>
       </w:r>
     </w:p>
     <w:p>
@@ -1977,7 +3305,7 @@
         <w:pStyle w:val="ListBullet"/>
       </w:pPr>
       <w:r>
-        <w:t>Current completed work: YAML curriculum, persisted reflection/real-world trial submissions, dynamic belt-trial rendering, clickable subdomain evidence surfaces, and domain-level progression calculations in the UI.</w:t>
+        <w:t>Completed foundation: YAML curriculum, persisted trial submissions, dynamic belt-trial rendering, clickable evidence surfaces, goal hierarchy, roadmap waves, opportunity generation, feedback capture, message signal flags, and belt assessment storage.</w:t>
       </w:r>
     </w:p>
     <w:p>
@@ -1985,7 +3313,7 @@
         <w:pStyle w:val="ListBullet"/>
       </w:pPr>
       <w:r>
-        <w:t>Current limitation: AI grading and behavioral integration scoring are not yet fully centralized in the backend.</w:t>
+        <w:t>Current validation: Yellow Belt validators check concrete signals such as vision completion, values/strengths/energy reflections, people entered, task consistency, habits, journals, and message-derived evidence.</w:t>
       </w:r>
     </w:p>
     <w:p>
@@ -1993,7 +3321,7 @@
         <w:pStyle w:val="ListBullet"/>
       </w:pPr>
       <w:r>
-        <w:t>Recommended next backend step: extract Journey progression logic into a dedicated service that calculates domain readiness from trial status and evidence tables.</w:t>
+        <w:t>Current limitation: some readiness and assessment logic still lives inside the Journey router rather than a dedicated service layer.</w:t>
       </w:r>
     </w:p>
     <w:p>
@@ -2001,7 +3329,15 @@
         <w:pStyle w:val="ListBullet"/>
       </w:pPr>
       <w:r>
-        <w:t>Recommended next AI step: add reviewer logic that evaluates reflection depth, ownership, pattern recognition, and readiness without judging grammar or style.</w:t>
+        <w:t>Recommended backend step: extract Journey progression, assessment normalization, and evidence aggregation into services so UI, coaching, nudges, and validation use the same readiness logic.</w:t>
+      </w:r>
+    </w:p>
+    <w:p>
+      <w:pPr>
+        <w:pStyle w:val="ListBullet"/>
+      </w:pPr>
+      <w:r>
+        <w:t>Recommended AI step: continue improving reviewer logic that evaluates reflection depth, ownership, pattern recognition, behavior change, and readiness without over-weighting grammar or writing style.</w:t>
       </w:r>
     </w:p>
     <w:p>
@@ -2009,55 +3345,15 @@
         <w:pStyle w:val="Heading1"/>
       </w:pPr>
       <w:r>
-        <w:t>7. Documentation Strategy</w:t>
+        <w:t>10. Documentation Strategy</w:t>
       </w:r>
     </w:p>
-    <w:tbl>
-      <w:tblPr>
-        <w:tblW w:type="auto" w:w="0"/>
-        <w:jc w:val="left"/>
-        <w:tblLook w:firstColumn="1" w:firstRow="1" w:lastColumn="0" w:lastRow="0" w:noHBand="0" w:noVBand="1" w:val="04A0"/>
-      </w:tblPr>
-      <w:tblGrid>
-        <w:gridCol w:w="9360"/>
-      </w:tblGrid>
-      <w:tr>
-        <w:tc>
-          <w:tcPr>
-            <w:tcW w:type="dxa" w:w="9360"/>
-            <w:shd w:fill="F4F6F9"/>
-          </w:tcPr>
-          <w:p>
-            <w:pPr>
-              <w:spacing w:after="80"/>
-            </w:pPr>
-            <w:r>
-              <w:rPr>
-                <w:b/>
-                <w:color w:val="0B2545"/>
-                <w:sz w:val="22"/>
-              </w:rPr>
-              <w:t>Recommendation</w:t>
-            </w:r>
-          </w:p>
-          <w:p>
-            <w:pPr>
-              <w:spacing w:after="0"/>
-            </w:pPr>
-            <w:r>
-              <w:t>Keep this comprehensive Word document as the product and architecture narrative, but also maintain lightweight README.md files inside important folders for developer navigation.</w:t>
-            </w:r>
-          </w:p>
-        </w:tc>
-      </w:tr>
-    </w:tbl>
-    <w:p/>
     <w:p>
       <w:pPr>
         <w:pStyle w:val="ListBullet"/>
       </w:pPr>
       <w:r>
-        <w:t>The Word document should answer: what is Alfred, how does the system fit together, what are the major product concepts, and what is changing over time?</w:t>
+        <w:t>This Word document should answer: what is Alfred, how does the system fit together, what are the major product concepts, and what is changing over time?</w:t>
       </w:r>
     </w:p>
     <w:p>
@@ -2073,7 +3369,7 @@
         <w:pStyle w:val="ListBullet"/>
       </w:pPr>
       <w:r>
-        <w:t>A small number of maintained READMEs is better than a README in every folder, especially while the codebase still contains backup/copy files.</w:t>
+        <w:t>A small number of maintained READMEs remains preferable to a README in every folder while the codebase still contains backup/copy files.</w:t>
       </w:r>
     </w:p>
     <w:p>
@@ -2081,15 +3377,81 @@
         <w:pStyle w:val="ListBullet"/>
       </w:pPr>
       <w:r>
-        <w:t>The initial folder README set now covers app, routers, services, frontend components, and migrations.</w:t>
+        <w:t>The maintained README set currently covers the root, app, routers, services, frontend components, and migrations.</w:t>
       </w:r>
     </w:p>
+    <w:p>
+      <w:pPr>
+        <w:pStyle w:val="ListBullet"/>
+      </w:pPr>
+      <w:r>
+        <w:t>When major migrations land, update this document and the relevant folder README in the same change so the narrative and developer map stay aligned.</w:t>
+      </w:r>
+    </w:p>
+    <w:tbl>
+      <w:tblPr>
+        <w:tblStyle w:val="TableGrid"/>
+        <w:tblW w:type="auto" w:w="0"/>
+        <w:jc w:val="center"/>
+        <w:tblLook w:firstColumn="1" w:firstRow="1" w:lastColumn="0" w:lastRow="0" w:noHBand="0" w:noVBand="1" w:val="04A0"/>
+      </w:tblPr>
+      <w:tblGrid>
+        <w:gridCol w:w="9792"/>
+      </w:tblGrid>
+      <w:tr>
+        <w:tc>
+          <w:tcPr>
+            <w:tcW w:type="dxa" w:w="9504"/>
+            <w:shd w:fill="1F4E79"/>
+            <w:vAlign w:val="center"/>
+          </w:tcPr>
+          <w:p>
+            <w:pPr>
+              <w:spacing w:after="0"/>
+            </w:pPr>
+            <w:r/>
+            <w:r>
+              <w:rPr>
+                <w:rFonts w:ascii="Arial" w:hAnsi="Arial"/>
+                <w:b/>
+                <w:color w:val="FFFFFF"/>
+                <w:sz w:val="18"/>
+              </w:rPr>
+              <w:t>Recommendation</w:t>
+            </w:r>
+          </w:p>
+        </w:tc>
+      </w:tr>
+      <w:tr>
+        <w:tc>
+          <w:tcPr>
+            <w:tcW w:type="dxa" w:w="9504"/>
+            <w:vAlign w:val="center"/>
+          </w:tcPr>
+          <w:p>
+            <w:pPr>
+              <w:spacing w:after="0"/>
+            </w:pPr>
+            <w:r/>
+            <w:r>
+              <w:rPr>
+                <w:rFonts w:ascii="Arial" w:hAnsi="Arial"/>
+                <w:b w:val="0"/>
+                <w:sz w:val="18"/>
+              </w:rPr>
+              <w:t>Keep this comprehensive Word document as the product and architecture narrative, and maintain lightweight README.md files inside important folders for developer navigation.</w:t>
+            </w:r>
+          </w:p>
+        </w:tc>
+      </w:tr>
+    </w:tbl>
+    <w:p/>
     <w:p>
       <w:pPr>
         <w:pStyle w:val="Heading1"/>
       </w:pPr>
       <w:r>
-        <w:t>8. Current Gaps and Next Steps</w:t>
+        <w:t>11. Current Gaps and Next Steps</w:t>
       </w:r>
     </w:p>
     <w:p>
@@ -2097,7 +3459,7 @@
         <w:pStyle w:val="ListNumber"/>
       </w:pPr>
       <w:r>
-        <w:t>Move Journey progression calculation from React into a backend service so UI, coaching, and nudges use the same readiness logic.</w:t>
+        <w:t>Extract Journey progression, assessment normalization, and readiness calculation from app/routers/journey.py into dedicated service modules.</w:t>
       </w:r>
     </w:p>
     <w:p>
@@ -2105,7 +3467,7 @@
         <w:pStyle w:val="ListNumber"/>
       </w:pPr>
       <w:r>
-        <w:t>Add AI grading for Reflection Trial and Real-World Trial submissions with statuses such as submitted, needs_deeper_reflection, and passed.</w:t>
+        <w:t>Complete behavioral evidence calculators beyond Yellow Belt and make their results reusable by Journey UI, coaching, nudges, and assessments.</w:t>
       </w:r>
     </w:p>
     <w:p>
@@ -2113,15 +3475,7 @@
         <w:pStyle w:val="ListNumber"/>
       </w:pPr>
       <w:r>
-        <w:t>Define behavioral evidence calculators for each domain using tasks, habits, journal, goal reviews, people reviews, and Journey subdomain evidence.</w:t>
-      </w:r>
-    </w:p>
-    <w:p>
-      <w:pPr>
-        <w:pStyle w:val="ListNumber"/>
-      </w:pPr>
-      <w:r>
-        <w:t>Consider storing curriculum version metadata on submitted trials so future curriculum changes can be audited against historical user work.</w:t>
+        <w:t>Add focused tests around belt validation, roadmap wave ordering, opportunity accept/decline behavior, message feedback, and signal classification.</w:t>
       </w:r>
     </w:p>
     <w:p>
@@ -2137,7 +3491,15 @@
         <w:pStyle w:val="ListNumber"/>
       </w:pPr>
       <w:r>
-        <w:t>Add a small developer setup section once npm/node availability is stable in the local workflow.</w:t>
+        <w:t>Add a small developer setup and verification section once npm/node and database workflows are stable in local development.</w:t>
+      </w:r>
+    </w:p>
+    <w:p>
+      <w:pPr>
+        <w:pStyle w:val="ListNumber"/>
+      </w:pPr>
+      <w:r>
+        <w:t>Continue aligning README files with the Word document whenever schema or product surfaces change.</w:t>
       </w:r>
     </w:p>
     <w:p>
@@ -2145,26 +3507,26 @@
         <w:pStyle w:val="Heading1"/>
       </w:pPr>
       <w:r>
-        <w:t>9. Folder Map</w:t>
+        <w:t>12. Folder Map</w:t>
       </w:r>
     </w:p>
     <w:tbl>
       <w:tblPr>
         <w:tblStyle w:val="TableGrid"/>
         <w:tblW w:type="auto" w:w="0"/>
-        <w:jc w:val="left"/>
+        <w:jc w:val="center"/>
         <w:tblLook w:firstColumn="1" w:firstRow="1" w:lastColumn="0" w:lastRow="0" w:noHBand="0" w:noVBand="1" w:val="04A0"/>
       </w:tblPr>
       <w:tblGrid>
-        <w:gridCol w:w="4680"/>
-        <w:gridCol w:w="4680"/>
+        <w:gridCol w:w="4896"/>
+        <w:gridCol w:w="4896"/>
       </w:tblGrid>
       <w:tr>
         <w:tc>
           <w:tcPr>
             <w:tcW w:type="dxa" w:w="3312"/>
+            <w:shd w:fill="1F4E79"/>
             <w:vAlign w:val="center"/>
-            <w:shd w:fill="F2F4F7"/>
           </w:tcPr>
           <w:p>
             <w:pPr>
@@ -2173,9 +3535,10 @@
             <w:r/>
             <w:r>
               <w:rPr>
+                <w:rFonts w:ascii="Arial" w:hAnsi="Arial"/>
                 <w:b/>
-                <w:color w:val="0B2545"/>
-                <w:sz w:val="20"/>
+                <w:color w:val="FFFFFF"/>
+                <w:sz w:val="18"/>
               </w:rPr>
               <w:t>Folder / file</w:t>
             </w:r>
@@ -2183,9 +3546,9 @@
         </w:tc>
         <w:tc>
           <w:tcPr>
-            <w:tcW w:type="dxa" w:w="5616"/>
+            <w:tcW w:type="dxa" w:w="6192"/>
+            <w:shd w:fill="1F4E79"/>
             <w:vAlign w:val="center"/>
-            <w:shd w:fill="F2F4F7"/>
           </w:tcPr>
           <w:p>
             <w:pPr>
@@ -2194,9 +3557,10 @@
             <w:r/>
             <w:r>
               <w:rPr>
+                <w:rFonts w:ascii="Arial" w:hAnsi="Arial"/>
                 <w:b/>
-                <w:color w:val="0B2545"/>
-                <w:sz w:val="20"/>
+                <w:color w:val="FFFFFF"/>
+                <w:sz w:val="18"/>
               </w:rPr>
               <w:t>Meaning</w:t>
             </w:r>
@@ -2216,8 +3580,9 @@
             <w:r/>
             <w:r>
               <w:rPr>
+                <w:rFonts w:ascii="Arial" w:hAnsi="Arial"/>
                 <w:b w:val="0"/>
-                <w:sz w:val="20"/>
+                <w:sz w:val="18"/>
               </w:rPr>
               <w:t>app/</w:t>
             </w:r>
@@ -2225,7 +3590,7 @@
         </w:tc>
         <w:tc>
           <w:tcPr>
-            <w:tcW w:type="dxa" w:w="5616"/>
+            <w:tcW w:type="dxa" w:w="6192"/>
             <w:vAlign w:val="center"/>
           </w:tcPr>
           <w:p>
@@ -2235,8 +3600,9 @@
             <w:r/>
             <w:r>
               <w:rPr>
+                <w:rFonts w:ascii="Arial" w:hAnsi="Arial"/>
                 <w:b w:val="0"/>
-                <w:sz w:val="20"/>
+                <w:sz w:val="18"/>
               </w:rPr>
               <w:t>Main backend application plus frontend source and Journey curriculum.</w:t>
             </w:r>
@@ -2256,8 +3622,9 @@
             <w:r/>
             <w:r>
               <w:rPr>
+                <w:rFonts w:ascii="Arial" w:hAnsi="Arial"/>
                 <w:b w:val="0"/>
-                <w:sz w:val="20"/>
+                <w:sz w:val="18"/>
               </w:rPr>
               <w:t>app/routers/</w:t>
             </w:r>
@@ -2265,7 +3632,7 @@
         </w:tc>
         <w:tc>
           <w:tcPr>
-            <w:tcW w:type="dxa" w:w="5616"/>
+            <w:tcW w:type="dxa" w:w="6192"/>
             <w:vAlign w:val="center"/>
           </w:tcPr>
           <w:p>
@@ -2275,8 +3642,9 @@
             <w:r/>
             <w:r>
               <w:rPr>
+                <w:rFonts w:ascii="Arial" w:hAnsi="Arial"/>
                 <w:b w:val="0"/>
-                <w:sz w:val="20"/>
+                <w:sz w:val="18"/>
               </w:rPr>
               <w:t>FastAPI routes grouped by product surface.</w:t>
             </w:r>
@@ -2296,8 +3664,9 @@
             <w:r/>
             <w:r>
               <w:rPr>
+                <w:rFonts w:ascii="Arial" w:hAnsi="Arial"/>
                 <w:b w:val="0"/>
-                <w:sz w:val="20"/>
+                <w:sz w:val="18"/>
               </w:rPr>
               <w:t>app/services/</w:t>
             </w:r>
@@ -2305,7 +3674,7 @@
         </w:tc>
         <w:tc>
           <w:tcPr>
-            <w:tcW w:type="dxa" w:w="5616"/>
+            <w:tcW w:type="dxa" w:w="6192"/>
             <w:vAlign w:val="center"/>
           </w:tcPr>
           <w:p>
@@ -2315,10 +3684,11 @@
             <w:r/>
             <w:r>
               <w:rPr>
+                <w:rFonts w:ascii="Arial" w:hAnsi="Arial"/>
                 <w:b w:val="0"/>
-                <w:sz w:val="20"/>
+                <w:sz w:val="18"/>
               </w:rPr>
-              <w:t>Business logic, orchestration, AI calls, priority, coaching, and message processing.</w:t>
+              <w:t>Business logic, orchestration, AI calls, priority, coaching, opportunity generation, people review, validation, and message processing.</w:t>
             </w:r>
           </w:p>
         </w:tc>
@@ -2336,16 +3706,17 @@
             <w:r/>
             <w:r>
               <w:rPr>
+                <w:rFonts w:ascii="Arial" w:hAnsi="Arial"/>
                 <w:b w:val="0"/>
-                <w:sz w:val="20"/>
+                <w:sz w:val="18"/>
               </w:rPr>
-              <w:t>app/frontend/src/components/</w:t>
+              <w:t>app/services/opportunity/</w:t>
             </w:r>
           </w:p>
         </w:tc>
         <w:tc>
           <w:tcPr>
-            <w:tcW w:type="dxa" w:w="5616"/>
+            <w:tcW w:type="dxa" w:w="6192"/>
             <w:vAlign w:val="center"/>
           </w:tcPr>
           <w:p>
@@ -2355,8 +3726,51 @@
             <w:r/>
             <w:r>
               <w:rPr>
+                <w:rFonts w:ascii="Arial" w:hAnsi="Arial"/>
                 <w:b w:val="0"/>
-                <w:sz w:val="20"/>
+                <w:sz w:val="18"/>
+              </w:rPr>
+              <w:t>Opportunity context building, generation, scoring, selection, persistence, and feedback logic.</w:t>
+            </w:r>
+          </w:p>
+        </w:tc>
+      </w:tr>
+      <w:tr>
+        <w:tc>
+          <w:tcPr>
+            <w:tcW w:type="dxa" w:w="3312"/>
+            <w:vAlign w:val="center"/>
+          </w:tcPr>
+          <w:p>
+            <w:pPr>
+              <w:spacing w:after="0"/>
+            </w:pPr>
+            <w:r/>
+            <w:r>
+              <w:rPr>
+                <w:rFonts w:ascii="Arial" w:hAnsi="Arial"/>
+                <w:b w:val="0"/>
+                <w:sz w:val="18"/>
+              </w:rPr>
+              <w:t>app/frontend/src/components/</w:t>
+            </w:r>
+          </w:p>
+        </w:tc>
+        <w:tc>
+          <w:tcPr>
+            <w:tcW w:type="dxa" w:w="6192"/>
+            <w:vAlign w:val="center"/>
+          </w:tcPr>
+          <w:p>
+            <w:pPr>
+              <w:spacing w:after="0"/>
+            </w:pPr>
+            <w:r/>
+            <w:r>
+              <w:rPr>
+                <w:rFonts w:ascii="Arial" w:hAnsi="Arial"/>
+                <w:b w:val="0"/>
+                <w:sz w:val="18"/>
               </w:rPr>
               <w:t>React page and UI components.</w:t>
             </w:r>
@@ -2376,16 +3790,17 @@
             <w:r/>
             <w:r>
               <w:rPr>
+                <w:rFonts w:ascii="Arial" w:hAnsi="Arial"/>
                 <w:b w:val="0"/>
-                <w:sz w:val="20"/>
+                <w:sz w:val="18"/>
               </w:rPr>
-              <w:t>app/journey_trials.yaml</w:t>
+              <w:t>app/frontend/src/components/goals/</w:t>
             </w:r>
           </w:p>
         </w:tc>
         <w:tc>
           <w:tcPr>
-            <w:tcW w:type="dxa" w:w="5616"/>
+            <w:tcW w:type="dxa" w:w="6192"/>
             <w:vAlign w:val="center"/>
           </w:tcPr>
           <w:p>
@@ -2395,8 +3810,51 @@
             <w:r/>
             <w:r>
               <w:rPr>
+                <w:rFonts w:ascii="Arial" w:hAnsi="Arial"/>
                 <w:b w:val="0"/>
-                <w:sz w:val="20"/>
+                <w:sz w:val="18"/>
+              </w:rPr>
+              <w:t>Goal hierarchy, goal editing, review recap, and transformation roadmap components.</w:t>
+            </w:r>
+          </w:p>
+        </w:tc>
+      </w:tr>
+      <w:tr>
+        <w:tc>
+          <w:tcPr>
+            <w:tcW w:type="dxa" w:w="3312"/>
+            <w:vAlign w:val="center"/>
+          </w:tcPr>
+          <w:p>
+            <w:pPr>
+              <w:spacing w:after="0"/>
+            </w:pPr>
+            <w:r/>
+            <w:r>
+              <w:rPr>
+                <w:rFonts w:ascii="Arial" w:hAnsi="Arial"/>
+                <w:b w:val="0"/>
+                <w:sz w:val="18"/>
+              </w:rPr>
+              <w:t>app/journey_trials.yaml</w:t>
+            </w:r>
+          </w:p>
+        </w:tc>
+        <w:tc>
+          <w:tcPr>
+            <w:tcW w:type="dxa" w:w="6192"/>
+            <w:vAlign w:val="center"/>
+          </w:tcPr>
+          <w:p>
+            <w:pPr>
+              <w:spacing w:after="0"/>
+            </w:pPr>
+            <w:r/>
+            <w:r>
+              <w:rPr>
+                <w:rFonts w:ascii="Arial" w:hAnsi="Arial"/>
+                <w:b w:val="0"/>
+                <w:sz w:val="18"/>
               </w:rPr>
               <w:t>Journey 2.0 curriculum source of truth.</w:t>
             </w:r>
@@ -2416,16 +3874,17 @@
             <w:r/>
             <w:r>
               <w:rPr>
+                <w:rFonts w:ascii="Arial" w:hAnsi="Arial"/>
                 <w:b w:val="0"/>
-                <w:sz w:val="20"/>
+                <w:sz w:val="18"/>
               </w:rPr>
-              <w:t>db_migrations/</w:t>
+              <w:t>app/journey_subdomain_prompts.yaml</w:t>
             </w:r>
           </w:p>
         </w:tc>
         <w:tc>
           <w:tcPr>
-            <w:tcW w:type="dxa" w:w="5616"/>
+            <w:tcW w:type="dxa" w:w="6192"/>
             <w:vAlign w:val="center"/>
           </w:tcPr>
           <w:p>
@@ -2435,8 +3894,51 @@
             <w:r/>
             <w:r>
               <w:rPr>
+                <w:rFonts w:ascii="Arial" w:hAnsi="Arial"/>
                 <w:b w:val="0"/>
-                <w:sz w:val="20"/>
+                <w:sz w:val="18"/>
+              </w:rPr>
+              <w:t>Prompt configuration for Journey subdomain coaching/evidence surfaces.</w:t>
+            </w:r>
+          </w:p>
+        </w:tc>
+      </w:tr>
+      <w:tr>
+        <w:tc>
+          <w:tcPr>
+            <w:tcW w:type="dxa" w:w="3312"/>
+            <w:vAlign w:val="center"/>
+          </w:tcPr>
+          <w:p>
+            <w:pPr>
+              <w:spacing w:after="0"/>
+            </w:pPr>
+            <w:r/>
+            <w:r>
+              <w:rPr>
+                <w:rFonts w:ascii="Arial" w:hAnsi="Arial"/>
+                <w:b w:val="0"/>
+                <w:sz w:val="18"/>
+              </w:rPr>
+              <w:t>db_migrations/</w:t>
+            </w:r>
+          </w:p>
+        </w:tc>
+        <w:tc>
+          <w:tcPr>
+            <w:tcW w:type="dxa" w:w="6192"/>
+            <w:vAlign w:val="center"/>
+          </w:tcPr>
+          <w:p>
+            <w:pPr>
+              <w:spacing w:after="0"/>
+            </w:pPr>
+            <w:r/>
+            <w:r>
+              <w:rPr>
+                <w:rFonts w:ascii="Arial" w:hAnsi="Arial"/>
+                <w:b w:val="0"/>
+                <w:sz w:val="18"/>
               </w:rPr>
               <w:t>Manual SQL changes for Neon/PostgreSQL.</w:t>
             </w:r>
@@ -2456,8 +3958,9 @@
             <w:r/>
             <w:r>
               <w:rPr>
+                <w:rFonts w:ascii="Arial" w:hAnsi="Arial"/>
                 <w:b w:val="0"/>
-                <w:sz w:val="20"/>
+                <w:sz w:val="18"/>
               </w:rPr>
               <w:t>static/</w:t>
             </w:r>
@@ -2465,7 +3968,7 @@
         </w:tc>
         <w:tc>
           <w:tcPr>
-            <w:tcW w:type="dxa" w:w="5616"/>
+            <w:tcW w:type="dxa" w:w="6192"/>
             <w:vAlign w:val="center"/>
           </w:tcPr>
           <w:p>
@@ -2475,8 +3978,9 @@
             <w:r/>
             <w:r>
               <w:rPr>
+                <w:rFonts w:ascii="Arial" w:hAnsi="Arial"/>
                 <w:b w:val="0"/>
-                <w:sz w:val="20"/>
+                <w:sz w:val="18"/>
               </w:rPr>
               <w:t>Built frontend assets served by FastAPI/Railway.</w:t>
             </w:r>
@@ -2496,8 +4000,9 @@
             <w:r/>
             <w:r>
               <w:rPr>
+                <w:rFonts w:ascii="Arial" w:hAnsi="Arial"/>
                 <w:b w:val="0"/>
-                <w:sz w:val="20"/>
+                <w:sz w:val="18"/>
               </w:rPr>
               <w:t>README.md</w:t>
             </w:r>
@@ -2505,7 +4010,7 @@
         </w:tc>
         <w:tc>
           <w:tcPr>
-            <w:tcW w:type="dxa" w:w="5616"/>
+            <w:tcW w:type="dxa" w:w="6192"/>
             <w:vAlign w:val="center"/>
           </w:tcPr>
           <w:p>
@@ -2515,8 +4020,9 @@
             <w:r/>
             <w:r>
               <w:rPr>
+                <w:rFonts w:ascii="Arial" w:hAnsi="Arial"/>
                 <w:b w:val="0"/>
-                <w:sz w:val="20"/>
+                <w:sz w:val="18"/>
               </w:rPr>
               <w:t>Root repository orientation.</w:t>
             </w:r>
@@ -2531,32 +4037,13 @@
       </w:r>
     </w:p>
     <w:sectPr>
-      <w:footerReference w:type="default" r:id="rId9"/>
       <w:pgSz w:w="12240" w:h="15840"/>
-      <w:pgMar w:top="1440" w:right="1440" w:bottom="1440" w:left="1440" w:header="720" w:footer="720" w:gutter="0"/>
+      <w:pgMar w:top="1080" w:right="1224" w:bottom="1080" w:left="1224" w:header="720" w:footer="720" w:gutter="0"/>
       <w:cols w:space="720"/>
       <w:docGrid w:linePitch="360"/>
     </w:sectPr>
   </w:body>
 </w:document>
-</file>
-
-<file path=word/footer1.xml><?xml version="1.0" encoding="utf-8"?>
-<w:ftr xmlns:m="http://schemas.openxmlformats.org/officeDocument/2006/math" xmlns:mc="http://schemas.openxmlformats.org/markup-compatibility/2006" xmlns:mo="http://schemas.microsoft.com/office/mac/office/2008/main" xmlns:mv="urn:schemas-microsoft-com:mac:vml" xmlns:o="urn:schemas-microsoft-com:office:office" xmlns:r="http://schemas.openxmlformats.org/officeDocument/2006/relationships" xmlns:v="urn:schemas-microsoft-com:vml" xmlns:w10="urn:schemas-microsoft-com:office:word" xmlns:w14="http://schemas.microsoft.com/office/word/2010/wordml" xmlns:w="http://schemas.openxmlformats.org/wordprocessingml/2006/main" xmlns:wne="http://schemas.microsoft.com/office/word/2006/wordml" xmlns:wp14="http://schemas.microsoft.com/office/word/2010/wordprocessingDrawing" xmlns:wp="http://schemas.openxmlformats.org/drawingml/2006/wordprocessingDrawing" xmlns:wpc="http://schemas.microsoft.com/office/word/2010/wordprocessingCanvas" xmlns:wpg="http://schemas.microsoft.com/office/word/2010/wordprocessingGroup" xmlns:wpi="http://schemas.microsoft.com/office/word/2010/wordprocessingInk" xmlns:wps="http://schemas.microsoft.com/office/word/2010/wordprocessingShape" mc:Ignorable="w14 wp14">
-  <w:p>
-    <w:pPr>
-      <w:pStyle w:val="Footer"/>
-      <w:jc w:val="right"/>
-    </w:pPr>
-    <w:r>
-      <w:rPr>
-        <w:color w:val="555555"/>
-        <w:sz w:val="18"/>
-      </w:rPr>
-      <w:t>Leadership OS Documentation v6 - May 22, 2026</w:t>
-    </w:r>
-  </w:p>
-</w:ftr>
 </file>
 
 <file path=word/numbering.xml><?xml version="1.0" encoding="utf-8"?>
@@ -2923,11 +4410,11 @@
     <w:qFormat/>
     <w:rsid w:val="00FC693F"/>
     <w:pPr>
-      <w:spacing w:after="120" w:line="264" w:lineRule="auto"/>
+      <w:spacing w:after="120" w:line="259" w:lineRule="auto"/>
     </w:pPr>
     <w:rPr>
-      <w:rFonts w:ascii="Calibri" w:hAnsi="Calibri" w:eastAsia="Calibri"/>
-      <w:sz w:val="22"/>
+      <w:rFonts w:ascii="Arial" w:hAnsi="Arial" w:eastAsia="Arial"/>
+      <w:sz w:val="20"/>
     </w:rPr>
   </w:style>
   <w:style w:type="paragraph" w:styleId="Header">
@@ -2985,15 +4472,15 @@
     <w:pPr>
       <w:keepNext/>
       <w:keepLines/>
-      <w:spacing w:before="240" w:after="120"/>
+      <w:spacing w:before="240" w:after="80"/>
       <w:outlineLvl w:val="0"/>
     </w:pPr>
     <w:rPr>
-      <w:rFonts w:asciiTheme="majorHAnsi" w:eastAsiaTheme="majorEastAsia" w:hAnsiTheme="majorHAnsi" w:cstheme="majorBidi" w:ascii="Calibri" w:hAnsi="Calibri" w:eastAsia="Calibri"/>
+      <w:rFonts w:asciiTheme="majorHAnsi" w:eastAsiaTheme="majorEastAsia" w:hAnsiTheme="majorHAnsi" w:cstheme="majorBidi" w:ascii="Arial" w:hAnsi="Arial"/>
       <w:b/>
       <w:bCs/>
-      <w:color w:val="2E74B5"/>
-      <w:sz w:val="32"/>
+      <w:color w:val="1F4E79"/>
+      <w:sz w:val="30"/>
       <w:szCs w:val="28"/>
     </w:rPr>
   </w:style>
@@ -3009,15 +4496,15 @@
     <w:pPr>
       <w:keepNext/>
       <w:keepLines/>
-      <w:spacing w:before="240" w:after="120"/>
+      <w:spacing w:before="240" w:after="80"/>
       <w:outlineLvl w:val="1"/>
     </w:pPr>
     <w:rPr>
-      <w:rFonts w:asciiTheme="majorHAnsi" w:eastAsiaTheme="majorEastAsia" w:hAnsiTheme="majorHAnsi" w:cstheme="majorBidi" w:ascii="Calibri" w:hAnsi="Calibri" w:eastAsia="Calibri"/>
+      <w:rFonts w:asciiTheme="majorHAnsi" w:eastAsiaTheme="majorEastAsia" w:hAnsiTheme="majorHAnsi" w:cstheme="majorBidi" w:ascii="Arial" w:hAnsi="Arial"/>
       <w:b/>
       <w:bCs/>
-      <w:color w:val="2E74B5"/>
-      <w:sz w:val="26"/>
+      <w:color w:val="2F5597"/>
+      <w:sz w:val="24"/>
       <w:szCs w:val="26"/>
     </w:rPr>
   </w:style>
@@ -3033,15 +4520,15 @@
     <w:pPr>
       <w:keepNext/>
       <w:keepLines/>
-      <w:spacing w:before="240" w:after="120"/>
+      <w:spacing w:before="240" w:after="80"/>
       <w:outlineLvl w:val="2"/>
     </w:pPr>
     <w:rPr>
-      <w:rFonts w:asciiTheme="majorHAnsi" w:eastAsiaTheme="majorEastAsia" w:hAnsiTheme="majorHAnsi" w:cstheme="majorBidi" w:ascii="Calibri" w:hAnsi="Calibri" w:eastAsia="Calibri"/>
+      <w:rFonts w:asciiTheme="majorHAnsi" w:eastAsiaTheme="majorEastAsia" w:hAnsiTheme="majorHAnsi" w:cstheme="majorBidi" w:ascii="Arial" w:hAnsi="Arial"/>
       <w:b/>
       <w:bCs/>
-      <w:color w:val="1F4D78"/>
-      <w:sz w:val="24"/>
+      <w:color w:val="404040"/>
+      <w:sz w:val="21"/>
     </w:rPr>
   </w:style>
   <w:style w:type="paragraph" w:styleId="Heading4">
@@ -3275,12 +4762,12 @@
       <w:pBdr>
         <w:bottom w:val="single" w:sz="8" w:space="4" w:color="4F81BD" w:themeColor="accent1"/>
       </w:pBdr>
-      <w:spacing w:after="120" w:line="240" w:lineRule="auto" w:before="0"/>
+      <w:spacing w:after="300" w:line="240" w:lineRule="auto"/>
       <w:contextualSpacing/>
     </w:pPr>
     <w:rPr>
-      <w:rFonts w:asciiTheme="majorHAnsi" w:eastAsiaTheme="majorEastAsia" w:hAnsiTheme="majorHAnsi" w:cstheme="majorBidi" w:ascii="Calibri" w:hAnsi="Calibri" w:eastAsia="Calibri"/>
-      <w:color w:val="0B2545"/>
+      <w:rFonts w:asciiTheme="majorHAnsi" w:eastAsiaTheme="majorEastAsia" w:hAnsiTheme="majorHAnsi" w:cstheme="majorBidi"/>
+      <w:color w:val="17365D" w:themeColor="text2" w:themeShade="BF"/>
       <w:spacing w:val="5"/>
       <w:kern w:val="28"/>
       <w:sz w:val="52"/>
@@ -3457,13 +4944,8 @@
       <w:numPr>
         <w:numId w:val="1"/>
       </w:numPr>
-      <w:spacing w:after="80"/>
       <w:contextualSpacing/>
     </w:pPr>
-    <w:rPr>
-      <w:rFonts w:ascii="Calibri" w:hAnsi="Calibri"/>
-      <w:sz w:val="22"/>
-    </w:rPr>
   </w:style>
   <w:style w:type="paragraph" w:styleId="ListBullet2">
     <w:name w:val="List Bullet 2"/>
@@ -3501,13 +4983,8 @@
       <w:numPr>
         <w:numId w:val="5"/>
       </w:numPr>
-      <w:spacing w:after="80"/>
       <w:contextualSpacing/>
     </w:pPr>
-    <w:rPr>
-      <w:rFonts w:ascii="Calibri" w:hAnsi="Calibri"/>
-      <w:sz w:val="22"/>
-    </w:rPr>
   </w:style>
   <w:style w:type="paragraph" w:styleId="ListNumber2">
     <w:name w:val="List Number 2"/>

--- a/Leadership_OS_Documentation_v6_CURRENT.docx
+++ b/Leadership_OS_Documentation_v6_CURRENT.docx
@@ -39,7 +39,7 @@
           <w:i/>
           <w:sz w:val="20"/>
         </w:rPr>
-        <w:t>Version 6.1 - Updated May 30, 2026</w:t>
+        <w:t>Version 6.2 - Updated June 6, 2026</w:t>
       </w:r>
     </w:p>
     <w:tbl>
@@ -83,17 +83,9 @@
             <w:vAlign w:val="center"/>
           </w:tcPr>
           <w:p>
-            <w:pPr>
-              <w:spacing w:after="0"/>
-            </w:pPr>
             <w:r/>
             <w:r>
-              <w:rPr>
-                <w:rFonts w:ascii="Arial" w:hAnsi="Arial"/>
-                <w:b w:val="0"/>
-                <w:sz w:val="18"/>
-              </w:rPr>
-              <w:t>This version documents the current Alfred architecture with emphasis on Journey 2.0, belt assessment, transformation roadmaps, MTN task prioritization, opportunity suggestions, message feedback, message signal flags, and richer people/relationship evidence.</w:t>
+              <w:t>This version documents the current Alfred architecture with emphasis on Journey 2.0, belt assessment, transformation roadmaps, opportunity generation, messaging telemetry, bilingual/timezone-aware settings, task/habit intelligence, journal reflection-depth scoring, and the current developer documentation map.</w:t>
             </w:r>
           </w:p>
         </w:tc>
@@ -152,12 +144,19 @@
     </w:p>
     <w:p>
       <w:r>
+        <w:rPr/>
         <w:t>11. Current Gaps and Next Steps</w:t>
       </w:r>
     </w:p>
     <w:p>
       <w:r>
         <w:t>12. Folder Map</w:t>
+      </w:r>
+    </w:p>
+    <w:p>
+      <w:pPr/>
+      <w:r>
+        <w:t>13. June 2026 Update Summary</w:t>
       </w:r>
     </w:p>
     <w:p>
@@ -202,7 +201,8 @@
         <w:pStyle w:val="ListBullet"/>
       </w:pPr>
       <w:r>
-        <w:t>Recent work extends the May 22 baseline with belt assessments, Yellow Belt validation, roadmap waves, opportunity suggestions, message feedback, signal classification, and richer people evidence fields.</w:t>
+        <w:rPr/>
+        <w:t>Recent work extends the May 22 baseline with belt assessments, Yellow Belt validation, roadmap waves, opportunity suggestions, message feedback, signal classification, richer people evidence fields, language/timezone preferences, recurring/postponed tasks, reflection-depth scoring, habit coaching, and daily energy check-ins.</w:t>
       </w:r>
     </w:p>
     <w:p>
@@ -215,7 +215,8 @@
     </w:p>
     <w:p>
       <w:r>
-        <w:t>The application is a FastAPI backend serving a Vite React frontend, backed by Neon/PostgreSQL and integrated with OpenAI, Twilio WhatsApp, Gmail, and Railway deployment infrastructure.</w:t>
+        <w:rPr/>
+        <w:t>The application is a FastAPI backend serving a Vite React frontend, backed by Neon/PostgreSQL and integrated with OpenAI, Twilio WhatsApp, Gmail/Mailgun email flows, audio services, and Railway deployment infrastructure. The backend serves the built React app from the repository-level static directory when a production build is present.</w:t>
       </w:r>
     </w:p>
     <w:tbl>
@@ -345,17 +346,9 @@
             <w:vAlign w:val="center"/>
           </w:tcPr>
           <w:p>
-            <w:pPr>
-              <w:spacing w:after="0"/>
-            </w:pPr>
             <w:r/>
             <w:r>
-              <w:rPr>
-                <w:rFonts w:ascii="Arial" w:hAnsi="Arial"/>
-                <w:b w:val="0"/>
-                <w:sz w:val="18"/>
-              </w:rPr>
-              <w:t>Executive operating system screens, Journey wheel, chat, tasks, habits, team, journal, coaching, roadmap, and feedback surfaces.</w:t>
+              <w:t>Executive operating system screens, Journey wheel, chat, tasks, habits, team, journal, coaching, roadmap, settings, audio, and feedback surfaces.</w:t>
             </w:r>
           </w:p>
         </w:tc>
@@ -407,17 +400,9 @@
             <w:vAlign w:val="center"/>
           </w:tcPr>
           <w:p>
-            <w:pPr>
-              <w:spacing w:after="0"/>
-            </w:pPr>
             <w:r/>
             <w:r>
-              <w:rPr>
-                <w:rFonts w:ascii="Arial" w:hAnsi="Arial"/>
-                <w:b w:val="0"/>
-                <w:sz w:val="18"/>
-              </w:rPr>
-              <w:t>FastAPI endpoints for journey, tasks, habits, priority, opportunities, message feedback, message signals, chat, coaching, onboarding, and webhooks.</w:t>
+              <w:t>FastAPI endpoints for journey, tasks, habits, priority, opportunities, message feedback, message signals, chat, coaching, settings, audio, onboarding, nudges, and webhooks.</w:t>
             </w:r>
           </w:p>
         </w:tc>
@@ -469,17 +454,9 @@
             <w:vAlign w:val="center"/>
           </w:tcPr>
           <w:p>
-            <w:pPr>
-              <w:spacing w:after="0"/>
-            </w:pPr>
             <w:r/>
             <w:r>
-              <w:rPr>
-                <w:rFonts w:ascii="Arial" w:hAnsi="Arial"/>
-                <w:b w:val="0"/>
-                <w:sz w:val="18"/>
-              </w:rPr>
-              <w:t>Orchestration, prompt handling, message processing, priority scoring, coaching, people review, opportunity generation, and evidence validation.</w:t>
+              <w:t>Orchestration, prompt handling, message processing, language/timezone helpers, priority scoring, habit coaching, reflection scoring, people review, opportunity generation, and validation logic.</w:t>
             </w:r>
           </w:p>
         </w:tc>
@@ -531,17 +508,9 @@
             <w:vAlign w:val="center"/>
           </w:tcPr>
           <w:p>
-            <w:pPr>
-              <w:spacing w:after="0"/>
-            </w:pPr>
             <w:r/>
             <w:r>
-              <w:rPr>
-                <w:rFonts w:ascii="Arial" w:hAnsi="Arial"/>
-                <w:b w:val="0"/>
-                <w:sz w:val="18"/>
-              </w:rPr>
-              <w:t>SQLAlchemy schema for users, messages, Journey memory, roadmap waves, belt trials, belt assessments, task priority, opportunities, feedback, and coaching.</w:t>
+              <w:t>SQLAlchemy schema for users, messages, Journey memory, roadmap waves, belt trials, belt assessments, task priority, recurring/postponed tasks, opportunities, journal scoring, habit coaching, energy check-ins, and preferences.</w:t>
             </w:r>
           </w:p>
         </w:tc>
@@ -1235,6 +1204,41 @@
           </w:p>
         </w:tc>
       </w:tr>
+      <w:tr>
+        <w:tc>
+          <w:tcPr>
+            <w:tcW w:type="dxa" w:w="3264"/>
+          </w:tcPr>
+          <w:p>
+            <w:r/>
+            <w:r>
+              <w:t>Subdomain prompts</w:t>
+            </w:r>
+          </w:p>
+        </w:tc>
+        <w:tc>
+          <w:tcPr>
+            <w:tcW w:type="dxa" w:w="3264"/>
+          </w:tcPr>
+          <w:p>
+            <w:r/>
+            <w:r>
+              <w:t>app/journey_subdomain_prompts.yaml</w:t>
+            </w:r>
+          </w:p>
+        </w:tc>
+        <w:tc>
+          <w:tcPr>
+            <w:tcW w:type="dxa" w:w="3264"/>
+          </w:tcPr>
+          <w:p>
+            <w:r/>
+            <w:r>
+              <w:t>Prompt configuration for Journey subdomain coaching and evidence capture.</w:t>
+            </w:r>
+          </w:p>
+        </w:tc>
+      </w:tr>
     </w:tbl>
     <w:p/>
     <w:p>
@@ -1247,7 +1251,8 @@
     </w:p>
     <w:p>
       <w:r>
-        <w:t>The goals system has been refactored from time-horizon labels toward a leadership transformation hierarchy: Vision, Pillar, and Outcome. The roadmap layer translates a vision into sequenced waves of outcomes, and the opportunity engine identifies high-leverage next actions from the user context.</w:t>
+        <w:rPr/>
+        <w:t>The goals system has been refactored from time-horizon labels toward a leadership transformation hierarchy: Vision, Pillar, and Outcome. The roadmap layer translates a vision into sequenced waves of outcomes, and the opportunity engine identifies high-leverage next actions from the user context. Task execution now also carries richer operating signals, including recurring-task metadata, MTN trends, and postpone tracking.</w:t>
       </w:r>
     </w:p>
     <w:p>
@@ -1255,7 +1260,8 @@
         <w:pStyle w:val="ListBullet"/>
       </w:pPr>
       <w:r>
-        <w:t>Goals support title, description, why, parent_goal_id, sort_order, and linked tasks.</w:t>
+        <w:rPr/>
+        <w:t>Goals support title, description, why, parent_goal_id, sort_order, linked tasks, and value relationships through journey_goal_values.</w:t>
       </w:r>
     </w:p>
     <w:p>
@@ -1288,6 +1294,14 @@
       </w:pPr>
       <w:r>
         <w:t>Opportunity suggestions are generated from task, goal, and Journey context; scored with MTN-style alignment; and can be accepted into today or declined with feedback.</w:t>
+      </w:r>
+    </w:p>
+    <w:p>
+      <w:pPr>
+        <w:pStyle w:val="ListBullet"/>
+      </w:pPr>
+      <w:r>
+        <w:t>Recurring tasks and postpone tracking make task behavior more auditable and give future coaching more reliable execution evidence.</w:t>
       </w:r>
     </w:p>
     <w:tbl>
@@ -1665,17 +1679,44 @@
             <w:vAlign w:val="center"/>
           </w:tcPr>
           <w:p>
-            <w:pPr>
-              <w:spacing w:after="0"/>
-            </w:pPr>
             <w:r/>
             <w:r>
-              <w:rPr>
-                <w:rFonts w:ascii="Arial" w:hAnsi="Arial"/>
-                <w:b w:val="0"/>
-                <w:sz w:val="18"/>
-              </w:rPr>
-              <w:t>move_the_needle_score, strategic_intent, estimated_effort, task priority history.</w:t>
+              <w:t>move_the_needle_score, strategic_intent, estimated_effort, recurring metadata, postpone tracking, task priority history.</w:t>
+            </w:r>
+          </w:p>
+        </w:tc>
+      </w:tr>
+      <w:tr>
+        <w:tc>
+          <w:tcPr>
+            <w:tcW w:type="dxa" w:w="3264"/>
+          </w:tcPr>
+          <w:p>
+            <w:r/>
+            <w:r>
+              <w:t>Goal values</w:t>
+            </w:r>
+          </w:p>
+        </w:tc>
+        <w:tc>
+          <w:tcPr>
+            <w:tcW w:type="dxa" w:w="3264"/>
+          </w:tcPr>
+          <w:p>
+            <w:r/>
+            <w:r>
+              <w:t>/api/journey/goals and value endpoints</w:t>
+            </w:r>
+          </w:p>
+        </w:tc>
+        <w:tc>
+          <w:tcPr>
+            <w:tcW w:type="dxa" w:w="3264"/>
+          </w:tcPr>
+          <w:p>
+            <w:r/>
+            <w:r>
+              <w:t>journey_goal_values connects goals to user values for richer alignment evidence.</w:t>
             </w:r>
           </w:p>
         </w:tc>
@@ -1770,6 +1811,22 @@
       </w:pPr>
       <w:r>
         <w:t>Message signal evidence is already used by Yellow Belt validation checks and can become a broader behavioral telemetry layer.</w:t>
+      </w:r>
+    </w:p>
+    <w:p>
+      <w:pPr>
+        <w:pStyle w:val="ListBullet"/>
+      </w:pPr>
+      <w:r>
+        <w:t>Messages now carry conversation_type so journal, coaching, chat, and nudge history can be separated more cleanly for analytics and retrieval.</w:t>
+      </w:r>
+    </w:p>
+    <w:p>
+      <w:pPr>
+        <w:pStyle w:val="ListBullet"/>
+      </w:pPr>
+      <w:r>
+        <w:t>User language and timezone preferences are persisted through settings endpoints and used by the frontend and generated Alfred responses.</w:t>
       </w:r>
     </w:p>
     <w:p>
@@ -2679,6 +2736,181 @@
           </w:p>
         </w:tc>
       </w:tr>
+      <w:tr>
+        <w:tc>
+          <w:tcPr>
+            <w:tcW w:type="dxa" w:w="3264"/>
+          </w:tcPr>
+          <w:p>
+            <w:r/>
+            <w:r>
+              <w:t>/api/settings</w:t>
+            </w:r>
+          </w:p>
+        </w:tc>
+        <w:tc>
+          <w:tcPr>
+            <w:tcW w:type="dxa" w:w="3264"/>
+          </w:tcPr>
+          <w:p>
+            <w:r/>
+            <w:r>
+              <w:t>GET</w:t>
+            </w:r>
+          </w:p>
+        </w:tc>
+        <w:tc>
+          <w:tcPr>
+            <w:tcW w:type="dxa" w:w="3264"/>
+          </w:tcPr>
+          <w:p>
+            <w:r/>
+            <w:r>
+              <w:t>Loads language and timezone preferences.</w:t>
+            </w:r>
+          </w:p>
+        </w:tc>
+      </w:tr>
+      <w:tr>
+        <w:tc>
+          <w:tcPr>
+            <w:tcW w:type="dxa" w:w="3264"/>
+          </w:tcPr>
+          <w:p>
+            <w:r/>
+            <w:r>
+              <w:t>/api/settings/language</w:t>
+            </w:r>
+          </w:p>
+        </w:tc>
+        <w:tc>
+          <w:tcPr>
+            <w:tcW w:type="dxa" w:w="3264"/>
+          </w:tcPr>
+          <w:p>
+            <w:r/>
+            <w:r>
+              <w:t>PUT</w:t>
+            </w:r>
+          </w:p>
+        </w:tc>
+        <w:tc>
+          <w:tcPr>
+            <w:tcW w:type="dxa" w:w="3264"/>
+          </w:tcPr>
+          <w:p>
+            <w:r/>
+            <w:r>
+              <w:t>Persists English/French language preference.</w:t>
+            </w:r>
+          </w:p>
+        </w:tc>
+      </w:tr>
+      <w:tr>
+        <w:tc>
+          <w:tcPr>
+            <w:tcW w:type="dxa" w:w="3264"/>
+          </w:tcPr>
+          <w:p>
+            <w:r/>
+            <w:r>
+              <w:t>/api/settings/timezone</w:t>
+            </w:r>
+          </w:p>
+        </w:tc>
+        <w:tc>
+          <w:tcPr>
+            <w:tcW w:type="dxa" w:w="3264"/>
+          </w:tcPr>
+          <w:p>
+            <w:r/>
+            <w:r>
+              <w:t>PUT</w:t>
+            </w:r>
+          </w:p>
+        </w:tc>
+        <w:tc>
+          <w:tcPr>
+            <w:tcW w:type="dxa" w:w="3264"/>
+          </w:tcPr>
+          <w:p>
+            <w:r/>
+            <w:r>
+              <w:t>Persists user timezone preference for date-sensitive workflows.</w:t>
+            </w:r>
+          </w:p>
+        </w:tc>
+      </w:tr>
+      <w:tr>
+        <w:tc>
+          <w:tcPr>
+            <w:tcW w:type="dxa" w:w="3264"/>
+          </w:tcPr>
+          <w:p>
+            <w:r/>
+            <w:r>
+              <w:t>/api/habits/energy-checkin</w:t>
+            </w:r>
+          </w:p>
+        </w:tc>
+        <w:tc>
+          <w:tcPr>
+            <w:tcW w:type="dxa" w:w="3264"/>
+          </w:tcPr>
+          <w:p>
+            <w:r/>
+            <w:r>
+              <w:t>POST</w:t>
+            </w:r>
+          </w:p>
+        </w:tc>
+        <w:tc>
+          <w:tcPr>
+            <w:tcW w:type="dxa" w:w="3264"/>
+          </w:tcPr>
+          <w:p>
+            <w:r/>
+            <w:r>
+              <w:t>Stores daily energy check-ins for habit and energy trends.</w:t>
+            </w:r>
+          </w:p>
+        </w:tc>
+      </w:tr>
+      <w:tr>
+        <w:tc>
+          <w:tcPr>
+            <w:tcW w:type="dxa" w:w="3264"/>
+          </w:tcPr>
+          <w:p>
+            <w:r/>
+            <w:r>
+              <w:t>/api/settings/journal/reflection-depth-backfill</w:t>
+            </w:r>
+          </w:p>
+        </w:tc>
+        <w:tc>
+          <w:tcPr>
+            <w:tcW w:type="dxa" w:w="3264"/>
+          </w:tcPr>
+          <w:p>
+            <w:r/>
+            <w:r>
+              <w:t>POST</w:t>
+            </w:r>
+          </w:p>
+        </w:tc>
+        <w:tc>
+          <w:tcPr>
+            <w:tcW w:type="dxa" w:w="3264"/>
+          </w:tcPr>
+          <w:p>
+            <w:r/>
+            <w:r>
+              <w:t>Backfills journal reflection-depth scoring.</w:t>
+            </w:r>
+          </w:p>
+        </w:tc>
+      </w:tr>
     </w:tbl>
     <w:p/>
     <w:p>
@@ -2750,7 +2982,24 @@
         <w:pStyle w:val="ListBullet"/>
       </w:pPr>
       <w:r>
-        <w:t>tasks, habits, habit_completions, journal_entries, goal_review_sessions, priority tables, and messages provide behavioral telemetry for maturity scoring.</w:t>
+        <w:rPr/>
+        <w:t>tasks, habits, habit_completions, daily_energy_checkins, habit_coaching_reviews, journal_entries, goal_review_sessions, priority tables, and messages provide behavioral telemetry for maturity scoring.</w:t>
+      </w:r>
+    </w:p>
+    <w:p>
+      <w:pPr>
+        <w:pStyle w:val="ListBullet"/>
+      </w:pPr>
+      <w:r>
+        <w:t>users stores language_preference and timezone_preference so UI labels, generated responses, due dates, streaks, and daily check-ins can align with the user context.</w:t>
+      </w:r>
+    </w:p>
+    <w:p>
+      <w:pPr>
+        <w:pStyle w:val="ListBullet"/>
+      </w:pPr>
+      <w:r>
+        <w:t>journal_entries includes reflection-depth scoring fields for trend analysis and coaching feedback.</w:t>
       </w:r>
     </w:p>
     <w:p>
@@ -2763,7 +3012,8 @@
     </w:p>
     <w:p>
       <w:r>
-        <w:t>The frontend is a Vite React app organized around sidebar navigation, page-level components, and backend-connected panels.</w:t>
+        <w:rPr/>
+        <w:t>The frontend is a Vite React app organized around sidebar navigation, page-level components, language/timezone context, and backend-connected panels.</w:t>
       </w:r>
     </w:p>
     <w:tbl>
@@ -3018,17 +3268,9 @@
             <w:vAlign w:val="center"/>
           </w:tcPr>
           <w:p>
-            <w:pPr>
-              <w:spacing w:after="0"/>
-            </w:pPr>
             <w:r/>
             <w:r>
-              <w:rPr>
-                <w:rFonts w:ascii="Arial" w:hAnsi="Arial"/>
-                <w:b w:val="0"/>
-                <w:sz w:val="18"/>
-              </w:rPr>
-              <w:t>Task list, filters, completion, goal/delegation context, MTN feedback, and opportunity suggestion modal.</w:t>
+              <w:t>Task list, filters, completion, recurring/postpone behavior, goal/delegation context, MTN feedback, trends, and opportunity suggestion modal.</w:t>
             </w:r>
           </w:p>
         </w:tc>
@@ -3102,17 +3344,9 @@
             <w:vAlign w:val="center"/>
           </w:tcPr>
           <w:p>
-            <w:pPr>
-              <w:spacing w:after="0"/>
-            </w:pPr>
             <w:r/>
             <w:r>
-              <w:rPr>
-                <w:rFonts w:ascii="Arial" w:hAnsi="Arial"/>
-                <w:b w:val="0"/>
-                <w:sz w:val="18"/>
-              </w:rPr>
-              <w:t>Habit tracking and history.</w:t>
+              <w:t>Habit tracking, daily states, energy check-ins, history, trends, scores, heatmap, leaderboard, and habit coaching.</w:t>
             </w:r>
           </w:p>
         </w:tc>
@@ -3186,17 +3420,9 @@
             <w:vAlign w:val="center"/>
           </w:tcPr>
           <w:p>
-            <w:pPr>
-              <w:spacing w:after="0"/>
-            </w:pPr>
             <w:r/>
             <w:r>
-              <w:rPr>
-                <w:rFonts w:ascii="Arial" w:hAnsi="Arial"/>
-                <w:b w:val="0"/>
-                <w:sz w:val="18"/>
-              </w:rPr>
-              <w:t>Journal/reflection surface.</w:t>
+              <w:t>Journal/reflection surface with trends and reflection-depth details.</w:t>
             </w:r>
           </w:p>
         </w:tc>
@@ -3285,6 +3511,30 @@
           </w:p>
         </w:tc>
       </w:tr>
+      <w:tr>
+        <w:tc>
+          <w:tcPr>
+            <w:tcW w:type="dxa" w:w="4896"/>
+          </w:tcPr>
+          <w:p>
+            <w:r/>
+            <w:r>
+              <w:t>Settings.jsx</w:t>
+            </w:r>
+          </w:p>
+        </w:tc>
+        <w:tc>
+          <w:tcPr>
+            <w:tcW w:type="dxa" w:w="4896"/>
+          </w:tcPr>
+          <w:p>
+            <w:r/>
+            <w:r>
+              <w:t>Language and timezone preference UI backed by settings endpoints.</w:t>
+            </w:r>
+          </w:p>
+        </w:tc>
+      </w:tr>
     </w:tbl>
     <w:p/>
     <w:p>
@@ -3305,7 +3555,8 @@
         <w:pStyle w:val="ListBullet"/>
       </w:pPr>
       <w:r>
-        <w:t>Completed foundation: YAML curriculum, persisted trial submissions, dynamic belt-trial rendering, clickable evidence surfaces, goal hierarchy, roadmap waves, opportunity generation, feedback capture, message signal flags, and belt assessment storage.</w:t>
+        <w:rPr/>
+        <w:t>Completed foundation: YAML curriculum, persisted trial submissions, dynamic belt-trial rendering, clickable evidence surfaces, goal hierarchy, roadmap waves, opportunity generation, feedback capture, message signal flags, belt assessment storage, language/timezone preferences, reflection-depth scoring, habit coaching, and energy check-ins.</w:t>
       </w:r>
     </w:p>
     <w:p>
@@ -3313,7 +3564,8 @@
         <w:pStyle w:val="ListBullet"/>
       </w:pPr>
       <w:r>
-        <w:t>Current validation: Yellow Belt validators check concrete signals such as vision completion, values/strengths/energy reflections, people entered, task consistency, habits, journals, and message-derived evidence.</w:t>
+        <w:rPr/>
+        <w:t>Current validation: Yellow Belt validators check concrete signals such as vision completion, values/strengths/energy reflections, people entered, task consistency, habits, journals, and message-derived evidence. New habit, journal, task, timezone, and conversation-type fields increase the quality of future evidence aggregation.</w:t>
       </w:r>
     </w:p>
     <w:p>
@@ -3377,7 +3629,8 @@
         <w:pStyle w:val="ListBullet"/>
       </w:pPr>
       <w:r>
-        <w:t>The maintained README set currently covers the root, app, routers, services, frontend components, and migrations.</w:t>
+        <w:rPr/>
+        <w:t>The maintained README set currently covers the root, app, routers, services, frontend, frontend components, and migrations.</w:t>
       </w:r>
     </w:p>
     <w:p>
@@ -3385,7 +3638,8 @@
         <w:pStyle w:val="ListBullet"/>
       </w:pPr>
       <w:r>
-        <w:t>When major migrations land, update this document and the relevant folder README in the same change so the narrative and developer map stay aligned.</w:t>
+        <w:rPr/>
+        <w:t>When major migrations land, update this document and the relevant folder README in the same change so the narrative and developer map stay aligned. As of June 6, 2026, the markdown READMEs have been refreshed to match this version of the product map.</w:t>
       </w:r>
     </w:p>
     <w:tbl>
@@ -3429,17 +3683,9 @@
             <w:vAlign w:val="center"/>
           </w:tcPr>
           <w:p>
-            <w:pPr>
-              <w:spacing w:after="0"/>
-            </w:pPr>
             <w:r/>
             <w:r>
-              <w:rPr>
-                <w:rFonts w:ascii="Arial" w:hAnsi="Arial"/>
-                <w:b w:val="0"/>
-                <w:sz w:val="18"/>
-              </w:rPr>
-              <w:t>Keep this comprehensive Word document as the product and architecture narrative, and maintain lightweight README.md files inside important folders for developer navigation.</w:t>
+              <w:t>Keep this comprehensive Word document as the product and architecture narrative, and maintain lightweight README.md files as developer maps. Update both when schema, product surfaces, or runtime assumptions change.</w:t>
             </w:r>
           </w:p>
         </w:tc>
@@ -3475,7 +3721,8 @@
         <w:pStyle w:val="ListNumber"/>
       </w:pPr>
       <w:r>
-        <w:t>Add focused tests around belt validation, roadmap wave ordering, opportunity accept/decline behavior, message feedback, and signal classification.</w:t>
+        <w:rPr/>
+        <w:t>Add focused tests around belt validation, roadmap wave ordering, recurring/postponed task behavior, opportunity accept/decline behavior, habit coaching, reflection-depth scoring, message feedback, and signal classification.</w:t>
       </w:r>
     </w:p>
     <w:p>
@@ -3491,7 +3738,8 @@
         <w:pStyle w:val="ListNumber"/>
       </w:pPr>
       <w:r>
-        <w:t>Add a small developer setup and verification section once npm/node and database workflows are stable in local development.</w:t>
+        <w:rPr/>
+        <w:t>Keep the developer setup, environment-variable, and verification sections in README.md aligned with the real local workflow.</w:t>
       </w:r>
     </w:p>
     <w:p>
@@ -4029,8 +4277,112 @@
           </w:p>
         </w:tc>
       </w:tr>
+      <w:tr>
+        <w:tc>
+          <w:tcPr>
+            <w:tcW w:type="dxa" w:w="4896"/>
+          </w:tcPr>
+          <w:p>
+            <w:r/>
+            <w:r>
+              <w:t>app/frontend/README.md</w:t>
+            </w:r>
+          </w:p>
+        </w:tc>
+        <w:tc>
+          <w:tcPr>
+            <w:tcW w:type="dxa" w:w="4896"/>
+          </w:tcPr>
+          <w:p>
+            <w:r/>
+            <w:r>
+              <w:t>Frontend setup, language/timezone context, and UI surface map.</w:t>
+            </w:r>
+          </w:p>
+        </w:tc>
+      </w:tr>
+      <w:tr>
+        <w:tc>
+          <w:tcPr>
+            <w:tcW w:type="dxa" w:w="4896"/>
+          </w:tcPr>
+          <w:p>
+            <w:r/>
+            <w:r>
+              <w:t>app/frontend/src/i18n/</w:t>
+            </w:r>
+          </w:p>
+        </w:tc>
+        <w:tc>
+          <w:tcPr>
+            <w:tcW w:type="dxa" w:w="4896"/>
+          </w:tcPr>
+          <w:p>
+            <w:r/>
+            <w:r>
+              <w:t>English/French translations plus language and timezone context.</w:t>
+            </w:r>
+          </w:p>
+        </w:tc>
+      </w:tr>
     </w:tbl>
     <w:p/>
+    <w:p>
+      <w:pPr>
+        <w:pStyle w:val="Heading1"/>
+      </w:pPr>
+      <w:r>
+        <w:t>13. June 2026 Update Summary</w:t>
+      </w:r>
+    </w:p>
+    <w:p>
+      <w:pPr>
+        <w:pStyle w:val="ListBullet"/>
+      </w:pPr>
+      <w:r>
+        <w:t>Markdown documentation has been refreshed across the root, app, routers, services, frontend, frontend components, and migration README files.</w:t>
+      </w:r>
+    </w:p>
+    <w:p>
+      <w:pPr>
+        <w:pStyle w:val="ListBullet"/>
+      </w:pPr>
+      <w:r>
+        <w:t>Settings now include persisted language and timezone preferences, with frontend context and backend endpoints keeping generated responses and date-sensitive views aligned.</w:t>
+      </w:r>
+    </w:p>
+    <w:p>
+      <w:pPr>
+        <w:pStyle w:val="ListBullet"/>
+      </w:pPr>
+      <w:r>
+        <w:t>Task documentation now reflects recurring-task metadata, MTN trends, and postpone tracking.</w:t>
+      </w:r>
+    </w:p>
+    <w:p>
+      <w:pPr>
+        <w:pStyle w:val="ListBullet"/>
+      </w:pPr>
+      <w:r>
+        <w:t>Habit documentation now reflects habit coaching reviews, trend surfaces, and daily energy check-ins.</w:t>
+      </w:r>
+    </w:p>
+    <w:p>
+      <w:pPr>
+        <w:pStyle w:val="ListBullet"/>
+      </w:pPr>
+      <w:r>
+        <w:t>Journal documentation now reflects reflection-depth scoring, trends, and backfill support.</w:t>
+      </w:r>
+    </w:p>
+    <w:p>
+      <w:pPr>
+        <w:pStyle w:val="ListBullet"/>
+      </w:pPr>
+      <w:r>
+        <w:t>Migration documentation now tracks schema work through June 6, 2026.</w:t>
+      </w:r>
+    </w:p>
     <w:p>
       <w:r>
         <w:t>End of document.</w:t>

--- a/Leadership_OS_Documentation_v6_CURRENT.docx
+++ b/Leadership_OS_Documentation_v6_CURRENT.docx
@@ -4,42 +4,37 @@
   <w:body>
     <w:p>
       <w:pPr>
-        <w:jc w:val="center"/>
+        <w:spacing w:after="60"/>
+        <w:jc w:val="left"/>
       </w:pPr>
       <w:r>
         <w:rPr>
-          <w:rFonts w:ascii="Arial" w:hAnsi="Arial"/>
+          <w:rFonts w:ascii="Calibri" w:hAnsi="Calibri"/>
           <w:b/>
-          <w:color w:val="1F4E79"/>
-          <w:sz w:val="48"/>
+          <w:color w:val="0B2545"/>
+          <w:sz w:val="56"/>
         </w:rPr>
         <w:t>Leadership OS</w:t>
       </w:r>
     </w:p>
     <w:p>
       <w:pPr>
-        <w:jc w:val="center"/>
+        <w:spacing w:after="240"/>
       </w:pPr>
       <w:r>
         <w:rPr>
-          <w:rFonts w:ascii="Arial" w:hAnsi="Arial"/>
-          <w:color w:val="404040"/>
-          <w:sz w:val="24"/>
+          <w:color w:val="555555"/>
+          <w:sz w:val="26"/>
         </w:rPr>
-        <w:t>Current Product and Technical Documentation</w:t>
+        <w:t>Current Product and Technical Documentation | Version 6.3</w:t>
       </w:r>
     </w:p>
     <w:p>
       <w:pPr>
-        <w:jc w:val="center"/>
+        <w:spacing w:after="120"/>
       </w:pPr>
       <w:r>
-        <w:rPr>
-          <w:rFonts w:ascii="Arial" w:hAnsi="Arial"/>
-          <w:i/>
-          <w:sz w:val="20"/>
-        </w:rPr>
-        <w:t>Version 6.2 - Updated June 6, 2026</w:t>
+        <w:t>Alfred is an executive operating system for leaders. It combines AI coaching, task execution, goals, habits, people review, journaling, message intelligence, notifications, admin operations, and Journey 2.0 leadership development.</w:t>
       </w:r>
     </w:p>
     <w:tbl>
@@ -50,28 +45,47 @@
         <w:tblLook w:firstColumn="1" w:firstRow="1" w:lastColumn="0" w:lastRow="0" w:noHBand="0" w:noVBand="1" w:val="04A0"/>
       </w:tblPr>
       <w:tblGrid>
-        <w:gridCol w:w="9792"/>
+        <w:gridCol w:w="4680"/>
+        <w:gridCol w:w="4680"/>
       </w:tblGrid>
       <w:tr>
         <w:tc>
           <w:tcPr>
-            <w:tcW w:type="dxa" w:w="9504"/>
-            <w:shd w:fill="1F4E79"/>
+            <w:tcW w:type="dxa" w:w="1800"/>
             <w:vAlign w:val="center"/>
+            <w:shd w:fill="F2F4F7"/>
           </w:tcPr>
           <w:p>
             <w:pPr>
               <w:spacing w:after="0"/>
+              <w:jc w:val="left"/>
             </w:pPr>
-            <w:r/>
             <w:r>
               <w:rPr>
-                <w:rFonts w:ascii="Arial" w:hAnsi="Arial"/>
                 <w:b/>
-                <w:color w:val="FFFFFF"/>
-                <w:sz w:val="18"/>
+                <w:sz w:val="20"/>
               </w:rPr>
-              <w:t>Current focus</w:t>
+              <w:t>Area</w:t>
+            </w:r>
+          </w:p>
+        </w:tc>
+        <w:tc>
+          <w:tcPr>
+            <w:tcW w:type="dxa" w:w="7560"/>
+            <w:vAlign w:val="center"/>
+            <w:shd w:fill="F2F4F7"/>
+          </w:tcPr>
+          <w:p>
+            <w:pPr>
+              <w:spacing w:after="0"/>
+              <w:jc w:val="left"/>
+            </w:pPr>
+            <w:r>
+              <w:rPr>
+                <w:b/>
+                <w:sz w:val="20"/>
+              </w:rPr>
+              <w:t>Current State</w:t>
             </w:r>
           </w:p>
         </w:tc>
@@ -79,84 +93,231 @@
       <w:tr>
         <w:tc>
           <w:tcPr>
-            <w:tcW w:type="dxa" w:w="9504"/>
+            <w:tcW w:type="dxa" w:w="1800"/>
             <w:vAlign w:val="center"/>
           </w:tcPr>
           <w:p>
-            <w:r/>
+            <w:pPr>
+              <w:spacing w:after="0"/>
+              <w:jc w:val="left"/>
+            </w:pPr>
             <w:r>
-              <w:t>This version documents the current Alfred architecture with emphasis on Journey 2.0, belt assessment, transformation roadmaps, opportunity generation, messaging telemetry, bilingual/timezone-aware settings, task/habit intelligence, journal reflection-depth scoring, and the current developer documentation map.</w:t>
+              <w:rPr>
+                <w:b w:val="0"/>
+                <w:sz w:val="20"/>
+              </w:rPr>
+              <w:t>Backend</w:t>
+            </w:r>
+          </w:p>
+        </w:tc>
+        <w:tc>
+          <w:tcPr>
+            <w:tcW w:type="dxa" w:w="7560"/>
+            <w:vAlign w:val="center"/>
+          </w:tcPr>
+          <w:p>
+            <w:pPr>
+              <w:spacing w:after="0"/>
+              <w:jc w:val="left"/>
+            </w:pPr>
+            <w:r>
+              <w:rPr>
+                <w:b w:val="0"/>
+                <w:sz w:val="20"/>
+              </w:rPr>
+              <w:t>FastAPI app in app/main.py with SQLAlchemy models, router registration, health checks, security middleware, email polling, and static React serving.</w:t>
+            </w:r>
+          </w:p>
+        </w:tc>
+      </w:tr>
+      <w:tr>
+        <w:tc>
+          <w:tcPr>
+            <w:tcW w:type="dxa" w:w="1800"/>
+            <w:vAlign w:val="center"/>
+          </w:tcPr>
+          <w:p>
+            <w:pPr>
+              <w:spacing w:after="0"/>
+              <w:jc w:val="left"/>
+            </w:pPr>
+            <w:r>
+              <w:rPr>
+                <w:b w:val="0"/>
+                <w:sz w:val="20"/>
+              </w:rPr>
+              <w:t>Frontend</w:t>
+            </w:r>
+          </w:p>
+        </w:tc>
+        <w:tc>
+          <w:tcPr>
+            <w:tcW w:type="dxa" w:w="7560"/>
+            <w:vAlign w:val="center"/>
+          </w:tcPr>
+          <w:p>
+            <w:pPr>
+              <w:spacing w:after="0"/>
+              <w:jc w:val="left"/>
+            </w:pPr>
+            <w:r>
+              <w:rPr>
+                <w:b w:val="0"/>
+                <w:sz w:val="20"/>
+              </w:rPr>
+              <w:t>Vite/React application in app/frontend, built into repository-level static/ for FastAPI serving.</w:t>
+            </w:r>
+          </w:p>
+        </w:tc>
+      </w:tr>
+      <w:tr>
+        <w:tc>
+          <w:tcPr>
+            <w:tcW w:type="dxa" w:w="1800"/>
+            <w:vAlign w:val="center"/>
+          </w:tcPr>
+          <w:p>
+            <w:pPr>
+              <w:spacing w:after="0"/>
+              <w:jc w:val="left"/>
+            </w:pPr>
+            <w:r>
+              <w:rPr>
+                <w:b w:val="0"/>
+                <w:sz w:val="20"/>
+              </w:rPr>
+              <w:t>Database</w:t>
+            </w:r>
+          </w:p>
+        </w:tc>
+        <w:tc>
+          <w:tcPr>
+            <w:tcW w:type="dxa" w:w="7560"/>
+            <w:vAlign w:val="center"/>
+          </w:tcPr>
+          <w:p>
+            <w:pPr>
+              <w:spacing w:after="0"/>
+              <w:jc w:val="left"/>
+            </w:pPr>
+            <w:r>
+              <w:rPr>
+                <w:b w:val="0"/>
+                <w:sz w:val="20"/>
+              </w:rPr>
+              <w:t>Neon/PostgreSQL. Alembic is the source of truth for new schema work after the 20260609 baseline; historical SQL remains in db_migrations/.</w:t>
+            </w:r>
+          </w:p>
+        </w:tc>
+      </w:tr>
+      <w:tr>
+        <w:tc>
+          <w:tcPr>
+            <w:tcW w:type="dxa" w:w="1800"/>
+            <w:vAlign w:val="center"/>
+          </w:tcPr>
+          <w:p>
+            <w:pPr>
+              <w:spacing w:after="0"/>
+              <w:jc w:val="left"/>
+            </w:pPr>
+            <w:r>
+              <w:rPr>
+                <w:b w:val="0"/>
+                <w:sz w:val="20"/>
+              </w:rPr>
+              <w:t>AI and Messaging</w:t>
+            </w:r>
+          </w:p>
+        </w:tc>
+        <w:tc>
+          <w:tcPr>
+            <w:tcW w:type="dxa" w:w="7560"/>
+            <w:vAlign w:val="center"/>
+          </w:tcPr>
+          <w:p>
+            <w:pPr>
+              <w:spacing w:after="0"/>
+              <w:jc w:val="left"/>
+            </w:pPr>
+            <w:r>
+              <w:rPr>
+                <w:b w:val="0"/>
+                <w:sz w:val="20"/>
+              </w:rPr>
+              <w:t>OpenAI-backed coaching through in-app chat, WhatsApp, email, nudges, audio transcription, text-to-speech, and dedicated coaching sessions.</w:t>
+            </w:r>
+          </w:p>
+        </w:tc>
+      </w:tr>
+      <w:tr>
+        <w:tc>
+          <w:tcPr>
+            <w:tcW w:type="dxa" w:w="1800"/>
+            <w:vAlign w:val="center"/>
+          </w:tcPr>
+          <w:p>
+            <w:pPr>
+              <w:spacing w:after="0"/>
+              <w:jc w:val="left"/>
+            </w:pPr>
+            <w:r>
+              <w:rPr>
+                <w:b w:val="0"/>
+                <w:sz w:val="20"/>
+              </w:rPr>
+              <w:t>Operations</w:t>
+            </w:r>
+          </w:p>
+        </w:tc>
+        <w:tc>
+          <w:tcPr>
+            <w:tcW w:type="dxa" w:w="7560"/>
+            <w:vAlign w:val="center"/>
+          </w:tcPr>
+          <w:p>
+            <w:pPr>
+              <w:spacing w:after="0"/>
+              <w:jc w:val="left"/>
+            </w:pPr>
+            <w:r>
+              <w:rPr>
+                <w:b w:val="0"/>
+                <w:sz w:val="20"/>
+              </w:rPr>
+              <w:t>Admin system health, Operations Director issue drafts, CTO Director review findings, GitHub issue creation, audit logs, and production runbooks.</w:t>
             </w:r>
           </w:p>
         </w:tc>
       </w:tr>
     </w:tbl>
-    <w:p/>
     <w:p>
+      <w:pPr>
+        <w:spacing w:after="80"/>
+      </w:pPr>
+    </w:p>
+    <w:p>
+      <w:pPr>
+        <w:pStyle w:val="Heading1"/>
+      </w:pPr>
       <w:r>
-        <w:t>1. Executive Overview</w:t>
+        <w:t>1. Product Overview</w:t>
       </w:r>
     </w:p>
     <w:p>
+      <w:pPr>
+        <w:spacing w:after="120"/>
+      </w:pPr>
       <w:r>
-        <w:t>2. Current Architecture</w:t>
+        <w:t>Alfred has moved from a productivity companion toward a leadership operating system: a coaching, planning, reflection, and behavioral evidence platform that helps users turn intent into visible leadership practice.</w:t>
       </w:r>
     </w:p>
     <w:p>
+      <w:pPr>
+        <w:spacing w:after="120"/>
+      </w:pPr>
       <w:r>
-        <w:t>3. Journey 2.0 Leadership Dojo</w:t>
-      </w:r>
-    </w:p>
-    <w:p>
-      <w:r>
-        <w:t>4. Goals, Roadmaps, and Opportunities</w:t>
-      </w:r>
-    </w:p>
-    <w:p>
-      <w:r>
-        <w:t>5. People Review and Relationship Intelligence</w:t>
-      </w:r>
-    </w:p>
-    <w:p>
-      <w:r>
-        <w:t>6. Messaging, Feedback, and Signal Flags</w:t>
-      </w:r>
-    </w:p>
-    <w:p>
-      <w:r>
-        <w:t>7. Backend API and Data Model</w:t>
-      </w:r>
-    </w:p>
-    <w:p>
-      <w:r>
-        <w:t>8. Frontend Application</w:t>
-      </w:r>
-    </w:p>
-    <w:p>
-      <w:r>
-        <w:t>9. Behavioral Telemetry and Progression</w:t>
-      </w:r>
-    </w:p>
-    <w:p>
-      <w:r>
-        <w:t>10. Documentation Strategy</w:t>
-      </w:r>
-    </w:p>
-    <w:p>
-      <w:r>
-        <w:rPr/>
-        <w:t>11. Current Gaps and Next Steps</w:t>
-      </w:r>
-    </w:p>
-    <w:p>
-      <w:r>
-        <w:t>12. Folder Map</w:t>
-      </w:r>
-    </w:p>
-    <w:p>
-      <w:pPr/>
-      <w:r>
-        <w:t>13. June 2026 Update Summary</w:t>
+        <w:t>The current product combines conversational AI, task and habit execution, goal management, transformation roadmapping, people review, journaling, priority review, notifications, and leadership coaching. Journey 2.0 is the central development engine, using domains, subdomains, belts, trials, assessments, and behavioral evidence rather than a static reflection wheel.</w:t>
       </w:r>
     </w:p>
     <w:p>
@@ -164,45 +325,51 @@
         <w:pStyle w:val="Heading1"/>
       </w:pPr>
       <w:r>
-        <w:t>1. Executive Overview</w:t>
+        <w:t>2. Architecture and Runtime</w:t>
       </w:r>
     </w:p>
     <w:p>
+      <w:pPr>
+        <w:spacing w:after="120"/>
+      </w:pPr>
       <w:r>
-        <w:t>Alfred is evolving from an executive productivity companion into a leadership operating system: a coaching, planning, reflection, and behavioral evidence platform that helps users practice leadership in the flow of work.</w:t>
+        <w:t>The application is a FastAPI backend serving a Vite React frontend. It uses Neon/PostgreSQL through SQLAlchemy, integrates with OpenAI, Twilio WhatsApp, Gmail/Mailgun email flows, web push notifications, and audio services, and serves production frontend assets from static/.</w:t>
       </w:r>
     </w:p>
     <w:p>
       <w:pPr>
         <w:pStyle w:val="ListBullet"/>
+        <w:spacing w:after="80"/>
       </w:pPr>
       <w:r>
-        <w:t>The product combines conversational AI, task and habit execution, goal management, transformation roadmapping, people review, journaling, priority review, and leadership coaching.</w:t>
+        <w:t>app/main.py loads configuration, verifies required environment variables, creates/verifies tables, seeds admin schema, registers routers, records health events, and starts email polling.</w:t>
       </w:r>
     </w:p>
     <w:p>
       <w:pPr>
         <w:pStyle w:val="ListBullet"/>
+        <w:spacing w:after="80"/>
       </w:pPr>
       <w:r>
-        <w:t>Journey 2.0 is the central development engine. It uses domains, subdomains, belts, trials, assessment, and behavioral evidence instead of a static reflection wheel.</w:t>
+        <w:t>app/models.py contains the main SQLAlchemy model set for users, messages, tasks, goals, Journey evidence, habits, notifications, admin operations, CTO review, and telemetry.</w:t>
       </w:r>
     </w:p>
     <w:p>
       <w:pPr>
         <w:pStyle w:val="ListBullet"/>
+        <w:spacing w:after="80"/>
       </w:pPr>
       <w:r>
-        <w:t>The current architecture is deliberately hybrid: YAML for editable curriculum, PostgreSQL for user evidence and submissions, React for the leadership dojo, and FastAPI for backend APIs.</w:t>
+        <w:t>Security middleware adds headers and rate limiting; request logging redacts sensitive query parameters before recording runtime signals.</w:t>
       </w:r>
     </w:p>
     <w:p>
       <w:pPr>
         <w:pStyle w:val="ListBullet"/>
+        <w:spacing w:after="80"/>
       </w:pPr>
       <w:r>
-        <w:rPr/>
-        <w:t>Recent work extends the May 22 baseline with belt assessments, Yellow Belt validation, roadmap waves, opportunity suggestions, message feedback, signal classification, richer people evidence fields, language/timezone preferences, recurring/postponed tasks, reflection-depth scoring, habit coaching, and daily energy check-ins.</w:t>
+        <w:t>The frontend source lives in app/frontend and builds into repository-level static/ for Railway production serving.</w:t>
       </w:r>
     </w:p>
     <w:p>
@@ -210,13 +377,284 @@
         <w:pStyle w:val="Heading1"/>
       </w:pPr>
       <w:r>
-        <w:t>2. Current Architecture</w:t>
+        <w:t>3. Journey 2.0 Leadership Dojo</w:t>
       </w:r>
     </w:p>
     <w:p>
+      <w:pPr>
+        <w:spacing w:after="120"/>
+      </w:pPr>
       <w:r>
-        <w:rPr/>
-        <w:t>The application is a FastAPI backend serving a Vite React frontend, backed by Neon/PostgreSQL and integrated with OpenAI, Twilio WhatsApp, Gmail/Mailgun email flows, audio services, and Railway deployment infrastructure. The backend serves the built React app from the repository-level static directory when a production build is present.</w:t>
+        <w:t>Journey 2.0 transforms the Journey section into a progressive leadership development system. The wheel is the persistent map; the detail panel is the coaching and work surface; the data model captures evidence and progression over time.</w:t>
+      </w:r>
+    </w:p>
+    <w:p>
+      <w:pPr>
+        <w:pStyle w:val="ListBullet"/>
+        <w:spacing w:after="80"/>
+      </w:pPr>
+      <w:r>
+        <w:t>Five domains: Vision &amp; Goals, People, Prioritize &amp; Execute, Time &amp; Energy, and Learning &amp; Development.</w:t>
+      </w:r>
+    </w:p>
+    <w:p>
+      <w:pPr>
+        <w:pStyle w:val="ListBullet"/>
+        <w:spacing w:after="80"/>
+      </w:pPr>
+      <w:r>
+        <w:t>Domain-level belt progression with clickable subdomains as evidence and navigation surfaces.</w:t>
+      </w:r>
+    </w:p>
+    <w:p>
+      <w:pPr>
+        <w:pStyle w:val="ListBullet"/>
+        <w:spacing w:after="80"/>
+      </w:pPr>
+      <w:r>
+        <w:t>YAML-defined trial curriculum in app/journey_trials.yaml and subdomain prompts in app/journey_subdomain_prompts.yaml.</w:t>
+      </w:r>
+    </w:p>
+    <w:p>
+      <w:pPr>
+        <w:pStyle w:val="ListBullet"/>
+        <w:spacing w:after="80"/>
+      </w:pPr>
+      <w:r>
+        <w:t>Persisted belt trials in journey_belt_trials and readiness assessments in belt_assessments.</w:t>
+      </w:r>
+    </w:p>
+    <w:p>
+      <w:pPr>
+        <w:pStyle w:val="ListBullet"/>
+        <w:spacing w:after="80"/>
+      </w:pPr>
+      <w:r>
+        <w:t>Yellow Belt validation in app/services/yellow_belt_validator.py with future extraction planned for broader progression services.</w:t>
+      </w:r>
+    </w:p>
+    <w:p>
+      <w:pPr>
+        <w:pStyle w:val="Heading1"/>
+      </w:pPr>
+      <w:r>
+        <w:t>4. Goals, Roadmaps, Tasks, and Opportunities</w:t>
+      </w:r>
+    </w:p>
+    <w:p>
+      <w:pPr>
+        <w:spacing w:after="120"/>
+      </w:pPr>
+      <w:r>
+        <w:t>The goals system uses a Vision/Pillar/Outcome hierarchy supported by roadmap waves and linked tasks. This makes long-range leadership intent visible in near-term execution.</w:t>
+      </w:r>
+    </w:p>
+    <w:p>
+      <w:pPr>
+        <w:pStyle w:val="ListBullet"/>
+        <w:spacing w:after="80"/>
+      </w:pPr>
+      <w:r>
+        <w:t>journey_goals stores hierarchy, descriptions, why statements, parent links, sort order, and task relationships.</w:t>
+      </w:r>
+    </w:p>
+    <w:p>
+      <w:pPr>
+        <w:pStyle w:val="ListBullet"/>
+        <w:spacing w:after="80"/>
+      </w:pPr>
+      <w:r>
+        <w:t>vision_roadmap_waves and wave_goals sequence outcomes into transformation waves with target dates and statuses.</w:t>
+      </w:r>
+    </w:p>
+    <w:p>
+      <w:pPr>
+        <w:pStyle w:val="ListBullet"/>
+        <w:spacing w:after="80"/>
+      </w:pPr>
+      <w:r>
+        <w:t>Tasks include MTN prioritization, linked goals, recurring metadata, postpone tracking, completion timestamps, and trend views.</w:t>
+      </w:r>
+    </w:p>
+    <w:p>
+      <w:pPr>
+        <w:pStyle w:val="ListBullet"/>
+        <w:spacing w:after="80"/>
+      </w:pPr>
+      <w:r>
+        <w:t>Opportunity suggestions are generated from task, goal, and Journey context, scored for alignment, and can be accepted into today or declined with feedback.</w:t>
+      </w:r>
+    </w:p>
+    <w:p>
+      <w:pPr>
+        <w:pStyle w:val="Heading1"/>
+      </w:pPr>
+      <w:r>
+        <w:t>5. Habits, Journal, People, and Coaching</w:t>
+      </w:r>
+    </w:p>
+    <w:p>
+      <w:pPr>
+        <w:spacing w:after="120"/>
+      </w:pPr>
+      <w:r>
+        <w:t>Habit, journal, people, and coaching surfaces convert daily leadership practice into reviewable evidence and reflection.</w:t>
+      </w:r>
+    </w:p>
+    <w:p>
+      <w:pPr>
+        <w:pStyle w:val="ListBullet"/>
+        <w:spacing w:after="80"/>
+      </w:pPr>
+      <w:r>
+        <w:t>Habits support three-state completion, energy check-ins, history, trends, scores, heatmap, leaderboard, and AI habit coaching reviews.</w:t>
+      </w:r>
+    </w:p>
+    <w:p>
+      <w:pPr>
+        <w:pStyle w:val="ListBullet"/>
+        <w:spacing w:after="80"/>
+      </w:pPr>
+      <w:r>
+        <w:t>Journal entries include reflection-depth scoring and trends so coaching can distinguish surface activity from deeper insight.</w:t>
+      </w:r>
+    </w:p>
+    <w:p>
+      <w:pPr>
+        <w:pStyle w:val="ListBullet"/>
+        <w:spacing w:after="80"/>
+      </w:pPr>
+      <w:r>
+        <w:t>People review stores relationship health, strategic alignment, current dynamics, communication plans, growth opportunities, and synthesis.</w:t>
+      </w:r>
+    </w:p>
+    <w:p>
+      <w:pPr>
+        <w:pStyle w:val="ListBullet"/>
+        <w:spacing w:after="80"/>
+      </w:pPr>
+      <w:r>
+        <w:t>Dedicated leadership coaching sessions complement general chat and goal/people review workflows.</w:t>
+      </w:r>
+    </w:p>
+    <w:p>
+      <w:pPr>
+        <w:pStyle w:val="Heading1"/>
+      </w:pPr>
+      <w:r>
+        <w:t>6. Messaging, Feedback, Signals, and Notifications</w:t>
+      </w:r>
+    </w:p>
+    <w:p>
+      <w:pPr>
+        <w:spacing w:after="120"/>
+      </w:pPr>
+      <w:r>
+        <w:t>Messages are both a conversation surface and a source of feedback, quality signals, and behavioral evidence. Notifications add a browser-delivered channel for timely prompts.</w:t>
+      </w:r>
+    </w:p>
+    <w:p>
+      <w:pPr>
+        <w:pStyle w:val="ListBullet"/>
+        <w:spacing w:after="80"/>
+      </w:pPr>
+      <w:r>
+        <w:t>message_feedback captures rating, optional free-text feedback, source context, message ID, and admin review status.</w:t>
+      </w:r>
+    </w:p>
+    <w:p>
+      <w:pPr>
+        <w:pStyle w:val="ListBullet"/>
+        <w:spacing w:after="80"/>
+      </w:pPr>
+      <w:r>
+        <w:t>message_signal_flags stores model-classified evidence with signal type, source type, confidence, excerpt, reasoning summary, prompt version, and model version.</w:t>
+      </w:r>
+    </w:p>
+    <w:p>
+      <w:pPr>
+        <w:pStyle w:val="ListBullet"/>
+        <w:spacing w:after="80"/>
+      </w:pPr>
+      <w:r>
+        <w:t>Messages carry conversation_type so journal, coaching, chat, and nudge history can be separated for analytics and retrieval.</w:t>
+      </w:r>
+    </w:p>
+    <w:p>
+      <w:pPr>
+        <w:pStyle w:val="ListBullet"/>
+        <w:spacing w:after="80"/>
+      </w:pPr>
+      <w:r>
+        <w:t>Push notification tables store subscriptions, preferences, delivery attempts, and delivery logs; Settings exposes status, preferences, and test sends.</w:t>
+      </w:r>
+    </w:p>
+    <w:p>
+      <w:pPr>
+        <w:pStyle w:val="Heading1"/>
+      </w:pPr>
+      <w:r>
+        <w:t>7. Admin, Operations Director, and CTO Director</w:t>
+      </w:r>
+    </w:p>
+    <w:p>
+      <w:pPr>
+        <w:spacing w:after="120"/>
+      </w:pPr>
+      <w:r>
+        <w:t>Admin and operational surfaces are now part of the product, not just internal scripts. They help Alfred become observable, supportable, and safer to run in production.</w:t>
+      </w:r>
+    </w:p>
+    <w:p>
+      <w:pPr>
+        <w:pStyle w:val="ListBullet"/>
+        <w:spacing w:after="80"/>
+      </w:pPr>
+      <w:r>
+        <w:t>Admin endpoints support user management, roles, activation/deactivation, password resets, feedback review, usage summaries, system health, and AI briefings.</w:t>
+      </w:r>
+    </w:p>
+    <w:p>
+      <w:pPr>
+        <w:pStyle w:val="ListBullet"/>
+        <w:spacing w:after="80"/>
+      </w:pPr>
+      <w:r>
+        <w:t>System health events are recorded from slow or failing API requests and reviewed in admin workflows.</w:t>
+      </w:r>
+    </w:p>
+    <w:p>
+      <w:pPr>
+        <w:pStyle w:val="ListBullet"/>
+        <w:spacing w:after="80"/>
+      </w:pPr>
+      <w:r>
+        <w:t>Operations Director turns recurring health events into issue drafts with severity, evidence, suspected root cause, recommended action, Codex brief, and GitHub labels.</w:t>
+      </w:r>
+    </w:p>
+    <w:p>
+      <w:pPr>
+        <w:pStyle w:val="ListBullet"/>
+        <w:spacing w:after="80"/>
+      </w:pPr>
+      <w:r>
+        <w:t>CTO Director stores architecture, security, maintainability, test coverage, release-readiness reviews, findings, and GitHub-ready issue drafts.</w:t>
+      </w:r>
+    </w:p>
+    <w:p>
+      <w:pPr>
+        <w:pStyle w:val="Heading1"/>
+      </w:pPr>
+      <w:r>
+        <w:t>8. API and Data Model</w:t>
+      </w:r>
+    </w:p>
+    <w:p>
+      <w:pPr>
+        <w:spacing w:after="120"/>
+      </w:pPr>
+      <w:r>
+        <w:t>The backend exposes a broad API surface because the product combines workflow execution, coaching, leadership development, operational monitoring, and behavioral telemetry.</w:t>
       </w:r>
     </w:p>
     <w:tbl>
@@ -227,74 +665,47 @@
         <w:tblLook w:firstColumn="1" w:firstRow="1" w:lastColumn="0" w:lastRow="0" w:noHBand="0" w:noVBand="1" w:val="04A0"/>
       </w:tblPr>
       <w:tblGrid>
-        <w:gridCol w:w="3264"/>
-        <w:gridCol w:w="3264"/>
-        <w:gridCol w:w="3264"/>
+        <w:gridCol w:w="4680"/>
+        <w:gridCol w:w="4680"/>
       </w:tblGrid>
       <w:tr>
         <w:tc>
           <w:tcPr>
-            <w:tcW w:type="dxa" w:w="1656"/>
-            <w:shd w:fill="1F4E79"/>
+            <w:tcW w:type="dxa" w:w="2100"/>
             <w:vAlign w:val="center"/>
+            <w:shd w:fill="F2F4F7"/>
           </w:tcPr>
           <w:p>
             <w:pPr>
               <w:spacing w:after="0"/>
+              <w:jc w:val="left"/>
             </w:pPr>
-            <w:r/>
             <w:r>
               <w:rPr>
-                <w:rFonts w:ascii="Arial" w:hAnsi="Arial"/>
                 <w:b/>
-                <w:color w:val="FFFFFF"/>
-                <w:sz w:val="18"/>
+                <w:sz w:val="20"/>
               </w:rPr>
-              <w:t>Layer</w:t>
+              <w:t>Router Group</w:t>
             </w:r>
           </w:p>
         </w:tc>
         <w:tc>
           <w:tcPr>
-            <w:tcW w:type="dxa" w:w="2592"/>
-            <w:shd w:fill="1F4E79"/>
+            <w:tcW w:type="dxa" w:w="7260"/>
             <w:vAlign w:val="center"/>
+            <w:shd w:fill="F2F4F7"/>
           </w:tcPr>
           <w:p>
             <w:pPr>
               <w:spacing w:after="0"/>
+              <w:jc w:val="left"/>
             </w:pPr>
-            <w:r/>
             <w:r>
               <w:rPr>
-                <w:rFonts w:ascii="Arial" w:hAnsi="Arial"/>
                 <w:b/>
-                <w:color w:val="FFFFFF"/>
-                <w:sz w:val="18"/>
+                <w:sz w:val="20"/>
               </w:rPr>
-              <w:t>Primary files / folders</w:t>
-            </w:r>
-          </w:p>
-        </w:tc>
-        <w:tc>
-          <w:tcPr>
-            <w:tcW w:type="dxa" w:w="5256"/>
-            <w:shd w:fill="1F4E79"/>
-            <w:vAlign w:val="center"/>
-          </w:tcPr>
-          <w:p>
-            <w:pPr>
-              <w:spacing w:after="0"/>
-            </w:pPr>
-            <w:r/>
-            <w:r>
-              <w:rPr>
-                <w:rFonts w:ascii="Arial" w:hAnsi="Arial"/>
-                <w:b/>
-                <w:color w:val="FFFFFF"/>
-                <w:sz w:val="18"/>
-              </w:rPr>
-              <w:t>Role</w:t>
+              <w:t>Purpose</w:t>
             </w:r>
           </w:p>
         </w:tc>
@@ -302,53 +713,39 @@
       <w:tr>
         <w:tc>
           <w:tcPr>
-            <w:tcW w:type="dxa" w:w="1656"/>
+            <w:tcW w:type="dxa" w:w="2100"/>
             <w:vAlign w:val="center"/>
           </w:tcPr>
           <w:p>
             <w:pPr>
               <w:spacing w:after="0"/>
+              <w:jc w:val="left"/>
             </w:pPr>
-            <w:r/>
             <w:r>
               <w:rPr>
-                <w:rFonts w:ascii="Arial" w:hAnsi="Arial"/>
                 <w:b w:val="0"/>
-                <w:sz w:val="18"/>
+                <w:sz w:val="20"/>
               </w:rPr>
-              <w:t>React UI</w:t>
+              <w:t>Journey</w:t>
             </w:r>
           </w:p>
         </w:tc>
         <w:tc>
           <w:tcPr>
-            <w:tcW w:type="dxa" w:w="2592"/>
+            <w:tcW w:type="dxa" w:w="7260"/>
             <w:vAlign w:val="center"/>
           </w:tcPr>
           <w:p>
             <w:pPr>
               <w:spacing w:after="0"/>
+              <w:jc w:val="left"/>
             </w:pPr>
-            <w:r/>
             <w:r>
               <w:rPr>
-                <w:rFonts w:ascii="Arial" w:hAnsi="Arial"/>
                 <w:b w:val="0"/>
-                <w:sz w:val="18"/>
+                <w:sz w:val="20"/>
               </w:rPr>
-              <w:t>app/frontend/src</w:t>
-            </w:r>
-          </w:p>
-        </w:tc>
-        <w:tc>
-          <w:tcPr>
-            <w:tcW w:type="dxa" w:w="5256"/>
-            <w:vAlign w:val="center"/>
-          </w:tcPr>
-          <w:p>
-            <w:r/>
-            <w:r>
-              <w:t>Executive operating system screens, Journey wheel, chat, tasks, habits, team, journal, coaching, roadmap, settings, audio, and feedback surfaces.</w:t>
+              <w:t>Trial config, subdomain prompts, validation, belt readiness, assessments, belt trials, subdomain CRUD, roadmap waves, and people review.</w:t>
             </w:r>
           </w:p>
         </w:tc>
@@ -356,53 +753,39 @@
       <w:tr>
         <w:tc>
           <w:tcPr>
-            <w:tcW w:type="dxa" w:w="1656"/>
+            <w:tcW w:type="dxa" w:w="2100"/>
             <w:vAlign w:val="center"/>
           </w:tcPr>
           <w:p>
             <w:pPr>
               <w:spacing w:after="0"/>
+              <w:jc w:val="left"/>
             </w:pPr>
-            <w:r/>
             <w:r>
               <w:rPr>
-                <w:rFonts w:ascii="Arial" w:hAnsi="Arial"/>
                 <w:b w:val="0"/>
-                <w:sz w:val="18"/>
+                <w:sz w:val="20"/>
               </w:rPr>
-              <w:t>API routers</w:t>
+              <w:t>Tasks/Priority</w:t>
             </w:r>
           </w:p>
         </w:tc>
         <w:tc>
           <w:tcPr>
-            <w:tcW w:type="dxa" w:w="2592"/>
+            <w:tcW w:type="dxa" w:w="7260"/>
             <w:vAlign w:val="center"/>
           </w:tcPr>
           <w:p>
             <w:pPr>
               <w:spacing w:after="0"/>
+              <w:jc w:val="left"/>
             </w:pPr>
-            <w:r/>
             <w:r>
               <w:rPr>
-                <w:rFonts w:ascii="Arial" w:hAnsi="Arial"/>
                 <w:b w:val="0"/>
-                <w:sz w:val="18"/>
+                <w:sz w:val="20"/>
               </w:rPr>
-              <w:t>app/routers</w:t>
-            </w:r>
-          </w:p>
-        </w:tc>
-        <w:tc>
-          <w:tcPr>
-            <w:tcW w:type="dxa" w:w="5256"/>
-            <w:vAlign w:val="center"/>
-          </w:tcPr>
-          <w:p>
-            <w:r/>
-            <w:r>
-              <w:t>FastAPI endpoints for journey, tasks, habits, priority, opportunities, message feedback, message signals, chat, coaching, settings, audio, onboarding, nudges, and webhooks.</w:t>
+              <w:t>Task CRUD, filters, MTN trends, recurring/postpone behavior, priority review, recommendations, decisions, feedback, and learning insights.</w:t>
             </w:r>
           </w:p>
         </w:tc>
@@ -410,53 +793,39 @@
       <w:tr>
         <w:tc>
           <w:tcPr>
-            <w:tcW w:type="dxa" w:w="1656"/>
+            <w:tcW w:type="dxa" w:w="2100"/>
             <w:vAlign w:val="center"/>
           </w:tcPr>
           <w:p>
             <w:pPr>
               <w:spacing w:after="0"/>
+              <w:jc w:val="left"/>
             </w:pPr>
-            <w:r/>
             <w:r>
               <w:rPr>
-                <w:rFonts w:ascii="Arial" w:hAnsi="Arial"/>
                 <w:b w:val="0"/>
-                <w:sz w:val="18"/>
+                <w:sz w:val="20"/>
               </w:rPr>
-              <w:t>Services</w:t>
+              <w:t>Habits/Journal/Coaching</w:t>
             </w:r>
           </w:p>
         </w:tc>
         <w:tc>
           <w:tcPr>
-            <w:tcW w:type="dxa" w:w="2592"/>
+            <w:tcW w:type="dxa" w:w="7260"/>
             <w:vAlign w:val="center"/>
           </w:tcPr>
           <w:p>
             <w:pPr>
               <w:spacing w:after="0"/>
+              <w:jc w:val="left"/>
             </w:pPr>
-            <w:r/>
             <w:r>
               <w:rPr>
-                <w:rFonts w:ascii="Arial" w:hAnsi="Arial"/>
                 <w:b w:val="0"/>
-                <w:sz w:val="18"/>
+                <w:sz w:val="20"/>
               </w:rPr>
-              <w:t>app/services</w:t>
-            </w:r>
-          </w:p>
-        </w:tc>
-        <w:tc>
-          <w:tcPr>
-            <w:tcW w:type="dxa" w:w="5256"/>
-            <w:vAlign w:val="center"/>
-          </w:tcPr>
-          <w:p>
-            <w:r/>
-            <w:r>
-              <w:t>Orchestration, prompt handling, message processing, language/timezone helpers, priority scoring, habit coaching, reflection scoring, people review, opportunity generation, and validation logic.</w:t>
+              <w:t>Habit tracking, energy check-ins, coaching refresh, journal CRUD/trends, reflection-depth backfill, and leadership coaching sessions.</w:t>
             </w:r>
           </w:p>
         </w:tc>
@@ -464,53 +833,39 @@
       <w:tr>
         <w:tc>
           <w:tcPr>
-            <w:tcW w:type="dxa" w:w="1656"/>
+            <w:tcW w:type="dxa" w:w="2100"/>
             <w:vAlign w:val="center"/>
           </w:tcPr>
           <w:p>
             <w:pPr>
               <w:spacing w:after="0"/>
+              <w:jc w:val="left"/>
             </w:pPr>
-            <w:r/>
             <w:r>
               <w:rPr>
-                <w:rFonts w:ascii="Arial" w:hAnsi="Arial"/>
                 <w:b w:val="0"/>
-                <w:sz w:val="18"/>
+                <w:sz w:val="20"/>
               </w:rPr>
-              <w:t>Data models</w:t>
+              <w:t>Messaging/Audio</w:t>
             </w:r>
           </w:p>
         </w:tc>
         <w:tc>
           <w:tcPr>
-            <w:tcW w:type="dxa" w:w="2592"/>
+            <w:tcW w:type="dxa" w:w="7260"/>
             <w:vAlign w:val="center"/>
           </w:tcPr>
           <w:p>
             <w:pPr>
               <w:spacing w:after="0"/>
+              <w:jc w:val="left"/>
             </w:pPr>
-            <w:r/>
             <w:r>
               <w:rPr>
-                <w:rFonts w:ascii="Arial" w:hAnsi="Arial"/>
                 <w:b w:val="0"/>
-                <w:sz w:val="18"/>
+                <w:sz w:val="20"/>
               </w:rPr>
-              <w:t>app/models.py</w:t>
-            </w:r>
-          </w:p>
-        </w:tc>
-        <w:tc>
-          <w:tcPr>
-            <w:tcW w:type="dxa" w:w="5256"/>
-            <w:vAlign w:val="center"/>
-          </w:tcPr>
-          <w:p>
-            <w:r/>
-            <w:r>
-              <w:t>SQLAlchemy schema for users, messages, Journey memory, roadmap waves, belt trials, belt assessments, task priority, recurring/postponed tasks, opportunities, journal scoring, habit coaching, energy check-ins, and preferences.</w:t>
+              <w:t>WhatsApp/email webhooks, in-app chat, message history, message feedback, signal classification, transcription, and speech.</w:t>
             </w:r>
           </w:p>
         </w:tc>
@@ -518,61 +873,39 @@
       <w:tr>
         <w:tc>
           <w:tcPr>
-            <w:tcW w:type="dxa" w:w="1656"/>
+            <w:tcW w:type="dxa" w:w="2100"/>
             <w:vAlign w:val="center"/>
           </w:tcPr>
           <w:p>
             <w:pPr>
               <w:spacing w:after="0"/>
+              <w:jc w:val="left"/>
             </w:pPr>
-            <w:r/>
             <w:r>
               <w:rPr>
-                <w:rFonts w:ascii="Arial" w:hAnsi="Arial"/>
                 <w:b w:val="0"/>
-                <w:sz w:val="18"/>
+                <w:sz w:val="20"/>
               </w:rPr>
-              <w:t>Curriculum config</w:t>
+              <w:t>Admin/Operations</w:t>
             </w:r>
           </w:p>
         </w:tc>
         <w:tc>
           <w:tcPr>
-            <w:tcW w:type="dxa" w:w="2592"/>
+            <w:tcW w:type="dxa" w:w="7260"/>
             <w:vAlign w:val="center"/>
           </w:tcPr>
           <w:p>
             <w:pPr>
               <w:spacing w:after="0"/>
+              <w:jc w:val="left"/>
             </w:pPr>
-            <w:r/>
             <w:r>
               <w:rPr>
-                <w:rFonts w:ascii="Arial" w:hAnsi="Arial"/>
                 <w:b w:val="0"/>
-                <w:sz w:val="18"/>
+                <w:sz w:val="20"/>
               </w:rPr>
-              <w:t>app/journey_trials.yaml</w:t>
-            </w:r>
-          </w:p>
-        </w:tc>
-        <w:tc>
-          <w:tcPr>
-            <w:tcW w:type="dxa" w:w="5256"/>
-            <w:vAlign w:val="center"/>
-          </w:tcPr>
-          <w:p>
-            <w:pPr>
-              <w:spacing w:after="0"/>
-            </w:pPr>
-            <w:r/>
-            <w:r>
-              <w:rPr>
-                <w:rFonts w:ascii="Arial" w:hAnsi="Arial"/>
-                <w:b w:val="0"/>
-                <w:sz w:val="18"/>
-              </w:rPr>
-              <w:t>Journey 2.0 belt goals, reflection trials, real-world trials, and behavioral evidence signals.</w:t>
+              <w:t>User management, system health, usage, AI briefings, Operations Director, CTO Director, GitHub issue creation, and audit logging.</w:t>
             </w:r>
           </w:p>
         </w:tc>
@@ -580,238 +913,280 @@
       <w:tr>
         <w:tc>
           <w:tcPr>
-            <w:tcW w:type="dxa" w:w="1656"/>
+            <w:tcW w:type="dxa" w:w="2100"/>
             <w:vAlign w:val="center"/>
           </w:tcPr>
           <w:p>
             <w:pPr>
               <w:spacing w:after="0"/>
+              <w:jc w:val="left"/>
             </w:pPr>
-            <w:r/>
             <w:r>
               <w:rPr>
-                <w:rFonts w:ascii="Arial" w:hAnsi="Arial"/>
                 <w:b w:val="0"/>
-                <w:sz w:val="18"/>
+                <w:sz w:val="20"/>
               </w:rPr>
-              <w:t>Database migrations</w:t>
+              <w:t>Notifications/Home</w:t>
             </w:r>
           </w:p>
         </w:tc>
         <w:tc>
           <w:tcPr>
-            <w:tcW w:type="dxa" w:w="2592"/>
+            <w:tcW w:type="dxa" w:w="7260"/>
             <w:vAlign w:val="center"/>
           </w:tcPr>
           <w:p>
             <w:pPr>
               <w:spacing w:after="0"/>
+              <w:jc w:val="left"/>
             </w:pPr>
-            <w:r/>
             <w:r>
               <w:rPr>
-                <w:rFonts w:ascii="Arial" w:hAnsi="Arial"/>
                 <w:b w:val="0"/>
-                <w:sz w:val="18"/>
+                <w:sz w:val="20"/>
               </w:rPr>
-              <w:t>db_migrations</w:t>
-            </w:r>
-          </w:p>
-        </w:tc>
-        <w:tc>
-          <w:tcPr>
-            <w:tcW w:type="dxa" w:w="5256"/>
-            <w:vAlign w:val="center"/>
-          </w:tcPr>
-          <w:p>
-            <w:pPr>
-              <w:spacing w:after="0"/>
-            </w:pPr>
-            <w:r/>
-            <w:r>
-              <w:rPr>
-                <w:rFonts w:ascii="Arial" w:hAnsi="Arial"/>
-                <w:b w:val="0"/>
-                <w:sz w:val="18"/>
-              </w:rPr>
-              <w:t>Manual SQL migrations for Neon/PostgreSQL schema changes.</w:t>
+              <w:t>Push subscriptions, preferences, status, test sends, delivery logs, and activation-aware dashboard snapshots.</w:t>
             </w:r>
           </w:p>
         </w:tc>
       </w:tr>
     </w:tbl>
-    <w:p/>
+    <w:p>
+      <w:pPr>
+        <w:spacing w:after="80"/>
+      </w:pPr>
+    </w:p>
+    <w:p>
+      <w:pPr>
+        <w:spacing w:after="120"/>
+      </w:pPr>
+      <w:r>
+        <w:t>Important newer tables include push_subscriptions, notification_preferences, notification_delivery_logs, system_health_events, operations_issue_drafts, cto_reviews, cto_findings, home_dashboard_snapshots, audit_logs, and tasks.completed_at.</w:t>
+      </w:r>
+    </w:p>
     <w:p>
       <w:pPr>
         <w:pStyle w:val="Heading1"/>
       </w:pPr>
       <w:r>
-        <w:t>3. Journey 2.0 Leadership Dojo</w:t>
-      </w:r>
-    </w:p>
-    <w:p>
-      <w:r>
-        <w:t>Journey 2.0 transforms the Journey section into a progressive leadership development system. The wheel is the persistent map; the detail panel is the coaching/work surface; the database stores evidence, trials, assessment outputs, and promotion decisions.</w:t>
+        <w:t>9. Frontend Application</w:t>
       </w:r>
     </w:p>
     <w:p>
       <w:pPr>
-        <w:pStyle w:val="Heading2"/>
+        <w:spacing w:after="120"/>
       </w:pPr>
       <w:r>
-        <w:t>Leadership Domains</w:t>
+        <w:t>The frontend is organized around an authenticated app shell, sidebar navigation, page-level components, language/timezone context, and backend-connected panels.</w:t>
       </w:r>
     </w:p>
     <w:p>
       <w:pPr>
         <w:pStyle w:val="ListBullet"/>
+        <w:spacing w:after="80"/>
       </w:pPr>
       <w:r>
-        <w:t>Vision &amp; Goals: values, strengths, goals, achievement, alignment, direction.</w:t>
+        <w:t>Home uses dashboard snapshots to route activated users into the most relevant next workflow.</w:t>
       </w:r>
     </w:p>
     <w:p>
       <w:pPr>
         <w:pStyle w:val="ListBullet"/>
+        <w:spacing w:after="80"/>
       </w:pPr>
       <w:r>
-        <w:t>People: communication, trust, team composition, inspiration, coaching, delegation.</w:t>
+        <w:t>MyGoals coordinates Vision/Pillar/Outcome goals, tree/list views, goal reviews, linked tasks, and transformation roadmap components.</w:t>
       </w:r>
     </w:p>
     <w:p>
       <w:pPr>
         <w:pStyle w:val="ListBullet"/>
+        <w:spacing w:after="80"/>
       </w:pPr>
       <w:r>
-        <w:t>Prioritize &amp; Execute: prioritization, execution systems, procrastination patterns, discipline.</w:t>
+        <w:t>MyLeadershipJourney renders the wheel, clickable domains/subdomains, trials, assessments, evidence library, and promotion flows.</w:t>
       </w:r>
     </w:p>
     <w:p>
       <w:pPr>
         <w:pStyle w:val="ListBullet"/>
+        <w:spacing w:after="80"/>
       </w:pPr>
       <w:r>
-        <w:t>Time &amp; Energy: energy sources, energy drains, recovery process, sustainable performance.</w:t>
+        <w:t>TodoList coordinates task data and uses focused modules for list rendering, page controls, MTN trends, modals, filtering, and selection state.</w:t>
       </w:r>
     </w:p>
     <w:p>
       <w:pPr>
         <w:pStyle w:val="ListBullet"/>
+        <w:spacing w:after="80"/>
       </w:pPr>
       <w:r>
-        <w:t>Learning &amp; Development: failures, scars, development areas, opportunities, growth patterns.</w:t>
-      </w:r>
-    </w:p>
-    <w:p>
-      <w:pPr>
-        <w:pStyle w:val="Heading2"/>
-      </w:pPr>
-      <w:r>
-        <w:t>Wheel and Belt Model</w:t>
+        <w:t>Settings manages language, timezone, notification subscriptions, preferences, status, and test notification sends.</w:t>
       </w:r>
     </w:p>
     <w:p>
       <w:pPr>
         <w:pStyle w:val="ListBullet"/>
+        <w:spacing w:after="80"/>
       </w:pPr>
       <w:r>
-        <w:t>Center hub: Alfred Leadership Dojo.</w:t>
+        <w:t>All user-facing text should flow through the i18n system, with English and French translation coverage checked before release.</w:t>
+      </w:r>
+    </w:p>
+    <w:p>
+      <w:pPr>
+        <w:pStyle w:val="Heading1"/>
+      </w:pPr>
+      <w:r>
+        <w:t>10. Release, Backup, and Verification</w:t>
+      </w:r>
+    </w:p>
+    <w:p>
+      <w:pPr>
+        <w:spacing w:after="120"/>
+      </w:pPr>
+      <w:r>
+        <w:t>Production readiness now spans application checks, Alembic migrations, database restore readiness, notification configuration, and admin/operations smoke tests.</w:t>
       </w:r>
     </w:p>
     <w:p>
       <w:pPr>
         <w:pStyle w:val="ListBullet"/>
+        <w:spacing w:after="80"/>
       </w:pPr>
       <w:r>
-        <w:t>Domain ring: five leadership domains, color-coded by current domain belt.</w:t>
+        <w:t>Run backend tests, frontend i18n check, frontend tests, frontend build, Gitleaks, Bandit, and pip-audit before production release or document exceptions.</w:t>
       </w:r>
     </w:p>
     <w:p>
       <w:pPr>
         <w:pStyle w:val="ListBullet"/>
+        <w:spacing w:after="80"/>
       </w:pPr>
       <w:r>
-        <w:t>Subdomain ring: clickable subdomain slices inside each parent domain.</w:t>
+        <w:t>Run production migrations intentionally with DIRECT_DATABASE_URL and confirm Alembic head alignment across environments.</w:t>
       </w:r>
     </w:p>
     <w:p>
       <w:pPr>
         <w:pStyle w:val="ListBullet"/>
+        <w:spacing w:after="80"/>
       </w:pPr>
       <w:r>
-        <w:t>Outer ring: belt-color status without extra progress text, preserving the wheel as a map rather than a dense dashboard.</w:t>
+        <w:t>Smoke test /api/health, login, Home, Goals, Tasks, Journey, Journal, Habits, Settings, notification status, and admin System Health.</w:t>
       </w:r>
     </w:p>
     <w:p>
       <w:pPr>
         <w:pStyle w:val="ListBullet"/>
+        <w:spacing w:after="80"/>
       </w:pPr>
       <w:r>
-        <w:t>Evidence library: appears under the wheel and is backed by Journey API endpoints.</w:t>
+        <w:t>Before risky migrations or data repairs, confirm Neon restore capability, record the current timestamp with timezone, and run scripts/db_health_check.py.</w:t>
       </w:r>
     </w:p>
     <w:p>
       <w:pPr>
         <w:pStyle w:val="ListBullet"/>
+        <w:spacing w:after="80"/>
       </w:pPr>
       <w:r>
-        <w:t>Detail panel: shows domain assessment, current and next belt, readiness status, and one unified belt-trials section.</w:t>
+        <w:t>Push notifications require VAPID keys and HTTPS-capable production deployment.</w:t>
       </w:r>
     </w:p>
     <w:p>
       <w:pPr>
-        <w:pStyle w:val="Heading2"/>
+        <w:pStyle w:val="Heading1"/>
       </w:pPr>
       <w:r>
-        <w:t>Belt Trials and Assessments</w:t>
+        <w:t>11. Documentation Strategy</w:t>
+      </w:r>
+    </w:p>
+    <w:p>
+      <w:pPr>
+        <w:spacing w:after="120"/>
+      </w:pPr>
+      <w:r>
+        <w:t>This Word document answers what Alfred is, how the system fits together, what the major product concepts are, and what is changing over time. Folder READMEs answer what lives in each area, what should be edited there, and which conventions matter.</w:t>
+      </w:r>
+    </w:p>
+    <w:p>
+      <w:pPr>
+        <w:spacing w:after="120"/>
+      </w:pPr>
+      <w:r>
+        <w:t>The maintained documentation set currently covers the root README, app README, router map, service map, frontend README, component map, migration notes, release checklists, backup/restore, CI/CD, and the production readiness runbook.</w:t>
+      </w:r>
+    </w:p>
+    <w:p>
+      <w:pPr>
+        <w:pStyle w:val="Heading1"/>
+      </w:pPr>
+      <w:r>
+        <w:t>12. Current Gaps and Next Steps</w:t>
       </w:r>
     </w:p>
     <w:p>
       <w:pPr>
         <w:pStyle w:val="ListBullet"/>
+        <w:spacing w:after="80"/>
       </w:pPr>
       <w:r>
-        <w:t>Belts are tracked at the domain level, not the subdomain level.</w:t>
+        <w:t>Extract Journey progression, assessment normalization, and readiness calculation from app/routers/journey.py into dedicated service modules.</w:t>
       </w:r>
     </w:p>
     <w:p>
       <w:pPr>
         <w:pStyle w:val="ListBullet"/>
+        <w:spacing w:after="80"/>
       </w:pPr>
       <w:r>
-        <w:t>Each active belt row includes Reflection Trial, Real-World Trial, and Behavioral Evidence requirements.</w:t>
+        <w:t>Complete behavioral evidence calculators beyond Yellow Belt and make their results reusable by Journey UI, coaching, nudges, and assessments.</w:t>
       </w:r>
     </w:p>
     <w:p>
       <w:pPr>
         <w:pStyle w:val="ListBullet"/>
+        <w:spacing w:after="80"/>
       </w:pPr>
       <w:r>
-        <w:t>Reflection and real-world trials are persisted in journey_belt_trials.</w:t>
+        <w:t>Keep admin/operations/CTO review outputs sanitized and human-reviewed before creating GitHub issues.</w:t>
       </w:r>
     </w:p>
     <w:p>
       <w:pPr>
         <w:pStyle w:val="ListBullet"/>
+        <w:spacing w:after="80"/>
       </w:pPr>
       <w:r>
-        <w:t>Behavioral validation now includes Yellow Belt checks in app/services/yellow_belt_validator.py.</w:t>
+        <w:t>Continue strengthening notification targeting, quiet-hours behavior, and cross-channel delivery rules.</w:t>
       </w:r>
     </w:p>
     <w:p>
       <w:pPr>
         <w:pStyle w:val="ListBullet"/>
+        <w:spacing w:after="80"/>
       </w:pPr>
       <w:r>
-        <w:t>Belt assessments are stored in belt_assessments and include readiness score, recommendation, domain/subdomain feedback, wheel feedback, promotion limiters, strongest areas, next actions, leadership profile, evidence snapshot, and raw LLM response.</w:t>
+        <w:t>Clean old copy/backup files after confirming they are not needed for recovery.</w:t>
       </w:r>
     </w:p>
     <w:p>
       <w:pPr>
         <w:pStyle w:val="ListBullet"/>
+        <w:spacing w:after="80"/>
       </w:pPr>
       <w:r>
-        <w:t>Promotion acceptance is persisted through accepted_at, making assessment and advancement auditable.</w:t>
+        <w:t>Keep the Word document and folder READMEs aligned whenever schema, release process, or product surfaces change.</w:t>
+      </w:r>
+    </w:p>
+    <w:p>
+      <w:pPr>
+        <w:pStyle w:val="Heading1"/>
+      </w:pPr>
+      <w:r>
+        <w:t>13. Folder Map</w:t>
       </w:r>
     </w:p>
     <w:tbl>
@@ -822,72 +1197,45 @@
         <w:tblLook w:firstColumn="1" w:firstRow="1" w:lastColumn="0" w:lastRow="0" w:noHBand="0" w:noVBand="1" w:val="04A0"/>
       </w:tblPr>
       <w:tblGrid>
-        <w:gridCol w:w="3264"/>
-        <w:gridCol w:w="3264"/>
-        <w:gridCol w:w="3264"/>
+        <w:gridCol w:w="4680"/>
+        <w:gridCol w:w="4680"/>
       </w:tblGrid>
       <w:tr>
         <w:tc>
           <w:tcPr>
-            <w:tcW w:type="dxa" w:w="2160"/>
-            <w:shd w:fill="1F4E79"/>
+            <w:tcW w:type="dxa" w:w="2600"/>
             <w:vAlign w:val="center"/>
+            <w:shd w:fill="F2F4F7"/>
           </w:tcPr>
           <w:p>
             <w:pPr>
               <w:spacing w:after="0"/>
+              <w:jc w:val="left"/>
             </w:pPr>
-            <w:r/>
             <w:r>
               <w:rPr>
-                <w:rFonts w:ascii="Arial" w:hAnsi="Arial"/>
                 <w:b/>
-                <w:color w:val="FFFFFF"/>
-                <w:sz w:val="18"/>
+                <w:sz w:val="20"/>
               </w:rPr>
-              <w:t>Artifact</w:t>
+              <w:t>Path</w:t>
             </w:r>
           </w:p>
         </w:tc>
         <w:tc>
           <w:tcPr>
-            <w:tcW w:type="dxa" w:w="2448"/>
-            <w:shd w:fill="1F4E79"/>
+            <w:tcW w:type="dxa" w:w="6760"/>
             <w:vAlign w:val="center"/>
+            <w:shd w:fill="F2F4F7"/>
           </w:tcPr>
           <w:p>
             <w:pPr>
               <w:spacing w:after="0"/>
+              <w:jc w:val="left"/>
             </w:pPr>
-            <w:r/>
             <w:r>
               <w:rPr>
-                <w:rFonts w:ascii="Arial" w:hAnsi="Arial"/>
                 <w:b/>
-                <w:color w:val="FFFFFF"/>
-                <w:sz w:val="18"/>
-              </w:rPr>
-              <w:t>Where it lives</w:t>
-            </w:r>
-          </w:p>
-        </w:tc>
-        <w:tc>
-          <w:tcPr>
-            <w:tcW w:type="dxa" w:w="4896"/>
-            <w:shd w:fill="1F4E79"/>
-            <w:vAlign w:val="center"/>
-          </w:tcPr>
-          <w:p>
-            <w:pPr>
-              <w:spacing w:after="0"/>
-            </w:pPr>
-            <w:r/>
-            <w:r>
-              <w:rPr>
-                <w:rFonts w:ascii="Arial" w:hAnsi="Arial"/>
-                <w:b/>
-                <w:color w:val="FFFFFF"/>
-                <w:sz w:val="18"/>
+                <w:sz w:val="20"/>
               </w:rPr>
               <w:t>Purpose</w:t>
             </w:r>
@@ -897,61 +1245,39 @@
       <w:tr>
         <w:tc>
           <w:tcPr>
-            <w:tcW w:type="dxa" w:w="2160"/>
+            <w:tcW w:type="dxa" w:w="2600"/>
             <w:vAlign w:val="center"/>
           </w:tcPr>
           <w:p>
             <w:pPr>
               <w:spacing w:after="0"/>
+              <w:jc w:val="left"/>
             </w:pPr>
-            <w:r/>
             <w:r>
               <w:rPr>
-                <w:rFonts w:ascii="Arial" w:hAnsi="Arial"/>
                 <w:b w:val="0"/>
-                <w:sz w:val="18"/>
+                <w:sz w:val="20"/>
               </w:rPr>
-              <w:t>Curriculum</w:t>
+              <w:t>README.md</w:t>
             </w:r>
           </w:p>
         </w:tc>
         <w:tc>
           <w:tcPr>
-            <w:tcW w:type="dxa" w:w="2448"/>
+            <w:tcW w:type="dxa" w:w="6760"/>
             <w:vAlign w:val="center"/>
           </w:tcPr>
           <w:p>
             <w:pPr>
               <w:spacing w:after="0"/>
+              <w:jc w:val="left"/>
             </w:pPr>
-            <w:r/>
             <w:r>
               <w:rPr>
-                <w:rFonts w:ascii="Arial" w:hAnsi="Arial"/>
                 <w:b w:val="0"/>
-                <w:sz w:val="18"/>
+                <w:sz w:val="20"/>
               </w:rPr>
-              <w:t>app/journey_trials.yaml</w:t>
-            </w:r>
-          </w:p>
-        </w:tc>
-        <w:tc>
-          <w:tcPr>
-            <w:tcW w:type="dxa" w:w="4896"/>
-            <w:vAlign w:val="center"/>
-          </w:tcPr>
-          <w:p>
-            <w:pPr>
-              <w:spacing w:after="0"/>
-            </w:pPr>
-            <w:r/>
-            <w:r>
-              <w:rPr>
-                <w:rFonts w:ascii="Arial" w:hAnsi="Arial"/>
-                <w:b w:val="0"/>
-                <w:sz w:val="18"/>
-              </w:rPr>
-              <w:t>Editable belt/trial content for each domain and belt.</w:t>
+              <w:t>High-level setup, runtime shape, product surfaces, database guidance, and verification commands.</w:t>
             </w:r>
           </w:p>
         </w:tc>
@@ -959,61 +1285,39 @@
       <w:tr>
         <w:tc>
           <w:tcPr>
-            <w:tcW w:type="dxa" w:w="2160"/>
+            <w:tcW w:type="dxa" w:w="2600"/>
             <w:vAlign w:val="center"/>
           </w:tcPr>
           <w:p>
             <w:pPr>
               <w:spacing w:after="0"/>
+              <w:jc w:val="left"/>
             </w:pPr>
-            <w:r/>
             <w:r>
               <w:rPr>
-                <w:rFonts w:ascii="Arial" w:hAnsi="Arial"/>
                 <w:b w:val="0"/>
-                <w:sz w:val="18"/>
+                <w:sz w:val="20"/>
               </w:rPr>
-              <w:t>Trial submissions</w:t>
+              <w:t>app/README.md</w:t>
             </w:r>
           </w:p>
         </w:tc>
         <w:tc>
           <w:tcPr>
-            <w:tcW w:type="dxa" w:w="2448"/>
+            <w:tcW w:type="dxa" w:w="6760"/>
             <w:vAlign w:val="center"/>
           </w:tcPr>
           <w:p>
             <w:pPr>
               <w:spacing w:after="0"/>
+              <w:jc w:val="left"/>
             </w:pPr>
-            <w:r/>
             <w:r>
               <w:rPr>
-                <w:rFonts w:ascii="Arial" w:hAnsi="Arial"/>
                 <w:b w:val="0"/>
-                <w:sz w:val="18"/>
+                <w:sz w:val="20"/>
               </w:rPr>
-              <w:t>journey_belt_trials</w:t>
-            </w:r>
-          </w:p>
-        </w:tc>
-        <w:tc>
-          <w:tcPr>
-            <w:tcW w:type="dxa" w:w="4896"/>
-            <w:vAlign w:val="center"/>
-          </w:tcPr>
-          <w:p>
-            <w:pPr>
-              <w:spacing w:after="0"/>
-            </w:pPr>
-            <w:r/>
-            <w:r>
-              <w:rPr>
-                <w:rFonts w:ascii="Arial" w:hAnsi="Arial"/>
-                <w:b w:val="0"/>
-                <w:sz w:val="18"/>
-              </w:rPr>
-              <w:t>User responses, status, AI feedback, score, evidence, and timestamps.</w:t>
+              <w:t>Backend runtime map, environment variables, product shape, and Journey notes.</w:t>
             </w:r>
           </w:p>
         </w:tc>
@@ -1021,61 +1325,39 @@
       <w:tr>
         <w:tc>
           <w:tcPr>
-            <w:tcW w:type="dxa" w:w="2160"/>
+            <w:tcW w:type="dxa" w:w="2600"/>
             <w:vAlign w:val="center"/>
           </w:tcPr>
           <w:p>
             <w:pPr>
               <w:spacing w:after="0"/>
+              <w:jc w:val="left"/>
             </w:pPr>
-            <w:r/>
             <w:r>
               <w:rPr>
-                <w:rFonts w:ascii="Arial" w:hAnsi="Arial"/>
                 <w:b w:val="0"/>
-                <w:sz w:val="18"/>
+                <w:sz w:val="20"/>
               </w:rPr>
-              <w:t>Assessment history</w:t>
+              <w:t>app/routers/README.md</w:t>
             </w:r>
           </w:p>
         </w:tc>
         <w:tc>
           <w:tcPr>
-            <w:tcW w:type="dxa" w:w="2448"/>
+            <w:tcW w:type="dxa" w:w="6760"/>
             <w:vAlign w:val="center"/>
           </w:tcPr>
           <w:p>
             <w:pPr>
               <w:spacing w:after="0"/>
+              <w:jc w:val="left"/>
             </w:pPr>
-            <w:r/>
             <w:r>
               <w:rPr>
-                <w:rFonts w:ascii="Arial" w:hAnsi="Arial"/>
                 <w:b w:val="0"/>
-                <w:sz w:val="18"/>
+                <w:sz w:val="20"/>
               </w:rPr>
-              <w:t>belt_assessments</w:t>
-            </w:r>
-          </w:p>
-        </w:tc>
-        <w:tc>
-          <w:tcPr>
-            <w:tcW w:type="dxa" w:w="4896"/>
-            <w:vAlign w:val="center"/>
-          </w:tcPr>
-          <w:p>
-            <w:pPr>
-              <w:spacing w:after="0"/>
-            </w:pPr>
-            <w:r/>
-            <w:r>
-              <w:rPr>
-                <w:rFonts w:ascii="Arial" w:hAnsi="Arial"/>
-                <w:b w:val="0"/>
-                <w:sz w:val="18"/>
-              </w:rPr>
-              <w:t>Readiness scoring, wheel feedback, promotion recommendation, limiters, next actions, and evidence snapshots.</w:t>
+              <w:t>Registered API router map and conventions.</w:t>
             </w:r>
           </w:p>
         </w:tc>
@@ -1083,61 +1365,39 @@
       <w:tr>
         <w:tc>
           <w:tcPr>
-            <w:tcW w:type="dxa" w:w="2160"/>
+            <w:tcW w:type="dxa" w:w="2600"/>
             <w:vAlign w:val="center"/>
           </w:tcPr>
           <w:p>
             <w:pPr>
               <w:spacing w:after="0"/>
+              <w:jc w:val="left"/>
             </w:pPr>
-            <w:r/>
             <w:r>
               <w:rPr>
-                <w:rFonts w:ascii="Arial" w:hAnsi="Arial"/>
                 <w:b w:val="0"/>
-                <w:sz w:val="18"/>
+                <w:sz w:val="20"/>
               </w:rPr>
-              <w:t>Subdomain evidence</w:t>
+              <w:t>app/services/README.md</w:t>
             </w:r>
           </w:p>
         </w:tc>
         <w:tc>
           <w:tcPr>
-            <w:tcW w:type="dxa" w:w="2448"/>
+            <w:tcW w:type="dxa" w:w="6760"/>
             <w:vAlign w:val="center"/>
           </w:tcPr>
           <w:p>
             <w:pPr>
               <w:spacing w:after="0"/>
+              <w:jc w:val="left"/>
             </w:pPr>
-            <w:r/>
             <w:r>
               <w:rPr>
-                <w:rFonts w:ascii="Arial" w:hAnsi="Arial"/>
                 <w:b w:val="0"/>
-                <w:sz w:val="18"/>
+                <w:sz w:val="20"/>
               </w:rPr>
-              <w:t>journey_* tables</w:t>
-            </w:r>
-          </w:p>
-        </w:tc>
-        <w:tc>
-          <w:tcPr>
-            <w:tcW w:type="dxa" w:w="4896"/>
-            <w:vAlign w:val="center"/>
-          </w:tcPr>
-          <w:p>
-            <w:pPr>
-              <w:spacing w:after="0"/>
-            </w:pPr>
-            <w:r/>
-            <w:r>
-              <w:rPr>
-                <w:rFonts w:ascii="Arial" w:hAnsi="Arial"/>
-                <w:b w:val="0"/>
-                <w:sz w:val="18"/>
-              </w:rPr>
-              <w:t>Values, goals, people, energy, execution, learning, inspiration, coaching, and related structured data.</w:t>
+              <w:t>Service-layer ownership, orchestration notes, and operational services.</w:t>
             </w:r>
           </w:p>
         </w:tc>
@@ -1145,61 +1405,39 @@
       <w:tr>
         <w:tc>
           <w:tcPr>
-            <w:tcW w:type="dxa" w:w="2160"/>
+            <w:tcW w:type="dxa" w:w="2600"/>
             <w:vAlign w:val="center"/>
           </w:tcPr>
           <w:p>
             <w:pPr>
               <w:spacing w:after="0"/>
+              <w:jc w:val="left"/>
             </w:pPr>
-            <w:r/>
             <w:r>
               <w:rPr>
-                <w:rFonts w:ascii="Arial" w:hAnsi="Arial"/>
                 <w:b w:val="0"/>
-                <w:sz w:val="18"/>
+                <w:sz w:val="20"/>
               </w:rPr>
-              <w:t>Journey UI</w:t>
+              <w:t>app/frontend/README.md</w:t>
             </w:r>
           </w:p>
         </w:tc>
         <w:tc>
           <w:tcPr>
-            <w:tcW w:type="dxa" w:w="2448"/>
+            <w:tcW w:type="dxa" w:w="6760"/>
             <w:vAlign w:val="center"/>
           </w:tcPr>
           <w:p>
             <w:pPr>
               <w:spacing w:after="0"/>
+              <w:jc w:val="left"/>
             </w:pPr>
-            <w:r/>
             <w:r>
               <w:rPr>
-                <w:rFonts w:ascii="Arial" w:hAnsi="Arial"/>
                 <w:b w:val="0"/>
-                <w:sz w:val="18"/>
+                <w:sz w:val="20"/>
               </w:rPr>
-              <w:t>MyLeadershipJourney.jsx</w:t>
-            </w:r>
-          </w:p>
-        </w:tc>
-        <w:tc>
-          <w:tcPr>
-            <w:tcW w:type="dxa" w:w="4896"/>
-            <w:vAlign w:val="center"/>
-          </w:tcPr>
-          <w:p>
-            <w:pPr>
-              <w:spacing w:after="0"/>
-            </w:pPr>
-            <w:r/>
-            <w:r>
-              <w:rPr>
-                <w:rFonts w:ascii="Arial" w:hAnsi="Arial"/>
-                <w:b w:val="0"/>
-                <w:sz w:val="18"/>
-              </w:rPr>
-              <w:t>Wheel, subdomain navigation, trial modals, assessment feedback, evidence library, and progression display.</w:t>
+              <w:t>Frontend structure, screens, i18n/timezone rules, notifications, and build/test commands.</w:t>
             </w:r>
           </w:p>
         </w:tc>
@@ -1207,179 +1445,39 @@
       <w:tr>
         <w:tc>
           <w:tcPr>
-            <w:tcW w:type="dxa" w:w="3264"/>
+            <w:tcW w:type="dxa" w:w="2600"/>
+            <w:vAlign w:val="center"/>
           </w:tcPr>
           <w:p>
-            <w:r/>
+            <w:pPr>
+              <w:spacing w:after="0"/>
+              <w:jc w:val="left"/>
+            </w:pPr>
             <w:r>
-              <w:t>Subdomain prompts</w:t>
+              <w:rPr>
+                <w:b w:val="0"/>
+                <w:sz w:val="20"/>
+              </w:rPr>
+              <w:t>app/frontend/src/components/README.md</w:t>
             </w:r>
           </w:p>
         </w:tc>
         <w:tc>
           <w:tcPr>
-            <w:tcW w:type="dxa" w:w="3264"/>
-          </w:tcPr>
-          <w:p>
-            <w:r/>
-            <w:r>
-              <w:t>app/journey_subdomain_prompts.yaml</w:t>
-            </w:r>
-          </w:p>
-        </w:tc>
-        <w:tc>
-          <w:tcPr>
-            <w:tcW w:type="dxa" w:w="3264"/>
-          </w:tcPr>
-          <w:p>
-            <w:r/>
-            <w:r>
-              <w:t>Prompt configuration for Journey subdomain coaching and evidence capture.</w:t>
-            </w:r>
-          </w:p>
-        </w:tc>
-      </w:tr>
-    </w:tbl>
-    <w:p/>
-    <w:p>
-      <w:pPr>
-        <w:pStyle w:val="Heading1"/>
-      </w:pPr>
-      <w:r>
-        <w:t>4. Goals, Roadmaps, and Opportunities</w:t>
-      </w:r>
-    </w:p>
-    <w:p>
-      <w:r>
-        <w:rPr/>
-        <w:t>The goals system has been refactored from time-horizon labels toward a leadership transformation hierarchy: Vision, Pillar, and Outcome. The roadmap layer translates a vision into sequenced waves of outcomes, and the opportunity engine identifies high-leverage next actions from the user context. Task execution now also carries richer operating signals, including recurring-task metadata, MTN trends, and postpone tracking.</w:t>
-      </w:r>
-    </w:p>
-    <w:p>
-      <w:pPr>
-        <w:pStyle w:val="ListBullet"/>
-      </w:pPr>
-      <w:r>
-        <w:rPr/>
-        <w:t>Goals support title, description, why, parent_goal_id, sort_order, linked tasks, and value relationships through journey_goal_values.</w:t>
-      </w:r>
-    </w:p>
-    <w:p>
-      <w:pPr>
-        <w:pStyle w:val="ListBullet"/>
-      </w:pPr>
-      <w:r>
-        <w:t>Transformation roadmaps are stored in vision_roadmap_waves and wave_goals.</w:t>
-      </w:r>
-    </w:p>
-    <w:p>
-      <w:pPr>
-        <w:pStyle w:val="ListBullet"/>
-      </w:pPr>
-      <w:r>
-        <w:t>Roadmap waves support ordering, target dates, and statuses including not_started, in_progress, paused, and complete.</w:t>
-      </w:r>
-    </w:p>
-    <w:p>
-      <w:pPr>
-        <w:pStyle w:val="ListBullet"/>
-      </w:pPr>
-      <w:r>
-        <w:t>The roadmap UI supports creating, reordering, and updating waves, linking outcomes to waves, and generating a roadmap draft from a selected vision.</w:t>
-      </w:r>
-    </w:p>
-    <w:p>
-      <w:pPr>
-        <w:pStyle w:val="ListBullet"/>
-      </w:pPr>
-      <w:r>
-        <w:t>Opportunity suggestions are generated from task, goal, and Journey context; scored with MTN-style alignment; and can be accepted into today or declined with feedback.</w:t>
-      </w:r>
-    </w:p>
-    <w:p>
-      <w:pPr>
-        <w:pStyle w:val="ListBullet"/>
-      </w:pPr>
-      <w:r>
-        <w:t>Recurring tasks and postpone tracking make task behavior more auditable and give future coaching more reliable execution evidence.</w:t>
-      </w:r>
-    </w:p>
-    <w:tbl>
-      <w:tblPr>
-        <w:tblStyle w:val="TableGrid"/>
-        <w:tblW w:type="auto" w:w="0"/>
-        <w:jc w:val="center"/>
-        <w:tblLook w:firstColumn="1" w:firstRow="1" w:lastColumn="0" w:lastRow="0" w:noHBand="0" w:noVBand="1" w:val="04A0"/>
-      </w:tblPr>
-      <w:tblGrid>
-        <w:gridCol w:w="3264"/>
-        <w:gridCol w:w="3264"/>
-        <w:gridCol w:w="3264"/>
-      </w:tblGrid>
-      <w:tr>
-        <w:tc>
-          <w:tcPr>
-            <w:tcW w:type="dxa" w:w="2304"/>
-            <w:shd w:fill="1F4E79"/>
+            <w:tcW w:type="dxa" w:w="6760"/>
             <w:vAlign w:val="center"/>
           </w:tcPr>
           <w:p>
             <w:pPr>
               <w:spacing w:after="0"/>
+              <w:jc w:val="left"/>
             </w:pPr>
-            <w:r/>
             <w:r>
               <w:rPr>
-                <w:rFonts w:ascii="Arial" w:hAnsi="Arial"/>
-                <w:b/>
-                <w:color w:val="FFFFFF"/>
-                <w:sz w:val="18"/>
+                <w:b w:val="0"/>
+                <w:sz w:val="20"/>
               </w:rPr>
-              <w:t>Capability</w:t>
-            </w:r>
-          </w:p>
-        </w:tc>
-        <w:tc>
-          <w:tcPr>
-            <w:tcW w:type="dxa" w:w="3528"/>
-            <w:shd w:fill="1F4E79"/>
-            <w:vAlign w:val="center"/>
-          </w:tcPr>
-          <w:p>
-            <w:pPr>
-              <w:spacing w:after="0"/>
-            </w:pPr>
-            <w:r/>
-            <w:r>
-              <w:rPr>
-                <w:rFonts w:ascii="Arial" w:hAnsi="Arial"/>
-                <w:b/>
-                <w:color w:val="FFFFFF"/>
-                <w:sz w:val="18"/>
-              </w:rPr>
-              <w:t>Backend surface</w:t>
-            </w:r>
-          </w:p>
-        </w:tc>
-        <w:tc>
-          <w:tcPr>
-            <w:tcW w:type="dxa" w:w="3672"/>
-            <w:shd w:fill="1F4E79"/>
-            <w:vAlign w:val="center"/>
-          </w:tcPr>
-          <w:p>
-            <w:pPr>
-              <w:spacing w:after="0"/>
-            </w:pPr>
-            <w:r/>
-            <w:r>
-              <w:rPr>
-                <w:rFonts w:ascii="Arial" w:hAnsi="Arial"/>
-                <w:b/>
-                <w:color w:val="FFFFFF"/>
-                <w:sz w:val="18"/>
-              </w:rPr>
-              <w:t>Data model</w:t>
+              <w:t>Main React screen and component map.</w:t>
             </w:r>
           </w:p>
         </w:tc>
@@ -1387,61 +1485,39 @@
       <w:tr>
         <w:tc>
           <w:tcPr>
-            <w:tcW w:type="dxa" w:w="2304"/>
+            <w:tcW w:type="dxa" w:w="2600"/>
             <w:vAlign w:val="center"/>
           </w:tcPr>
           <w:p>
             <w:pPr>
               <w:spacing w:after="0"/>
+              <w:jc w:val="left"/>
             </w:pPr>
-            <w:r/>
             <w:r>
               <w:rPr>
-                <w:rFonts w:ascii="Arial" w:hAnsi="Arial"/>
                 <w:b w:val="0"/>
-                <w:sz w:val="18"/>
+                <w:sz w:val="20"/>
               </w:rPr>
-              <w:t>Goal hierarchy</w:t>
+              <w:t>db_migrations/README.md</w:t>
             </w:r>
           </w:p>
         </w:tc>
         <w:tc>
           <w:tcPr>
-            <w:tcW w:type="dxa" w:w="3528"/>
+            <w:tcW w:type="dxa" w:w="6760"/>
             <w:vAlign w:val="center"/>
           </w:tcPr>
           <w:p>
             <w:pPr>
               <w:spacing w:after="0"/>
+              <w:jc w:val="left"/>
             </w:pPr>
-            <w:r/>
             <w:r>
               <w:rPr>
-                <w:rFonts w:ascii="Arial" w:hAnsi="Arial"/>
                 <w:b w:val="0"/>
-                <w:sz w:val="18"/>
+                <w:sz w:val="20"/>
               </w:rPr>
-              <w:t>/api/journey/goals</w:t>
-            </w:r>
-          </w:p>
-        </w:tc>
-        <w:tc>
-          <w:tcPr>
-            <w:tcW w:type="dxa" w:w="3672"/>
-            <w:vAlign w:val="center"/>
-          </w:tcPr>
-          <w:p>
-            <w:pPr>
-              <w:spacing w:after="0"/>
-            </w:pPr>
-            <w:r/>
-            <w:r>
-              <w:rPr>
-                <w:rFonts w:ascii="Arial" w:hAnsi="Arial"/>
-                <w:b w:val="0"/>
-                <w:sz w:val="18"/>
-              </w:rPr>
-              <w:t>journey_goals with Vision/Pillar/Outcome levels, parent links, and sort_order.</w:t>
+              <w:t>Historical SQL migrations and current Alembic-managed migration history.</w:t>
             </w:r>
           </w:p>
         </w:tc>
@@ -1449,2953 +1525,141 @@
       <w:tr>
         <w:tc>
           <w:tcPr>
-            <w:tcW w:type="dxa" w:w="2304"/>
+            <w:tcW w:type="dxa" w:w="2600"/>
             <w:vAlign w:val="center"/>
           </w:tcPr>
           <w:p>
             <w:pPr>
               <w:spacing w:after="0"/>
+              <w:jc w:val="left"/>
             </w:pPr>
-            <w:r/>
             <w:r>
               <w:rPr>
-                <w:rFonts w:ascii="Arial" w:hAnsi="Arial"/>
                 <w:b w:val="0"/>
-                <w:sz w:val="18"/>
+                <w:sz w:val="20"/>
               </w:rPr>
-              <w:t>Transformation roadmap</w:t>
+              <w:t>docs/</w:t>
             </w:r>
           </w:p>
         </w:tc>
         <w:tc>
           <w:tcPr>
-            <w:tcW w:type="dxa" w:w="3528"/>
+            <w:tcW w:type="dxa" w:w="6760"/>
             <w:vAlign w:val="center"/>
           </w:tcPr>
           <w:p>
             <w:pPr>
               <w:spacing w:after="0"/>
+              <w:jc w:val="left"/>
             </w:pPr>
-            <w:r/>
             <w:r>
               <w:rPr>
-                <w:rFonts w:ascii="Arial" w:hAnsi="Arial"/>
                 <w:b w:val="0"/>
-                <w:sz w:val="18"/>
+                <w:sz w:val="20"/>
               </w:rPr>
-              <w:t>/api/journey/visions/{vision_id}/roadmap and wave endpoints</w:t>
-            </w:r>
-          </w:p>
-        </w:tc>
-        <w:tc>
-          <w:tcPr>
-            <w:tcW w:type="dxa" w:w="3672"/>
-            <w:vAlign w:val="center"/>
-          </w:tcPr>
-          <w:p>
-            <w:pPr>
-              <w:spacing w:after="0"/>
-            </w:pPr>
-            <w:r/>
-            <w:r>
-              <w:rPr>
-                <w:rFonts w:ascii="Arial" w:hAnsi="Arial"/>
-                <w:b w:val="0"/>
-                <w:sz w:val="18"/>
-              </w:rPr>
-              <w:t>vision_roadmap_waves and wave_goals.</w:t>
-            </w:r>
-          </w:p>
-        </w:tc>
-      </w:tr>
-      <w:tr>
-        <w:tc>
-          <w:tcPr>
-            <w:tcW w:type="dxa" w:w="2304"/>
-            <w:vAlign w:val="center"/>
-          </w:tcPr>
-          <w:p>
-            <w:pPr>
-              <w:spacing w:after="0"/>
-            </w:pPr>
-            <w:r/>
-            <w:r>
-              <w:rPr>
-                <w:rFonts w:ascii="Arial" w:hAnsi="Arial"/>
-                <w:b w:val="0"/>
-                <w:sz w:val="18"/>
-              </w:rPr>
-              <w:t>Roadmap generation</w:t>
-            </w:r>
-          </w:p>
-        </w:tc>
-        <w:tc>
-          <w:tcPr>
-            <w:tcW w:type="dxa" w:w="3528"/>
-            <w:vAlign w:val="center"/>
-          </w:tcPr>
-          <w:p>
-            <w:pPr>
-              <w:spacing w:after="0"/>
-            </w:pPr>
-            <w:r/>
-            <w:r>
-              <w:rPr>
-                <w:rFonts w:ascii="Arial" w:hAnsi="Arial"/>
-                <w:b w:val="0"/>
-                <w:sz w:val="18"/>
-              </w:rPr>
-              <w:t>/api/journey/visions/{vision_id}/generate-roadmap</w:t>
-            </w:r>
-          </w:p>
-        </w:tc>
-        <w:tc>
-          <w:tcPr>
-            <w:tcW w:type="dxa" w:w="3672"/>
-            <w:vAlign w:val="center"/>
-          </w:tcPr>
-          <w:p>
-            <w:pPr>
-              <w:spacing w:after="0"/>
-            </w:pPr>
-            <w:r/>
-            <w:r>
-              <w:rPr>
-                <w:rFonts w:ascii="Arial" w:hAnsi="Arial"/>
-                <w:b w:val="0"/>
-                <w:sz w:val="18"/>
-              </w:rPr>
-              <w:t>Creates a draft wave sequence from the selected vision and existing goals.</w:t>
-            </w:r>
-          </w:p>
-        </w:tc>
-      </w:tr>
-      <w:tr>
-        <w:tc>
-          <w:tcPr>
-            <w:tcW w:type="dxa" w:w="2304"/>
-            <w:vAlign w:val="center"/>
-          </w:tcPr>
-          <w:p>
-            <w:pPr>
-              <w:spacing w:after="0"/>
-            </w:pPr>
-            <w:r/>
-            <w:r>
-              <w:rPr>
-                <w:rFonts w:ascii="Arial" w:hAnsi="Arial"/>
-                <w:b w:val="0"/>
-                <w:sz w:val="18"/>
-              </w:rPr>
-              <w:t>Opportunity suggestions</w:t>
-            </w:r>
-          </w:p>
-        </w:tc>
-        <w:tc>
-          <w:tcPr>
-            <w:tcW w:type="dxa" w:w="3528"/>
-            <w:vAlign w:val="center"/>
-          </w:tcPr>
-          <w:p>
-            <w:pPr>
-              <w:spacing w:after="0"/>
-            </w:pPr>
-            <w:r/>
-            <w:r>
-              <w:rPr>
-                <w:rFonts w:ascii="Arial" w:hAnsi="Arial"/>
-                <w:b w:val="0"/>
-                <w:sz w:val="18"/>
-              </w:rPr>
-              <w:t>/api/opportunities/generate, accept, decline</w:t>
-            </w:r>
-          </w:p>
-        </w:tc>
-        <w:tc>
-          <w:tcPr>
-            <w:tcW w:type="dxa" w:w="3672"/>
-            <w:vAlign w:val="center"/>
-          </w:tcPr>
-          <w:p>
-            <w:pPr>
-              <w:spacing w:after="0"/>
-            </w:pPr>
-            <w:r/>
-            <w:r>
-              <w:rPr>
-                <w:rFonts w:ascii="Arial" w:hAnsi="Arial"/>
-                <w:b w:val="0"/>
-                <w:sz w:val="18"/>
-              </w:rPr>
-              <w:t>opportunity_suggestions plus created_task_id and originating_opportunity_id links.</w:t>
-            </w:r>
-          </w:p>
-        </w:tc>
-      </w:tr>
-      <w:tr>
-        <w:tc>
-          <w:tcPr>
-            <w:tcW w:type="dxa" w:w="2304"/>
-            <w:vAlign w:val="center"/>
-          </w:tcPr>
-          <w:p>
-            <w:pPr>
-              <w:spacing w:after="0"/>
-            </w:pPr>
-            <w:r/>
-            <w:r>
-              <w:rPr>
-                <w:rFonts w:ascii="Arial" w:hAnsi="Arial"/>
-                <w:b w:val="0"/>
-                <w:sz w:val="18"/>
-              </w:rPr>
-              <w:t>MTN task prioritization</w:t>
-            </w:r>
-          </w:p>
-        </w:tc>
-        <w:tc>
-          <w:tcPr>
-            <w:tcW w:type="dxa" w:w="3528"/>
-            <w:vAlign w:val="center"/>
-          </w:tcPr>
-          <w:p>
-            <w:pPr>
-              <w:spacing w:after="0"/>
-            </w:pPr>
-            <w:r/>
-            <w:r>
-              <w:rPr>
-                <w:rFonts w:ascii="Arial" w:hAnsi="Arial"/>
-                <w:b w:val="0"/>
-                <w:sz w:val="18"/>
-              </w:rPr>
-              <w:t>priority/task services and task fields</w:t>
-            </w:r>
-          </w:p>
-        </w:tc>
-        <w:tc>
-          <w:tcPr>
-            <w:tcW w:type="dxa" w:w="3672"/>
-            <w:vAlign w:val="center"/>
-          </w:tcPr>
-          <w:p>
-            <w:r/>
-            <w:r>
-              <w:t>move_the_needle_score, strategic_intent, estimated_effort, recurring metadata, postpone tracking, task priority history.</w:t>
-            </w:r>
-          </w:p>
-        </w:tc>
-      </w:tr>
-      <w:tr>
-        <w:tc>
-          <w:tcPr>
-            <w:tcW w:type="dxa" w:w="3264"/>
-          </w:tcPr>
-          <w:p>
-            <w:r/>
-            <w:r>
-              <w:t>Goal values</w:t>
-            </w:r>
-          </w:p>
-        </w:tc>
-        <w:tc>
-          <w:tcPr>
-            <w:tcW w:type="dxa" w:w="3264"/>
-          </w:tcPr>
-          <w:p>
-            <w:r/>
-            <w:r>
-              <w:t>/api/journey/goals and value endpoints</w:t>
-            </w:r>
-          </w:p>
-        </w:tc>
-        <w:tc>
-          <w:tcPr>
-            <w:tcW w:type="dxa" w:w="3264"/>
-          </w:tcPr>
-          <w:p>
-            <w:r/>
-            <w:r>
-              <w:t>journey_goal_values connects goals to user values for richer alignment evidence.</w:t>
+              <w:t>Release process, production checklists, backup/restore, and CI/CD guidance.</w:t>
             </w:r>
           </w:p>
         </w:tc>
       </w:tr>
     </w:tbl>
-    <w:p/>
     <w:p>
       <w:pPr>
-        <w:pStyle w:val="Heading1"/>
+        <w:spacing w:after="80"/>
       </w:pPr>
-      <w:r>
-        <w:t>5. People Review and Relationship Intelligence</w:t>
-      </w:r>
-    </w:p>
-    <w:p>
-      <w:r>
-        <w:t>People data is part of the leadership evidence model, not just a contact list. Alfred stores relationship context and uses review workflows to turn people leadership into observable practice.</w:t>
-      </w:r>
-    </w:p>
-    <w:p>
-      <w:pPr>
-        <w:pStyle w:val="ListBullet"/>
-      </w:pPr>
-      <w:r>
-        <w:t>journey_people now includes strengths, growth_areas, and aspirations in addition to contact and relationship context.</w:t>
-      </w:r>
-    </w:p>
-    <w:p>
-      <w:pPr>
-        <w:pStyle w:val="ListBullet"/>
-      </w:pPr>
-      <w:r>
-        <w:t>Relationship reviews store relationship health, strategic alignment, current dynamics, next steps, communication plan, growth opportunities, and reflection.</w:t>
-      </w:r>
-    </w:p>
-    <w:p>
-      <w:pPr>
-        <w:pStyle w:val="ListBullet"/>
-      </w:pPr>
-      <w:r>
-        <w:t>People review endpoints expose candidates, review start/history/update/complete flows, active review state, and synthesis for a person.</w:t>
-      </w:r>
-    </w:p>
-    <w:p>
-      <w:pPr>
-        <w:pStyle w:val="ListBullet"/>
-      </w:pPr>
-      <w:r>
-        <w:t>People evidence feeds Journey progression, especially the People domain and future behavioral validation.</w:t>
-      </w:r>
     </w:p>
     <w:p>
       <w:pPr>
         <w:pStyle w:val="Heading1"/>
       </w:pPr>
       <w:r>
-        <w:t>6. Messaging, Feedback, and Signal Flags</w:t>
-      </w:r>
-    </w:p>
-    <w:p>
-      <w:r>
-        <w:t>Messages are now both a conversation surface and a source of quality feedback and behavioral evidence. The system stores user feedback on Alfred responses and can classify message-level leadership signals for validation and debugging.</w:t>
+        <w:t>14. June 2026 Update Summary</w:t>
       </w:r>
     </w:p>
     <w:p>
       <w:pPr>
         <w:pStyle w:val="ListBullet"/>
+        <w:spacing w:after="80"/>
       </w:pPr>
       <w:r>
-        <w:t>message_feedback captures rating, optional free-text feedback, source context, and message_id.</w:t>
+        <w:t>Markdown documentation has been refreshed across the root, app, routers, services, frontend, frontend components, migration README, release checklists, backup/restore, CI/CD, and production readiness runbook.</w:t>
       </w:r>
     </w:p>
     <w:p>
       <w:pPr>
         <w:pStyle w:val="ListBullet"/>
+        <w:spacing w:after="80"/>
       </w:pPr>
       <w:r>
-        <w:t>message_signal_flags captures model-classified evidence such as signal_type, source_type, is_met, confidence, evidence excerpt, reasoning summary, prompt version, and model version.</w:t>
+        <w:t>Documentation now reflects Home dashboard snapshots, browser push notifications, notification tables, VAPID configuration, Settings notification controls, and notification smoke tests.</w:t>
       </w:r>
     </w:p>
     <w:p>
       <w:pPr>
         <w:pStyle w:val="ListBullet"/>
+        <w:spacing w:after="80"/>
       </w:pPr>
       <w:r>
-        <w:t>Signal classification can run for a single message or be backfilled across a user history.</w:t>
+        <w:t>Admin, Operations Director, CTO Director, system health, AI briefing, audit log, and GitHub issue creation flows are now documented as active operational surfaces.</w:t>
       </w:r>
     </w:p>
     <w:p>
       <w:pPr>
         <w:pStyle w:val="ListBullet"/>
+        <w:spacing w:after="80"/>
       </w:pPr>
       <w:r>
-        <w:t>Message signal evidence is already used by Yellow Belt validation checks and can become a broader behavioral telemetry layer.</w:t>
+        <w:t>Migration documentation now tracks Alembic revisions through CTO Director persistence, task completed_at, and generic notification tables.</w:t>
       </w:r>
     </w:p>
     <w:p>
       <w:pPr>
         <w:pStyle w:val="ListBullet"/>
+        <w:spacing w:after="80"/>
       </w:pPr>
       <w:r>
-        <w:t>Messages now carry conversation_type so journal, coaching, chat, and nudge history can be separated more cleanly for analytics and retrieval.</w:t>
+        <w:t>Release and recovery docs now include newer smoke-test paths and critical tables for restore validation.</w:t>
       </w:r>
     </w:p>
     <w:p>
       <w:pPr>
-        <w:pStyle w:val="ListBullet"/>
+        <w:spacing w:before="200"/>
       </w:pPr>
       <w:r>
-        <w:t>User language and timezone preferences are persisted through settings endpoints and used by the frontend and generated Alfred responses.</w:t>
-      </w:r>
-    </w:p>
-    <w:p>
-      <w:pPr>
-        <w:pStyle w:val="Heading1"/>
-      </w:pPr>
-      <w:r>
-        <w:t>7. Backend API and Data Model</w:t>
-      </w:r>
-    </w:p>
-    <w:p>
-      <w:r>
-        <w:t>The backend exposes a broad API surface because the product combines workflow execution, coaching, leadership development, and behavioral telemetry.</w:t>
-      </w:r>
-    </w:p>
-    <w:p>
-      <w:pPr>
-        <w:pStyle w:val="Heading2"/>
-      </w:pPr>
-      <w:r>
-        <w:t>Journey and Related Endpoints</w:t>
-      </w:r>
-    </w:p>
-    <w:tbl>
-      <w:tblPr>
-        <w:tblStyle w:val="TableGrid"/>
-        <w:tblW w:type="auto" w:w="0"/>
-        <w:jc w:val="center"/>
-        <w:tblLook w:firstColumn="1" w:firstRow="1" w:lastColumn="0" w:lastRow="0" w:noHBand="0" w:noVBand="1" w:val="04A0"/>
-      </w:tblPr>
-      <w:tblGrid>
-        <w:gridCol w:w="3264"/>
-        <w:gridCol w:w="3264"/>
-        <w:gridCol w:w="3264"/>
-      </w:tblGrid>
-      <w:tr>
-        <w:tc>
-          <w:tcPr>
-            <w:tcW w:type="dxa" w:w="3960"/>
-            <w:shd w:fill="1F4E79"/>
-            <w:vAlign w:val="center"/>
-          </w:tcPr>
-          <w:p>
-            <w:pPr>
-              <w:spacing w:after="0"/>
-            </w:pPr>
-            <w:r/>
-            <w:r>
-              <w:rPr>
-                <w:rFonts w:ascii="Arial" w:hAnsi="Arial"/>
-                <w:b/>
-                <w:color w:val="FFFFFF"/>
-                <w:sz w:val="18"/>
-              </w:rPr>
-              <w:t>Endpoint</w:t>
-            </w:r>
-          </w:p>
-        </w:tc>
-        <w:tc>
-          <w:tcPr>
-            <w:tcW w:type="dxa" w:w="1296"/>
-            <w:shd w:fill="1F4E79"/>
-            <w:vAlign w:val="center"/>
-          </w:tcPr>
-          <w:p>
-            <w:pPr>
-              <w:spacing w:after="0"/>
-            </w:pPr>
-            <w:r/>
-            <w:r>
-              <w:rPr>
-                <w:rFonts w:ascii="Arial" w:hAnsi="Arial"/>
-                <w:b/>
-                <w:color w:val="FFFFFF"/>
-                <w:sz w:val="18"/>
-              </w:rPr>
-              <w:t>Method</w:t>
-            </w:r>
-          </w:p>
-        </w:tc>
-        <w:tc>
-          <w:tcPr>
-            <w:tcW w:type="dxa" w:w="4248"/>
-            <w:shd w:fill="1F4E79"/>
-            <w:vAlign w:val="center"/>
-          </w:tcPr>
-          <w:p>
-            <w:pPr>
-              <w:spacing w:after="0"/>
-            </w:pPr>
-            <w:r/>
-            <w:r>
-              <w:rPr>
-                <w:rFonts w:ascii="Arial" w:hAnsi="Arial"/>
-                <w:b/>
-                <w:color w:val="FFFFFF"/>
-                <w:sz w:val="18"/>
-              </w:rPr>
-              <w:t>Purpose</w:t>
-            </w:r>
-          </w:p>
-        </w:tc>
-      </w:tr>
-      <w:tr>
-        <w:tc>
-          <w:tcPr>
-            <w:tcW w:type="dxa" w:w="3960"/>
-            <w:vAlign w:val="center"/>
-          </w:tcPr>
-          <w:p>
-            <w:pPr>
-              <w:spacing w:after="0"/>
-            </w:pPr>
-            <w:r/>
-            <w:r>
-              <w:rPr>
-                <w:rFonts w:ascii="Arial" w:hAnsi="Arial"/>
-                <w:b w:val="0"/>
-                <w:sz w:val="18"/>
-              </w:rPr>
-              <w:t>/api/journey/trial-config</w:t>
-            </w:r>
-          </w:p>
-        </w:tc>
-        <w:tc>
-          <w:tcPr>
-            <w:tcW w:type="dxa" w:w="1296"/>
-            <w:vAlign w:val="center"/>
-          </w:tcPr>
-          <w:p>
-            <w:pPr>
-              <w:spacing w:after="0"/>
-            </w:pPr>
-            <w:r/>
-            <w:r>
-              <w:rPr>
-                <w:rFonts w:ascii="Arial" w:hAnsi="Arial"/>
-                <w:b w:val="0"/>
-                <w:sz w:val="18"/>
-              </w:rPr>
-              <w:t>GET</w:t>
-            </w:r>
-          </w:p>
-        </w:tc>
-        <w:tc>
-          <w:tcPr>
-            <w:tcW w:type="dxa" w:w="4248"/>
-            <w:vAlign w:val="center"/>
-          </w:tcPr>
-          <w:p>
-            <w:pPr>
-              <w:spacing w:after="0"/>
-            </w:pPr>
-            <w:r/>
-            <w:r>
-              <w:rPr>
-                <w:rFonts w:ascii="Arial" w:hAnsi="Arial"/>
-                <w:b w:val="0"/>
-                <w:sz w:val="18"/>
-              </w:rPr>
-              <w:t>Loads YAML curriculum.</w:t>
-            </w:r>
-          </w:p>
-        </w:tc>
-      </w:tr>
-      <w:tr>
-        <w:tc>
-          <w:tcPr>
-            <w:tcW w:type="dxa" w:w="3960"/>
-            <w:vAlign w:val="center"/>
-          </w:tcPr>
-          <w:p>
-            <w:pPr>
-              <w:spacing w:after="0"/>
-            </w:pPr>
-            <w:r/>
-            <w:r>
-              <w:rPr>
-                <w:rFonts w:ascii="Arial" w:hAnsi="Arial"/>
-                <w:b w:val="0"/>
-                <w:sz w:val="18"/>
-              </w:rPr>
-              <w:t>/api/journey/validation/{belt}</w:t>
-            </w:r>
-          </w:p>
-        </w:tc>
-        <w:tc>
-          <w:tcPr>
-            <w:tcW w:type="dxa" w:w="1296"/>
-            <w:vAlign w:val="center"/>
-          </w:tcPr>
-          <w:p>
-            <w:pPr>
-              <w:spacing w:after="0"/>
-            </w:pPr>
-            <w:r/>
-            <w:r>
-              <w:rPr>
-                <w:rFonts w:ascii="Arial" w:hAnsi="Arial"/>
-                <w:b w:val="0"/>
-                <w:sz w:val="18"/>
-              </w:rPr>
-              <w:t>GET</w:t>
-            </w:r>
-          </w:p>
-        </w:tc>
-        <w:tc>
-          <w:tcPr>
-            <w:tcW w:type="dxa" w:w="4248"/>
-            <w:vAlign w:val="center"/>
-          </w:tcPr>
-          <w:p>
-            <w:pPr>
-              <w:spacing w:after="0"/>
-            </w:pPr>
-            <w:r/>
-            <w:r>
-              <w:rPr>
-                <w:rFonts w:ascii="Arial" w:hAnsi="Arial"/>
-                <w:b w:val="0"/>
-                <w:sz w:val="18"/>
-              </w:rPr>
-              <w:t>Returns belt-level validation status. Yellow Belt currently has concrete validators.</w:t>
-            </w:r>
-          </w:p>
-        </w:tc>
-      </w:tr>
-      <w:tr>
-        <w:tc>
-          <w:tcPr>
-            <w:tcW w:type="dxa" w:w="3960"/>
-            <w:vAlign w:val="center"/>
-          </w:tcPr>
-          <w:p>
-            <w:pPr>
-              <w:spacing w:after="0"/>
-            </w:pPr>
-            <w:r/>
-            <w:r>
-              <w:rPr>
-                <w:rFonts w:ascii="Arial" w:hAnsi="Arial"/>
-                <w:b w:val="0"/>
-                <w:sz w:val="18"/>
-              </w:rPr>
-              <w:t>/api/journey/belt-readiness/status</w:t>
-            </w:r>
-          </w:p>
-        </w:tc>
-        <w:tc>
-          <w:tcPr>
-            <w:tcW w:type="dxa" w:w="1296"/>
-            <w:vAlign w:val="center"/>
-          </w:tcPr>
-          <w:p>
-            <w:pPr>
-              <w:spacing w:after="0"/>
-            </w:pPr>
-            <w:r/>
-            <w:r>
-              <w:rPr>
-                <w:rFonts w:ascii="Arial" w:hAnsi="Arial"/>
-                <w:b w:val="0"/>
-                <w:sz w:val="18"/>
-              </w:rPr>
-              <w:t>GET</w:t>
-            </w:r>
-          </w:p>
-        </w:tc>
-        <w:tc>
-          <w:tcPr>
-            <w:tcW w:type="dxa" w:w="4248"/>
-            <w:vAlign w:val="center"/>
-          </w:tcPr>
-          <w:p>
-            <w:pPr>
-              <w:spacing w:after="0"/>
-            </w:pPr>
-            <w:r/>
-            <w:r>
-              <w:rPr>
-                <w:rFonts w:ascii="Arial" w:hAnsi="Arial"/>
-                <w:b w:val="0"/>
-                <w:sz w:val="18"/>
-              </w:rPr>
-              <w:t>Returns current readiness and assessment state.</w:t>
-            </w:r>
-          </w:p>
-        </w:tc>
-      </w:tr>
-      <w:tr>
-        <w:tc>
-          <w:tcPr>
-            <w:tcW w:type="dxa" w:w="3960"/>
-            <w:vAlign w:val="center"/>
-          </w:tcPr>
-          <w:p>
-            <w:pPr>
-              <w:spacing w:after="0"/>
-            </w:pPr>
-            <w:r/>
-            <w:r>
-              <w:rPr>
-                <w:rFonts w:ascii="Arial" w:hAnsi="Arial"/>
-                <w:b w:val="0"/>
-                <w:sz w:val="18"/>
-              </w:rPr>
-              <w:t>/api/journey/belt-assessments</w:t>
-            </w:r>
-          </w:p>
-        </w:tc>
-        <w:tc>
-          <w:tcPr>
-            <w:tcW w:type="dxa" w:w="1296"/>
-            <w:vAlign w:val="center"/>
-          </w:tcPr>
-          <w:p>
-            <w:pPr>
-              <w:spacing w:after="0"/>
-            </w:pPr>
-            <w:r/>
-            <w:r>
-              <w:rPr>
-                <w:rFonts w:ascii="Arial" w:hAnsi="Arial"/>
-                <w:b w:val="0"/>
-                <w:sz w:val="18"/>
-              </w:rPr>
-              <w:t>GET/POST</w:t>
-            </w:r>
-          </w:p>
-        </w:tc>
-        <w:tc>
-          <w:tcPr>
-            <w:tcW w:type="dxa" w:w="4248"/>
-            <w:vAlign w:val="center"/>
-          </w:tcPr>
-          <w:p>
-            <w:pPr>
-              <w:spacing w:after="0"/>
-            </w:pPr>
-            <w:r/>
-            <w:r>
-              <w:rPr>
-                <w:rFonts w:ascii="Arial" w:hAnsi="Arial"/>
-                <w:b w:val="0"/>
-                <w:sz w:val="18"/>
-              </w:rPr>
-              <w:t>Lists and submits belt assessments.</w:t>
-            </w:r>
-          </w:p>
-        </w:tc>
-      </w:tr>
-      <w:tr>
-        <w:tc>
-          <w:tcPr>
-            <w:tcW w:type="dxa" w:w="3960"/>
-            <w:vAlign w:val="center"/>
-          </w:tcPr>
-          <w:p>
-            <w:pPr>
-              <w:spacing w:after="0"/>
-            </w:pPr>
-            <w:r/>
-            <w:r>
-              <w:rPr>
-                <w:rFonts w:ascii="Arial" w:hAnsi="Arial"/>
-                <w:b w:val="0"/>
-                <w:sz w:val="18"/>
-              </w:rPr>
-              <w:t>/api/journey/belt-assessments/{id}/accept-promotion</w:t>
-            </w:r>
-          </w:p>
-        </w:tc>
-        <w:tc>
-          <w:tcPr>
-            <w:tcW w:type="dxa" w:w="1296"/>
-            <w:vAlign w:val="center"/>
-          </w:tcPr>
-          <w:p>
-            <w:pPr>
-              <w:spacing w:after="0"/>
-            </w:pPr>
-            <w:r/>
-            <w:r>
-              <w:rPr>
-                <w:rFonts w:ascii="Arial" w:hAnsi="Arial"/>
-                <w:b w:val="0"/>
-                <w:sz w:val="18"/>
-              </w:rPr>
-              <w:t>POST</w:t>
-            </w:r>
-          </w:p>
-        </w:tc>
-        <w:tc>
-          <w:tcPr>
-            <w:tcW w:type="dxa" w:w="4248"/>
-            <w:vAlign w:val="center"/>
-          </w:tcPr>
-          <w:p>
-            <w:pPr>
-              <w:spacing w:after="0"/>
-            </w:pPr>
-            <w:r/>
-            <w:r>
-              <w:rPr>
-                <w:rFonts w:ascii="Arial" w:hAnsi="Arial"/>
-                <w:b w:val="0"/>
-                <w:sz w:val="18"/>
-              </w:rPr>
-              <w:t>Accepts a recommended promotion.</w:t>
-            </w:r>
-          </w:p>
-        </w:tc>
-      </w:tr>
-      <w:tr>
-        <w:tc>
-          <w:tcPr>
-            <w:tcW w:type="dxa" w:w="3960"/>
-            <w:vAlign w:val="center"/>
-          </w:tcPr>
-          <w:p>
-            <w:pPr>
-              <w:spacing w:after="0"/>
-            </w:pPr>
-            <w:r/>
-            <w:r>
-              <w:rPr>
-                <w:rFonts w:ascii="Arial" w:hAnsi="Arial"/>
-                <w:b w:val="0"/>
-                <w:sz w:val="18"/>
-              </w:rPr>
-              <w:t>/api/journey/belt-trials</w:t>
-            </w:r>
-          </w:p>
-        </w:tc>
-        <w:tc>
-          <w:tcPr>
-            <w:tcW w:type="dxa" w:w="1296"/>
-            <w:vAlign w:val="center"/>
-          </w:tcPr>
-          <w:p>
-            <w:pPr>
-              <w:spacing w:after="0"/>
-            </w:pPr>
-            <w:r/>
-            <w:r>
-              <w:rPr>
-                <w:rFonts w:ascii="Arial" w:hAnsi="Arial"/>
-                <w:b w:val="0"/>
-                <w:sz w:val="18"/>
-              </w:rPr>
-              <w:t>GET/POST</w:t>
-            </w:r>
-          </w:p>
-        </w:tc>
-        <w:tc>
-          <w:tcPr>
-            <w:tcW w:type="dxa" w:w="4248"/>
-            <w:vAlign w:val="center"/>
-          </w:tcPr>
-          <w:p>
-            <w:pPr>
-              <w:spacing w:after="0"/>
-            </w:pPr>
-            <w:r/>
-            <w:r>
-              <w:rPr>
-                <w:rFonts w:ascii="Arial" w:hAnsi="Arial"/>
-                <w:b w:val="0"/>
-                <w:sz w:val="18"/>
-              </w:rPr>
-              <w:t>Lists or starts/saves belt trials.</w:t>
-            </w:r>
-          </w:p>
-        </w:tc>
-      </w:tr>
-      <w:tr>
-        <w:tc>
-          <w:tcPr>
-            <w:tcW w:type="dxa" w:w="3960"/>
-            <w:vAlign w:val="center"/>
-          </w:tcPr>
-          <w:p>
-            <w:pPr>
-              <w:spacing w:after="0"/>
-            </w:pPr>
-            <w:r/>
-            <w:r>
-              <w:rPr>
-                <w:rFonts w:ascii="Arial" w:hAnsi="Arial"/>
-                <w:b w:val="0"/>
-                <w:sz w:val="18"/>
-              </w:rPr>
-              <w:t>/api/journey/belt-trials/{trial_id}</w:t>
-            </w:r>
-          </w:p>
-        </w:tc>
-        <w:tc>
-          <w:tcPr>
-            <w:tcW w:type="dxa" w:w="1296"/>
-            <w:vAlign w:val="center"/>
-          </w:tcPr>
-          <w:p>
-            <w:pPr>
-              <w:spacing w:after="0"/>
-            </w:pPr>
-            <w:r/>
-            <w:r>
-              <w:rPr>
-                <w:rFonts w:ascii="Arial" w:hAnsi="Arial"/>
-                <w:b w:val="0"/>
-                <w:sz w:val="18"/>
-              </w:rPr>
-              <w:t>PUT</w:t>
-            </w:r>
-          </w:p>
-        </w:tc>
-        <w:tc>
-          <w:tcPr>
-            <w:tcW w:type="dxa" w:w="4248"/>
-            <w:vAlign w:val="center"/>
-          </w:tcPr>
-          <w:p>
-            <w:pPr>
-              <w:spacing w:after="0"/>
-            </w:pPr>
-            <w:r/>
-            <w:r>
-              <w:rPr>
-                <w:rFonts w:ascii="Arial" w:hAnsi="Arial"/>
-                <w:b w:val="0"/>
-                <w:sz w:val="18"/>
-              </w:rPr>
-              <w:t>Updates response text and status for an existing trial.</w:t>
-            </w:r>
-          </w:p>
-        </w:tc>
-      </w:tr>
-      <w:tr>
-        <w:tc>
-          <w:tcPr>
-            <w:tcW w:type="dxa" w:w="3960"/>
-            <w:vAlign w:val="center"/>
-          </w:tcPr>
-          <w:p>
-            <w:pPr>
-              <w:spacing w:after="0"/>
-            </w:pPr>
-            <w:r/>
-            <w:r>
-              <w:rPr>
-                <w:rFonts w:ascii="Arial" w:hAnsi="Arial"/>
-                <w:b w:val="0"/>
-                <w:sz w:val="18"/>
-              </w:rPr>
-              <w:t>/api/journey/{subdomain endpoint}</w:t>
-            </w:r>
-          </w:p>
-        </w:tc>
-        <w:tc>
-          <w:tcPr>
-            <w:tcW w:type="dxa" w:w="1296"/>
-            <w:vAlign w:val="center"/>
-          </w:tcPr>
-          <w:p>
-            <w:pPr>
-              <w:spacing w:after="0"/>
-            </w:pPr>
-            <w:r/>
-            <w:r>
-              <w:rPr>
-                <w:rFonts w:ascii="Arial" w:hAnsi="Arial"/>
-                <w:b w:val="0"/>
-                <w:sz w:val="18"/>
-              </w:rPr>
-              <w:t>GET/POST/PUT/DELETE</w:t>
-            </w:r>
-          </w:p>
-        </w:tc>
-        <w:tc>
-          <w:tcPr>
-            <w:tcW w:type="dxa" w:w="4248"/>
-            <w:vAlign w:val="center"/>
-          </w:tcPr>
-          <w:p>
-            <w:pPr>
-              <w:spacing w:after="0"/>
-            </w:pPr>
-            <w:r/>
-            <w:r>
-              <w:rPr>
-                <w:rFonts w:ascii="Arial" w:hAnsi="Arial"/>
-                <w:b w:val="0"/>
-                <w:sz w:val="18"/>
-              </w:rPr>
-              <w:t>CRUD for clickable subdomain evidence surfaces.</w:t>
-            </w:r>
-          </w:p>
-        </w:tc>
-      </w:tr>
-      <w:tr>
-        <w:tc>
-          <w:tcPr>
-            <w:tcW w:type="dxa" w:w="3960"/>
-            <w:vAlign w:val="center"/>
-          </w:tcPr>
-          <w:p>
-            <w:pPr>
-              <w:spacing w:after="0"/>
-            </w:pPr>
-            <w:r/>
-            <w:r>
-              <w:rPr>
-                <w:rFonts w:ascii="Arial" w:hAnsi="Arial"/>
-                <w:b w:val="0"/>
-                <w:sz w:val="18"/>
-              </w:rPr>
-              <w:t>/api/journey/visions/{vision_id}/roadmap</w:t>
-            </w:r>
-          </w:p>
-        </w:tc>
-        <w:tc>
-          <w:tcPr>
-            <w:tcW w:type="dxa" w:w="1296"/>
-            <w:vAlign w:val="center"/>
-          </w:tcPr>
-          <w:p>
-            <w:pPr>
-              <w:spacing w:after="0"/>
-            </w:pPr>
-            <w:r/>
-            <w:r>
-              <w:rPr>
-                <w:rFonts w:ascii="Arial" w:hAnsi="Arial"/>
-                <w:b w:val="0"/>
-                <w:sz w:val="18"/>
-              </w:rPr>
-              <w:t>GET</w:t>
-            </w:r>
-          </w:p>
-        </w:tc>
-        <w:tc>
-          <w:tcPr>
-            <w:tcW w:type="dxa" w:w="4248"/>
-            <w:vAlign w:val="center"/>
-          </w:tcPr>
-          <w:p>
-            <w:pPr>
-              <w:spacing w:after="0"/>
-            </w:pPr>
-            <w:r/>
-            <w:r>
-              <w:rPr>
-                <w:rFonts w:ascii="Arial" w:hAnsi="Arial"/>
-                <w:b w:val="0"/>
-                <w:sz w:val="18"/>
-              </w:rPr>
-              <w:t>Loads a vision roadmap.</w:t>
-            </w:r>
-          </w:p>
-        </w:tc>
-      </w:tr>
-      <w:tr>
-        <w:tc>
-          <w:tcPr>
-            <w:tcW w:type="dxa" w:w="3960"/>
-            <w:vAlign w:val="center"/>
-          </w:tcPr>
-          <w:p>
-            <w:pPr>
-              <w:spacing w:after="0"/>
-            </w:pPr>
-            <w:r/>
-            <w:r>
-              <w:rPr>
-                <w:rFonts w:ascii="Arial" w:hAnsi="Arial"/>
-                <w:b w:val="0"/>
-                <w:sz w:val="18"/>
-              </w:rPr>
-              <w:t>/api/journey/visions/{vision_id}/generate-roadmap</w:t>
-            </w:r>
-          </w:p>
-        </w:tc>
-        <w:tc>
-          <w:tcPr>
-            <w:tcW w:type="dxa" w:w="1296"/>
-            <w:vAlign w:val="center"/>
-          </w:tcPr>
-          <w:p>
-            <w:pPr>
-              <w:spacing w:after="0"/>
-            </w:pPr>
-            <w:r/>
-            <w:r>
-              <w:rPr>
-                <w:rFonts w:ascii="Arial" w:hAnsi="Arial"/>
-                <w:b w:val="0"/>
-                <w:sz w:val="18"/>
-              </w:rPr>
-              <w:t>POST</w:t>
-            </w:r>
-          </w:p>
-        </w:tc>
-        <w:tc>
-          <w:tcPr>
-            <w:tcW w:type="dxa" w:w="4248"/>
-            <w:vAlign w:val="center"/>
-          </w:tcPr>
-          <w:p>
-            <w:pPr>
-              <w:spacing w:after="0"/>
-            </w:pPr>
-            <w:r/>
-            <w:r>
-              <w:rPr>
-                <w:rFonts w:ascii="Arial" w:hAnsi="Arial"/>
-                <w:b w:val="0"/>
-                <w:sz w:val="18"/>
-              </w:rPr>
-              <w:t>Generates a draft transformation roadmap.</w:t>
-            </w:r>
-          </w:p>
-        </w:tc>
-      </w:tr>
-      <w:tr>
-        <w:tc>
-          <w:tcPr>
-            <w:tcW w:type="dxa" w:w="3960"/>
-            <w:vAlign w:val="center"/>
-          </w:tcPr>
-          <w:p>
-            <w:pPr>
-              <w:spacing w:after="0"/>
-            </w:pPr>
-            <w:r/>
-            <w:r>
-              <w:rPr>
-                <w:rFonts w:ascii="Arial" w:hAnsi="Arial"/>
-                <w:b w:val="0"/>
-                <w:sz w:val="18"/>
-              </w:rPr>
-              <w:t>/api/opportunities/*</w:t>
-            </w:r>
-          </w:p>
-        </w:tc>
-        <w:tc>
-          <w:tcPr>
-            <w:tcW w:type="dxa" w:w="1296"/>
-            <w:vAlign w:val="center"/>
-          </w:tcPr>
-          <w:p>
-            <w:pPr>
-              <w:spacing w:after="0"/>
-            </w:pPr>
-            <w:r/>
-            <w:r>
-              <w:rPr>
-                <w:rFonts w:ascii="Arial" w:hAnsi="Arial"/>
-                <w:b w:val="0"/>
-                <w:sz w:val="18"/>
-              </w:rPr>
-              <w:t>POST</w:t>
-            </w:r>
-          </w:p>
-        </w:tc>
-        <w:tc>
-          <w:tcPr>
-            <w:tcW w:type="dxa" w:w="4248"/>
-            <w:vAlign w:val="center"/>
-          </w:tcPr>
-          <w:p>
-            <w:pPr>
-              <w:spacing w:after="0"/>
-            </w:pPr>
-            <w:r/>
-            <w:r>
-              <w:rPr>
-                <w:rFonts w:ascii="Arial" w:hAnsi="Arial"/>
-                <w:b w:val="0"/>
-                <w:sz w:val="18"/>
-              </w:rPr>
-              <w:t>Generates, accepts, and declines opportunity suggestions.</w:t>
-            </w:r>
-          </w:p>
-        </w:tc>
-      </w:tr>
-      <w:tr>
-        <w:tc>
-          <w:tcPr>
-            <w:tcW w:type="dxa" w:w="3960"/>
-            <w:vAlign w:val="center"/>
-          </w:tcPr>
-          <w:p>
-            <w:pPr>
-              <w:spacing w:after="0"/>
-            </w:pPr>
-            <w:r/>
-            <w:r>
-              <w:rPr>
-                <w:rFonts w:ascii="Arial" w:hAnsi="Arial"/>
-                <w:b w:val="0"/>
-                <w:sz w:val="18"/>
-              </w:rPr>
-              <w:t>/api/message-feedback</w:t>
-            </w:r>
-          </w:p>
-        </w:tc>
-        <w:tc>
-          <w:tcPr>
-            <w:tcW w:type="dxa" w:w="1296"/>
-            <w:vAlign w:val="center"/>
-          </w:tcPr>
-          <w:p>
-            <w:pPr>
-              <w:spacing w:after="0"/>
-            </w:pPr>
-            <w:r/>
-            <w:r>
-              <w:rPr>
-                <w:rFonts w:ascii="Arial" w:hAnsi="Arial"/>
-                <w:b w:val="0"/>
-                <w:sz w:val="18"/>
-              </w:rPr>
-              <w:t>POST</w:t>
-            </w:r>
-          </w:p>
-        </w:tc>
-        <w:tc>
-          <w:tcPr>
-            <w:tcW w:type="dxa" w:w="4248"/>
-            <w:vAlign w:val="center"/>
-          </w:tcPr>
-          <w:p>
-            <w:pPr>
-              <w:spacing w:after="0"/>
-            </w:pPr>
-            <w:r/>
-            <w:r>
-              <w:rPr>
-                <w:rFonts w:ascii="Arial" w:hAnsi="Arial"/>
-                <w:b w:val="0"/>
-                <w:sz w:val="18"/>
-              </w:rPr>
-              <w:t>Stores feedback for Alfred responses.</w:t>
-            </w:r>
-          </w:p>
-        </w:tc>
-      </w:tr>
-      <w:tr>
-        <w:tc>
-          <w:tcPr>
-            <w:tcW w:type="dxa" w:w="3960"/>
-            <w:vAlign w:val="center"/>
-          </w:tcPr>
-          <w:p>
-            <w:pPr>
-              <w:spacing w:after="0"/>
-            </w:pPr>
-            <w:r/>
-            <w:r>
-              <w:rPr>
-                <w:rFonts w:ascii="Arial" w:hAnsi="Arial"/>
-                <w:b w:val="0"/>
-                <w:sz w:val="18"/>
-              </w:rPr>
-              <w:t>/api/message-signals/*</w:t>
-            </w:r>
-          </w:p>
-        </w:tc>
-        <w:tc>
-          <w:tcPr>
-            <w:tcW w:type="dxa" w:w="1296"/>
-            <w:vAlign w:val="center"/>
-          </w:tcPr>
-          <w:p>
-            <w:pPr>
-              <w:spacing w:after="0"/>
-            </w:pPr>
-            <w:r/>
-            <w:r>
-              <w:rPr>
-                <w:rFonts w:ascii="Arial" w:hAnsi="Arial"/>
-                <w:b w:val="0"/>
-                <w:sz w:val="18"/>
-              </w:rPr>
-              <w:t>GET/POST</w:t>
-            </w:r>
-          </w:p>
-        </w:tc>
-        <w:tc>
-          <w:tcPr>
-            <w:tcW w:type="dxa" w:w="4248"/>
-            <w:vAlign w:val="center"/>
-          </w:tcPr>
-          <w:p>
-            <w:pPr>
-              <w:spacing w:after="0"/>
-            </w:pPr>
-            <w:r/>
-            <w:r>
-              <w:rPr>
-                <w:rFonts w:ascii="Arial" w:hAnsi="Arial"/>
-                <w:b w:val="0"/>
-                <w:sz w:val="18"/>
-              </w:rPr>
-              <w:t>Classifies, backfills, lists, and debugs message signal flags.</w:t>
-            </w:r>
-          </w:p>
-        </w:tc>
-      </w:tr>
-      <w:tr>
-        <w:tc>
-          <w:tcPr>
-            <w:tcW w:type="dxa" w:w="3264"/>
-          </w:tcPr>
-          <w:p>
-            <w:r/>
-            <w:r>
-              <w:t>/api/settings</w:t>
-            </w:r>
-          </w:p>
-        </w:tc>
-        <w:tc>
-          <w:tcPr>
-            <w:tcW w:type="dxa" w:w="3264"/>
-          </w:tcPr>
-          <w:p>
-            <w:r/>
-            <w:r>
-              <w:t>GET</w:t>
-            </w:r>
-          </w:p>
-        </w:tc>
-        <w:tc>
-          <w:tcPr>
-            <w:tcW w:type="dxa" w:w="3264"/>
-          </w:tcPr>
-          <w:p>
-            <w:r/>
-            <w:r>
-              <w:t>Loads language and timezone preferences.</w:t>
-            </w:r>
-          </w:p>
-        </w:tc>
-      </w:tr>
-      <w:tr>
-        <w:tc>
-          <w:tcPr>
-            <w:tcW w:type="dxa" w:w="3264"/>
-          </w:tcPr>
-          <w:p>
-            <w:r/>
-            <w:r>
-              <w:t>/api/settings/language</w:t>
-            </w:r>
-          </w:p>
-        </w:tc>
-        <w:tc>
-          <w:tcPr>
-            <w:tcW w:type="dxa" w:w="3264"/>
-          </w:tcPr>
-          <w:p>
-            <w:r/>
-            <w:r>
-              <w:t>PUT</w:t>
-            </w:r>
-          </w:p>
-        </w:tc>
-        <w:tc>
-          <w:tcPr>
-            <w:tcW w:type="dxa" w:w="3264"/>
-          </w:tcPr>
-          <w:p>
-            <w:r/>
-            <w:r>
-              <w:t>Persists English/French language preference.</w:t>
-            </w:r>
-          </w:p>
-        </w:tc>
-      </w:tr>
-      <w:tr>
-        <w:tc>
-          <w:tcPr>
-            <w:tcW w:type="dxa" w:w="3264"/>
-          </w:tcPr>
-          <w:p>
-            <w:r/>
-            <w:r>
-              <w:t>/api/settings/timezone</w:t>
-            </w:r>
-          </w:p>
-        </w:tc>
-        <w:tc>
-          <w:tcPr>
-            <w:tcW w:type="dxa" w:w="3264"/>
-          </w:tcPr>
-          <w:p>
-            <w:r/>
-            <w:r>
-              <w:t>PUT</w:t>
-            </w:r>
-          </w:p>
-        </w:tc>
-        <w:tc>
-          <w:tcPr>
-            <w:tcW w:type="dxa" w:w="3264"/>
-          </w:tcPr>
-          <w:p>
-            <w:r/>
-            <w:r>
-              <w:t>Persists user timezone preference for date-sensitive workflows.</w:t>
-            </w:r>
-          </w:p>
-        </w:tc>
-      </w:tr>
-      <w:tr>
-        <w:tc>
-          <w:tcPr>
-            <w:tcW w:type="dxa" w:w="3264"/>
-          </w:tcPr>
-          <w:p>
-            <w:r/>
-            <w:r>
-              <w:t>/api/habits/energy-checkin</w:t>
-            </w:r>
-          </w:p>
-        </w:tc>
-        <w:tc>
-          <w:tcPr>
-            <w:tcW w:type="dxa" w:w="3264"/>
-          </w:tcPr>
-          <w:p>
-            <w:r/>
-            <w:r>
-              <w:t>POST</w:t>
-            </w:r>
-          </w:p>
-        </w:tc>
-        <w:tc>
-          <w:tcPr>
-            <w:tcW w:type="dxa" w:w="3264"/>
-          </w:tcPr>
-          <w:p>
-            <w:r/>
-            <w:r>
-              <w:t>Stores daily energy check-ins for habit and energy trends.</w:t>
-            </w:r>
-          </w:p>
-        </w:tc>
-      </w:tr>
-      <w:tr>
-        <w:tc>
-          <w:tcPr>
-            <w:tcW w:type="dxa" w:w="3264"/>
-          </w:tcPr>
-          <w:p>
-            <w:r/>
-            <w:r>
-              <w:t>/api/settings/journal/reflection-depth-backfill</w:t>
-            </w:r>
-          </w:p>
-        </w:tc>
-        <w:tc>
-          <w:tcPr>
-            <w:tcW w:type="dxa" w:w="3264"/>
-          </w:tcPr>
-          <w:p>
-            <w:r/>
-            <w:r>
-              <w:t>POST</w:t>
-            </w:r>
-          </w:p>
-        </w:tc>
-        <w:tc>
-          <w:tcPr>
-            <w:tcW w:type="dxa" w:w="3264"/>
-          </w:tcPr>
-          <w:p>
-            <w:r/>
-            <w:r>
-              <w:t>Backfills journal reflection-depth scoring.</w:t>
-            </w:r>
-          </w:p>
-        </w:tc>
-      </w:tr>
-    </w:tbl>
-    <w:p/>
-    <w:p>
-      <w:pPr>
-        <w:pStyle w:val="Heading2"/>
-      </w:pPr>
-      <w:r>
-        <w:t>Important Tables</w:t>
-      </w:r>
-    </w:p>
-    <w:p>
-      <w:pPr>
-        <w:pStyle w:val="ListBullet"/>
-      </w:pPr>
-      <w:r>
-        <w:t>journey_belt_trials stores trial status, prompt, response_text, ai_feedback, score, evidence, started/submitted/reviewed timestamps, and updated_at.</w:t>
-      </w:r>
-    </w:p>
-    <w:p>
-      <w:pPr>
-        <w:pStyle w:val="ListBullet"/>
-      </w:pPr>
-      <w:r>
-        <w:t>belt_assessments stores developmental readiness, wheel feedback, strengths, growth edges, promotion limiters, priority next actions, and evidence snapshots.</w:t>
-      </w:r>
-    </w:p>
-    <w:p>
-      <w:pPr>
-        <w:pStyle w:val="ListBullet"/>
-      </w:pPr>
-      <w:r>
-        <w:t>journey_goals stores the Vision/Pillar/Outcome hierarchy and links to tasks and roadmap waves.</w:t>
-      </w:r>
-    </w:p>
-    <w:p>
-      <w:pPr>
-        <w:pStyle w:val="ListBullet"/>
-      </w:pPr>
-      <w:r>
-        <w:t>vision_roadmap_waves and wave_goals store transformation roadmap sequencing and outcome status.</w:t>
-      </w:r>
-    </w:p>
-    <w:p>
-      <w:pPr>
-        <w:pStyle w:val="ListBullet"/>
-      </w:pPr>
-      <w:r>
-        <w:t>opportunity_suggestions stores generated opportunities, MTN scores, linked goals, generated context, scoring details, accept/decline status, user feedback, and created task links.</w:t>
-      </w:r>
-    </w:p>
-    <w:p>
-      <w:pPr>
-        <w:pStyle w:val="ListBullet"/>
-      </w:pPr>
-      <w:r>
-        <w:t>message_feedback and message_signal_flags provide response-quality and behavioral-signal telemetry.</w:t>
-      </w:r>
-    </w:p>
-    <w:p>
-      <w:pPr>
-        <w:pStyle w:val="ListBullet"/>
-      </w:pPr>
-      <w:r>
-        <w:t>journey_people, relationship_reviews, journey_strengths, journey_development_areas, journey_values, journey_energy_sources, journey_energy_drains, journey_recovery_methods, journey_execution_systems, journey_procrastination_patterns, journey_failures, journey_inspiration, journey_coaching_moments, and journey_team_composition support subdomain evidence.</w:t>
-      </w:r>
-    </w:p>
-    <w:p>
-      <w:pPr>
-        <w:pStyle w:val="ListBullet"/>
-      </w:pPr>
-      <w:r>
-        <w:rPr/>
-        <w:t>tasks, habits, habit_completions, daily_energy_checkins, habit_coaching_reviews, journal_entries, goal_review_sessions, priority tables, and messages provide behavioral telemetry for maturity scoring.</w:t>
-      </w:r>
-    </w:p>
-    <w:p>
-      <w:pPr>
-        <w:pStyle w:val="ListBullet"/>
-      </w:pPr>
-      <w:r>
-        <w:t>users stores language_preference and timezone_preference so UI labels, generated responses, due dates, streaks, and daily check-ins can align with the user context.</w:t>
-      </w:r>
-    </w:p>
-    <w:p>
-      <w:pPr>
-        <w:pStyle w:val="ListBullet"/>
-      </w:pPr>
-      <w:r>
-        <w:t>journal_entries includes reflection-depth scoring fields for trend analysis and coaching feedback.</w:t>
-      </w:r>
-    </w:p>
-    <w:p>
-      <w:pPr>
-        <w:pStyle w:val="Heading1"/>
-      </w:pPr>
-      <w:r>
-        <w:t>8. Frontend Application</w:t>
-      </w:r>
-    </w:p>
-    <w:p>
-      <w:r>
-        <w:rPr/>
-        <w:t>The frontend is a Vite React app organized around sidebar navigation, page-level components, language/timezone context, and backend-connected panels.</w:t>
-      </w:r>
-    </w:p>
-    <w:tbl>
-      <w:tblPr>
-        <w:tblStyle w:val="TableGrid"/>
-        <w:tblW w:type="auto" w:w="0"/>
-        <w:jc w:val="center"/>
-        <w:tblLook w:firstColumn="1" w:firstRow="1" w:lastColumn="0" w:lastRow="0" w:noHBand="0" w:noVBand="1" w:val="04A0"/>
-      </w:tblPr>
-      <w:tblGrid>
-        <w:gridCol w:w="4896"/>
-        <w:gridCol w:w="4896"/>
-      </w:tblGrid>
-      <w:tr>
-        <w:tc>
-          <w:tcPr>
-            <w:tcW w:type="dxa" w:w="3024"/>
-            <w:shd w:fill="1F4E79"/>
-            <w:vAlign w:val="center"/>
-          </w:tcPr>
-          <w:p>
-            <w:pPr>
-              <w:spacing w:after="0"/>
-            </w:pPr>
-            <w:r/>
-            <w:r>
-              <w:rPr>
-                <w:rFonts w:ascii="Arial" w:hAnsi="Arial"/>
-                <w:b/>
-                <w:color w:val="FFFFFF"/>
-                <w:sz w:val="18"/>
-              </w:rPr>
-              <w:t>Component</w:t>
-            </w:r>
-          </w:p>
-        </w:tc>
-        <w:tc>
-          <w:tcPr>
-            <w:tcW w:type="dxa" w:w="6480"/>
-            <w:shd w:fill="1F4E79"/>
-            <w:vAlign w:val="center"/>
-          </w:tcPr>
-          <w:p>
-            <w:pPr>
-              <w:spacing w:after="0"/>
-            </w:pPr>
-            <w:r/>
-            <w:r>
-              <w:rPr>
-                <w:rFonts w:ascii="Arial" w:hAnsi="Arial"/>
-                <w:b/>
-                <w:color w:val="FFFFFF"/>
-                <w:sz w:val="18"/>
-              </w:rPr>
-              <w:t>Current role</w:t>
-            </w:r>
-          </w:p>
-        </w:tc>
-      </w:tr>
-      <w:tr>
-        <w:tc>
-          <w:tcPr>
-            <w:tcW w:type="dxa" w:w="3024"/>
-            <w:vAlign w:val="center"/>
-          </w:tcPr>
-          <w:p>
-            <w:pPr>
-              <w:spacing w:after="0"/>
-            </w:pPr>
-            <w:r/>
-            <w:r>
-              <w:rPr>
-                <w:rFonts w:ascii="Arial" w:hAnsi="Arial"/>
-                <w:b w:val="0"/>
-                <w:sz w:val="18"/>
-              </w:rPr>
-              <w:t>App.jsx</w:t>
-            </w:r>
-          </w:p>
-        </w:tc>
-        <w:tc>
-          <w:tcPr>
-            <w:tcW w:type="dxa" w:w="6480"/>
-            <w:vAlign w:val="center"/>
-          </w:tcPr>
-          <w:p>
-            <w:pPr>
-              <w:spacing w:after="0"/>
-            </w:pPr>
-            <w:r/>
-            <w:r>
-              <w:rPr>
-                <w:rFonts w:ascii="Arial" w:hAnsi="Arial"/>
-                <w:b w:val="0"/>
-                <w:sz w:val="18"/>
-              </w:rPr>
-              <w:t>Top-level routing between chat, goals, team, journey, tasks, habits, journal, and coaching pages.</w:t>
-            </w:r>
-          </w:p>
-        </w:tc>
-      </w:tr>
-      <w:tr>
-        <w:tc>
-          <w:tcPr>
-            <w:tcW w:type="dxa" w:w="3024"/>
-            <w:vAlign w:val="center"/>
-          </w:tcPr>
-          <w:p>
-            <w:pPr>
-              <w:spacing w:after="0"/>
-            </w:pPr>
-            <w:r/>
-            <w:r>
-              <w:rPr>
-                <w:rFonts w:ascii="Arial" w:hAnsi="Arial"/>
-                <w:b w:val="0"/>
-                <w:sz w:val="18"/>
-              </w:rPr>
-              <w:t>MyLeadershipJourney.jsx</w:t>
-            </w:r>
-          </w:p>
-        </w:tc>
-        <w:tc>
-          <w:tcPr>
-            <w:tcW w:type="dxa" w:w="6480"/>
-            <w:vAlign w:val="center"/>
-          </w:tcPr>
-          <w:p>
-            <w:pPr>
-              <w:spacing w:after="0"/>
-            </w:pPr>
-            <w:r/>
-            <w:r>
-              <w:rPr>
-                <w:rFonts w:ascii="Arial" w:hAnsi="Arial"/>
-                <w:b w:val="0"/>
-                <w:sz w:val="18"/>
-              </w:rPr>
-              <w:t>Journey 2.0 wheel, clickable subdomains, evidence library, belt trials, belt assessment/readiness, and subdomain CRUD surfaces.</w:t>
-            </w:r>
-          </w:p>
-        </w:tc>
-      </w:tr>
-      <w:tr>
-        <w:tc>
-          <w:tcPr>
-            <w:tcW w:type="dxa" w:w="3024"/>
-            <w:vAlign w:val="center"/>
-          </w:tcPr>
-          <w:p>
-            <w:pPr>
-              <w:spacing w:after="0"/>
-            </w:pPr>
-            <w:r/>
-            <w:r>
-              <w:rPr>
-                <w:rFonts w:ascii="Arial" w:hAnsi="Arial"/>
-                <w:b w:val="0"/>
-                <w:sz w:val="18"/>
-              </w:rPr>
-              <w:t>MyGoals.jsx</w:t>
-            </w:r>
-          </w:p>
-        </w:tc>
-        <w:tc>
-          <w:tcPr>
-            <w:tcW w:type="dxa" w:w="6480"/>
-            <w:vAlign w:val="center"/>
-          </w:tcPr>
-          <w:p>
-            <w:pPr>
-              <w:spacing w:after="0"/>
-            </w:pPr>
-            <w:r/>
-            <w:r>
-              <w:rPr>
-                <w:rFonts w:ascii="Arial" w:hAnsi="Arial"/>
-                <w:b w:val="0"/>
-                <w:sz w:val="18"/>
-              </w:rPr>
-              <w:t>Vision/Pillar/Outcome goal hierarchy with goal editing, review recap, and roadmap integration.</w:t>
-            </w:r>
-          </w:p>
-        </w:tc>
-      </w:tr>
-      <w:tr>
-        <w:tc>
-          <w:tcPr>
-            <w:tcW w:type="dxa" w:w="3024"/>
-            <w:vAlign w:val="center"/>
-          </w:tcPr>
-          <w:p>
-            <w:pPr>
-              <w:spacing w:after="0"/>
-            </w:pPr>
-            <w:r/>
-            <w:r>
-              <w:rPr>
-                <w:rFonts w:ascii="Arial" w:hAnsi="Arial"/>
-                <w:b w:val="0"/>
-                <w:sz w:val="18"/>
-              </w:rPr>
-              <w:t>TransformationRoadmap.jsx</w:t>
-            </w:r>
-          </w:p>
-        </w:tc>
-        <w:tc>
-          <w:tcPr>
-            <w:tcW w:type="dxa" w:w="6480"/>
-            <w:vAlign w:val="center"/>
-          </w:tcPr>
-          <w:p>
-            <w:pPr>
-              <w:spacing w:after="0"/>
-            </w:pPr>
-            <w:r/>
-            <w:r>
-              <w:rPr>
-                <w:rFonts w:ascii="Arial" w:hAnsi="Arial"/>
-                <w:b w:val="0"/>
-                <w:sz w:val="18"/>
-              </w:rPr>
-              <w:t>Roadmap waves, drag/reorder, wave-goal status, and AI-generated roadmap draft.</w:t>
-            </w:r>
-          </w:p>
-        </w:tc>
-      </w:tr>
-      <w:tr>
-        <w:tc>
-          <w:tcPr>
-            <w:tcW w:type="dxa" w:w="3024"/>
-            <w:vAlign w:val="center"/>
-          </w:tcPr>
-          <w:p>
-            <w:pPr>
-              <w:spacing w:after="0"/>
-            </w:pPr>
-            <w:r/>
-            <w:r>
-              <w:rPr>
-                <w:rFonts w:ascii="Arial" w:hAnsi="Arial"/>
-                <w:b w:val="0"/>
-                <w:sz w:val="18"/>
-              </w:rPr>
-              <w:t>TodoList.jsx</w:t>
-            </w:r>
-          </w:p>
-        </w:tc>
-        <w:tc>
-          <w:tcPr>
-            <w:tcW w:type="dxa" w:w="6480"/>
-            <w:vAlign w:val="center"/>
-          </w:tcPr>
-          <w:p>
-            <w:r/>
-            <w:r>
-              <w:t>Task list, filters, completion, recurring/postpone behavior, goal/delegation context, MTN feedback, trends, and opportunity suggestion modal.</w:t>
-            </w:r>
-          </w:p>
-        </w:tc>
-      </w:tr>
-      <w:tr>
-        <w:tc>
-          <w:tcPr>
-            <w:tcW w:type="dxa" w:w="3024"/>
-            <w:vAlign w:val="center"/>
-          </w:tcPr>
-          <w:p>
-            <w:pPr>
-              <w:spacing w:after="0"/>
-            </w:pPr>
-            <w:r/>
-            <w:r>
-              <w:rPr>
-                <w:rFonts w:ascii="Arial" w:hAnsi="Arial"/>
-                <w:b w:val="0"/>
-                <w:sz w:val="18"/>
-              </w:rPr>
-              <w:t>MyTeam.jsx</w:t>
-            </w:r>
-          </w:p>
-        </w:tc>
-        <w:tc>
-          <w:tcPr>
-            <w:tcW w:type="dxa" w:w="6480"/>
-            <w:vAlign w:val="center"/>
-          </w:tcPr>
-          <w:p>
-            <w:pPr>
-              <w:spacing w:after="0"/>
-            </w:pPr>
-            <w:r/>
-            <w:r>
-              <w:rPr>
-                <w:rFonts w:ascii="Arial" w:hAnsi="Arial"/>
-                <w:b w:val="0"/>
-                <w:sz w:val="18"/>
-              </w:rPr>
-              <w:t>People/team management and relationship review surfaces.</w:t>
-            </w:r>
-          </w:p>
-        </w:tc>
-      </w:tr>
-      <w:tr>
-        <w:tc>
-          <w:tcPr>
-            <w:tcW w:type="dxa" w:w="3024"/>
-            <w:vAlign w:val="center"/>
-          </w:tcPr>
-          <w:p>
-            <w:pPr>
-              <w:spacing w:after="0"/>
-            </w:pPr>
-            <w:r/>
-            <w:r>
-              <w:rPr>
-                <w:rFonts w:ascii="Arial" w:hAnsi="Arial"/>
-                <w:b w:val="0"/>
-                <w:sz w:val="18"/>
-              </w:rPr>
-              <w:t>MyHabits.jsx</w:t>
-            </w:r>
-          </w:p>
-        </w:tc>
-        <w:tc>
-          <w:tcPr>
-            <w:tcW w:type="dxa" w:w="6480"/>
-            <w:vAlign w:val="center"/>
-          </w:tcPr>
-          <w:p>
-            <w:r/>
-            <w:r>
-              <w:t>Habit tracking, daily states, energy check-ins, history, trends, scores, heatmap, leaderboard, and habit coaching.</w:t>
-            </w:r>
-          </w:p>
-        </w:tc>
-      </w:tr>
-      <w:tr>
-        <w:tc>
-          <w:tcPr>
-            <w:tcW w:type="dxa" w:w="3024"/>
-            <w:vAlign w:val="center"/>
-          </w:tcPr>
-          <w:p>
-            <w:pPr>
-              <w:spacing w:after="0"/>
-            </w:pPr>
-            <w:r/>
-            <w:r>
-              <w:rPr>
-                <w:rFonts w:ascii="Arial" w:hAnsi="Arial"/>
-                <w:b w:val="0"/>
-                <w:sz w:val="18"/>
-              </w:rPr>
-              <w:t>MyCoachingSessions.jsx</w:t>
-            </w:r>
-          </w:p>
-        </w:tc>
-        <w:tc>
-          <w:tcPr>
-            <w:tcW w:type="dxa" w:w="6480"/>
-            <w:vAlign w:val="center"/>
-          </w:tcPr>
-          <w:p>
-            <w:pPr>
-              <w:spacing w:after="0"/>
-            </w:pPr>
-            <w:r/>
-            <w:r>
-              <w:rPr>
-                <w:rFonts w:ascii="Arial" w:hAnsi="Arial"/>
-                <w:b w:val="0"/>
-                <w:sz w:val="18"/>
-              </w:rPr>
-              <w:t>Dedicated leadership coaching session UI.</w:t>
-            </w:r>
-          </w:p>
-        </w:tc>
-      </w:tr>
-      <w:tr>
-        <w:tc>
-          <w:tcPr>
-            <w:tcW w:type="dxa" w:w="3024"/>
-            <w:vAlign w:val="center"/>
-          </w:tcPr>
-          <w:p>
-            <w:pPr>
-              <w:spacing w:after="0"/>
-            </w:pPr>
-            <w:r/>
-            <w:r>
-              <w:rPr>
-                <w:rFonts w:ascii="Arial" w:hAnsi="Arial"/>
-                <w:b w:val="0"/>
-                <w:sz w:val="18"/>
-              </w:rPr>
-              <w:t>MyJournal.jsx</w:t>
-            </w:r>
-          </w:p>
-        </w:tc>
-        <w:tc>
-          <w:tcPr>
-            <w:tcW w:type="dxa" w:w="6480"/>
-            <w:vAlign w:val="center"/>
-          </w:tcPr>
-          <w:p>
-            <w:r/>
-            <w:r>
-              <w:t>Journal/reflection surface with trends and reflection-depth details.</w:t>
-            </w:r>
-          </w:p>
-        </w:tc>
-      </w:tr>
-      <w:tr>
-        <w:tc>
-          <w:tcPr>
-            <w:tcW w:type="dxa" w:w="3024"/>
-            <w:vAlign w:val="center"/>
-          </w:tcPr>
-          <w:p>
-            <w:pPr>
-              <w:spacing w:after="0"/>
-            </w:pPr>
-            <w:r/>
-            <w:r>
-              <w:rPr>
-                <w:rFonts w:ascii="Arial" w:hAnsi="Arial"/>
-                <w:b w:val="0"/>
-                <w:sz w:val="18"/>
-              </w:rPr>
-              <w:t>AlfredChat.jsx</w:t>
-            </w:r>
-          </w:p>
-        </w:tc>
-        <w:tc>
-          <w:tcPr>
-            <w:tcW w:type="dxa" w:w="6480"/>
-            <w:vAlign w:val="center"/>
-          </w:tcPr>
-          <w:p>
-            <w:pPr>
-              <w:spacing w:after="0"/>
-            </w:pPr>
-            <w:r/>
-            <w:r>
-              <w:rPr>
-                <w:rFonts w:ascii="Arial" w:hAnsi="Arial"/>
-                <w:b w:val="0"/>
-                <w:sz w:val="18"/>
-              </w:rPr>
-              <w:t>In-app chat access to Alfred plus response feedback hooks.</w:t>
-            </w:r>
-          </w:p>
-        </w:tc>
-      </w:tr>
-      <w:tr>
-        <w:tc>
-          <w:tcPr>
-            <w:tcW w:type="dxa" w:w="3024"/>
-            <w:vAlign w:val="center"/>
-          </w:tcPr>
-          <w:p>
-            <w:pPr>
-              <w:spacing w:after="0"/>
-            </w:pPr>
-            <w:r/>
-            <w:r>
-              <w:rPr>
-                <w:rFonts w:ascii="Arial" w:hAnsi="Arial"/>
-                <w:b w:val="0"/>
-                <w:sz w:val="18"/>
-              </w:rPr>
-              <w:t>Sidebar.jsx</w:t>
-            </w:r>
-          </w:p>
-        </w:tc>
-        <w:tc>
-          <w:tcPr>
-            <w:tcW w:type="dxa" w:w="6480"/>
-            <w:vAlign w:val="center"/>
-          </w:tcPr>
-          <w:p>
-            <w:pPr>
-              <w:spacing w:after="0"/>
-            </w:pPr>
-            <w:r/>
-            <w:r>
-              <w:rPr>
-                <w:rFonts w:ascii="Arial" w:hAnsi="Arial"/>
-                <w:b w:val="0"/>
-                <w:sz w:val="18"/>
-              </w:rPr>
-              <w:t>Main product navigation.</w:t>
-            </w:r>
-          </w:p>
-        </w:tc>
-      </w:tr>
-      <w:tr>
-        <w:tc>
-          <w:tcPr>
-            <w:tcW w:type="dxa" w:w="4896"/>
-          </w:tcPr>
-          <w:p>
-            <w:r/>
-            <w:r>
-              <w:t>Settings.jsx</w:t>
-            </w:r>
-          </w:p>
-        </w:tc>
-        <w:tc>
-          <w:tcPr>
-            <w:tcW w:type="dxa" w:w="4896"/>
-          </w:tcPr>
-          <w:p>
-            <w:r/>
-            <w:r>
-              <w:t>Language and timezone preference UI backed by settings endpoints.</w:t>
-            </w:r>
-          </w:p>
-        </w:tc>
-      </w:tr>
-    </w:tbl>
-    <w:p/>
-    <w:p>
-      <w:pPr>
-        <w:pStyle w:val="Heading1"/>
-      </w:pPr>
-      <w:r>
-        <w:t>9. Behavioral Telemetry and Progression</w:t>
-      </w:r>
-    </w:p>
-    <w:p>
-      <w:r>
-        <w:t>Progression is intentionally not based only on answering questions. The target model combines reflection depth, real-world embodiment, and behavioral integration evidence.</w:t>
-      </w:r>
-    </w:p>
-    <w:p>
-      <w:pPr>
-        <w:pStyle w:val="ListBullet"/>
-      </w:pPr>
-      <w:r>
-        <w:rPr/>
-        <w:t>Completed foundation: YAML curriculum, persisted trial submissions, dynamic belt-trial rendering, clickable evidence surfaces, goal hierarchy, roadmap waves, opportunity generation, feedback capture, message signal flags, belt assessment storage, language/timezone preferences, reflection-depth scoring, habit coaching, and energy check-ins.</w:t>
-      </w:r>
-    </w:p>
-    <w:p>
-      <w:pPr>
-        <w:pStyle w:val="ListBullet"/>
-      </w:pPr>
-      <w:r>
-        <w:rPr/>
-        <w:t>Current validation: Yellow Belt validators check concrete signals such as vision completion, values/strengths/energy reflections, people entered, task consistency, habits, journals, and message-derived evidence. New habit, journal, task, timezone, and conversation-type fields increase the quality of future evidence aggregation.</w:t>
-      </w:r>
-    </w:p>
-    <w:p>
-      <w:pPr>
-        <w:pStyle w:val="ListBullet"/>
-      </w:pPr>
-      <w:r>
-        <w:t>Current limitation: some readiness and assessment logic still lives inside the Journey router rather than a dedicated service layer.</w:t>
-      </w:r>
-    </w:p>
-    <w:p>
-      <w:pPr>
-        <w:pStyle w:val="ListBullet"/>
-      </w:pPr>
-      <w:r>
-        <w:t>Recommended backend step: extract Journey progression, assessment normalization, and evidence aggregation into services so UI, coaching, nudges, and validation use the same readiness logic.</w:t>
-      </w:r>
-    </w:p>
-    <w:p>
-      <w:pPr>
-        <w:pStyle w:val="ListBullet"/>
-      </w:pPr>
-      <w:r>
-        <w:t>Recommended AI step: continue improving reviewer logic that evaluates reflection depth, ownership, pattern recognition, behavior change, and readiness without over-weighting grammar or writing style.</w:t>
-      </w:r>
-    </w:p>
-    <w:p>
-      <w:pPr>
-        <w:pStyle w:val="Heading1"/>
-      </w:pPr>
-      <w:r>
-        <w:t>10. Documentation Strategy</w:t>
-      </w:r>
-    </w:p>
-    <w:p>
-      <w:pPr>
-        <w:pStyle w:val="ListBullet"/>
-      </w:pPr>
-      <w:r>
-        <w:t>This Word document should answer: what is Alfred, how does the system fit together, what are the major product concepts, and what is changing over time?</w:t>
-      </w:r>
-    </w:p>
-    <w:p>
-      <w:pPr>
-        <w:pStyle w:val="ListBullet"/>
-      </w:pPr>
-      <w:r>
-        <w:t>Folder READMEs should answer: what lives here, what should be edited here, what should not be edited here, and what conventions matter?</w:t>
-      </w:r>
-    </w:p>
-    <w:p>
-      <w:pPr>
-        <w:pStyle w:val="ListBullet"/>
-      </w:pPr>
-      <w:r>
-        <w:t>A small number of maintained READMEs remains preferable to a README in every folder while the codebase still contains backup/copy files.</w:t>
-      </w:r>
-    </w:p>
-    <w:p>
-      <w:pPr>
-        <w:pStyle w:val="ListBullet"/>
-      </w:pPr>
-      <w:r>
-        <w:rPr/>
-        <w:t>The maintained README set currently covers the root, app, routers, services, frontend, frontend components, and migrations.</w:t>
-      </w:r>
-    </w:p>
-    <w:p>
-      <w:pPr>
-        <w:pStyle w:val="ListBullet"/>
-      </w:pPr>
-      <w:r>
-        <w:rPr/>
-        <w:t>When major migrations land, update this document and the relevant folder README in the same change so the narrative and developer map stay aligned. As of June 6, 2026, the markdown READMEs have been refreshed to match this version of the product map.</w:t>
-      </w:r>
-    </w:p>
-    <w:tbl>
-      <w:tblPr>
-        <w:tblStyle w:val="TableGrid"/>
-        <w:tblW w:type="auto" w:w="0"/>
-        <w:jc w:val="center"/>
-        <w:tblLook w:firstColumn="1" w:firstRow="1" w:lastColumn="0" w:lastRow="0" w:noHBand="0" w:noVBand="1" w:val="04A0"/>
-      </w:tblPr>
-      <w:tblGrid>
-        <w:gridCol w:w="9792"/>
-      </w:tblGrid>
-      <w:tr>
-        <w:tc>
-          <w:tcPr>
-            <w:tcW w:type="dxa" w:w="9504"/>
-            <w:shd w:fill="1F4E79"/>
-            <w:vAlign w:val="center"/>
-          </w:tcPr>
-          <w:p>
-            <w:pPr>
-              <w:spacing w:after="0"/>
-            </w:pPr>
-            <w:r/>
-            <w:r>
-              <w:rPr>
-                <w:rFonts w:ascii="Arial" w:hAnsi="Arial"/>
-                <w:b/>
-                <w:color w:val="FFFFFF"/>
-                <w:sz w:val="18"/>
-              </w:rPr>
-              <w:t>Recommendation</w:t>
-            </w:r>
-          </w:p>
-        </w:tc>
-      </w:tr>
-      <w:tr>
-        <w:tc>
-          <w:tcPr>
-            <w:tcW w:type="dxa" w:w="9504"/>
-            <w:vAlign w:val="center"/>
-          </w:tcPr>
-          <w:p>
-            <w:r/>
-            <w:r>
-              <w:t>Keep this comprehensive Word document as the product and architecture narrative, and maintain lightweight README.md files as developer maps. Update both when schema, product surfaces, or runtime assumptions change.</w:t>
-            </w:r>
-          </w:p>
-        </w:tc>
-      </w:tr>
-    </w:tbl>
-    <w:p/>
-    <w:p>
-      <w:pPr>
-        <w:pStyle w:val="Heading1"/>
-      </w:pPr>
-      <w:r>
-        <w:t>11. Current Gaps and Next Steps</w:t>
-      </w:r>
-    </w:p>
-    <w:p>
-      <w:pPr>
-        <w:pStyle w:val="ListNumber"/>
-      </w:pPr>
-      <w:r>
-        <w:t>Extract Journey progression, assessment normalization, and readiness calculation from app/routers/journey.py into dedicated service modules.</w:t>
-      </w:r>
-    </w:p>
-    <w:p>
-      <w:pPr>
-        <w:pStyle w:val="ListNumber"/>
-      </w:pPr>
-      <w:r>
-        <w:t>Complete behavioral evidence calculators beyond Yellow Belt and make their results reusable by Journey UI, coaching, nudges, and assessments.</w:t>
-      </w:r>
-    </w:p>
-    <w:p>
-      <w:pPr>
-        <w:pStyle w:val="ListNumber"/>
-      </w:pPr>
-      <w:r>
-        <w:rPr/>
-        <w:t>Add focused tests around belt validation, roadmap wave ordering, recurring/postponed task behavior, opportunity accept/decline behavior, habit coaching, reflection-depth scoring, message feedback, and signal classification.</w:t>
-      </w:r>
-    </w:p>
-    <w:p>
-      <w:pPr>
-        <w:pStyle w:val="ListNumber"/>
-      </w:pPr>
-      <w:r>
-        <w:t>Clean old copy/backup files after confirming they are not needed for recovery.</w:t>
-      </w:r>
-    </w:p>
-    <w:p>
-      <w:pPr>
-        <w:pStyle w:val="ListNumber"/>
-      </w:pPr>
-      <w:r>
-        <w:rPr/>
-        <w:t>Keep the developer setup, environment-variable, and verification sections in README.md aligned with the real local workflow.</w:t>
-      </w:r>
-    </w:p>
-    <w:p>
-      <w:pPr>
-        <w:pStyle w:val="ListNumber"/>
-      </w:pPr>
-      <w:r>
-        <w:t>Continue aligning README files with the Word document whenever schema or product surfaces change.</w:t>
-      </w:r>
-    </w:p>
-    <w:p>
-      <w:pPr>
-        <w:pStyle w:val="Heading1"/>
-      </w:pPr>
-      <w:r>
-        <w:t>12. Folder Map</w:t>
-      </w:r>
-    </w:p>
-    <w:tbl>
-      <w:tblPr>
-        <w:tblStyle w:val="TableGrid"/>
-        <w:tblW w:type="auto" w:w="0"/>
-        <w:jc w:val="center"/>
-        <w:tblLook w:firstColumn="1" w:firstRow="1" w:lastColumn="0" w:lastRow="0" w:noHBand="0" w:noVBand="1" w:val="04A0"/>
-      </w:tblPr>
-      <w:tblGrid>
-        <w:gridCol w:w="4896"/>
-        <w:gridCol w:w="4896"/>
-      </w:tblGrid>
-      <w:tr>
-        <w:tc>
-          <w:tcPr>
-            <w:tcW w:type="dxa" w:w="3312"/>
-            <w:shd w:fill="1F4E79"/>
-            <w:vAlign w:val="center"/>
-          </w:tcPr>
-          <w:p>
-            <w:pPr>
-              <w:spacing w:after="0"/>
-            </w:pPr>
-            <w:r/>
-            <w:r>
-              <w:rPr>
-                <w:rFonts w:ascii="Arial" w:hAnsi="Arial"/>
-                <w:b/>
-                <w:color w:val="FFFFFF"/>
-                <w:sz w:val="18"/>
-              </w:rPr>
-              <w:t>Folder / file</w:t>
-            </w:r>
-          </w:p>
-        </w:tc>
-        <w:tc>
-          <w:tcPr>
-            <w:tcW w:type="dxa" w:w="6192"/>
-            <w:shd w:fill="1F4E79"/>
-            <w:vAlign w:val="center"/>
-          </w:tcPr>
-          <w:p>
-            <w:pPr>
-              <w:spacing w:after="0"/>
-            </w:pPr>
-            <w:r/>
-            <w:r>
-              <w:rPr>
-                <w:rFonts w:ascii="Arial" w:hAnsi="Arial"/>
-                <w:b/>
-                <w:color w:val="FFFFFF"/>
-                <w:sz w:val="18"/>
-              </w:rPr>
-              <w:t>Meaning</w:t>
-            </w:r>
-          </w:p>
-        </w:tc>
-      </w:tr>
-      <w:tr>
-        <w:tc>
-          <w:tcPr>
-            <w:tcW w:type="dxa" w:w="3312"/>
-            <w:vAlign w:val="center"/>
-          </w:tcPr>
-          <w:p>
-            <w:pPr>
-              <w:spacing w:after="0"/>
-            </w:pPr>
-            <w:r/>
-            <w:r>
-              <w:rPr>
-                <w:rFonts w:ascii="Arial" w:hAnsi="Arial"/>
-                <w:b w:val="0"/>
-                <w:sz w:val="18"/>
-              </w:rPr>
-              <w:t>app/</w:t>
-            </w:r>
-          </w:p>
-        </w:tc>
-        <w:tc>
-          <w:tcPr>
-            <w:tcW w:type="dxa" w:w="6192"/>
-            <w:vAlign w:val="center"/>
-          </w:tcPr>
-          <w:p>
-            <w:pPr>
-              <w:spacing w:after="0"/>
-            </w:pPr>
-            <w:r/>
-            <w:r>
-              <w:rPr>
-                <w:rFonts w:ascii="Arial" w:hAnsi="Arial"/>
-                <w:b w:val="0"/>
-                <w:sz w:val="18"/>
-              </w:rPr>
-              <w:t>Main backend application plus frontend source and Journey curriculum.</w:t>
-            </w:r>
-          </w:p>
-        </w:tc>
-      </w:tr>
-      <w:tr>
-        <w:tc>
-          <w:tcPr>
-            <w:tcW w:type="dxa" w:w="3312"/>
-            <w:vAlign w:val="center"/>
-          </w:tcPr>
-          <w:p>
-            <w:pPr>
-              <w:spacing w:after="0"/>
-            </w:pPr>
-            <w:r/>
-            <w:r>
-              <w:rPr>
-                <w:rFonts w:ascii="Arial" w:hAnsi="Arial"/>
-                <w:b w:val="0"/>
-                <w:sz w:val="18"/>
-              </w:rPr>
-              <w:t>app/routers/</w:t>
-            </w:r>
-          </w:p>
-        </w:tc>
-        <w:tc>
-          <w:tcPr>
-            <w:tcW w:type="dxa" w:w="6192"/>
-            <w:vAlign w:val="center"/>
-          </w:tcPr>
-          <w:p>
-            <w:pPr>
-              <w:spacing w:after="0"/>
-            </w:pPr>
-            <w:r/>
-            <w:r>
-              <w:rPr>
-                <w:rFonts w:ascii="Arial" w:hAnsi="Arial"/>
-                <w:b w:val="0"/>
-                <w:sz w:val="18"/>
-              </w:rPr>
-              <w:t>FastAPI routes grouped by product surface.</w:t>
-            </w:r>
-          </w:p>
-        </w:tc>
-      </w:tr>
-      <w:tr>
-        <w:tc>
-          <w:tcPr>
-            <w:tcW w:type="dxa" w:w="3312"/>
-            <w:vAlign w:val="center"/>
-          </w:tcPr>
-          <w:p>
-            <w:pPr>
-              <w:spacing w:after="0"/>
-            </w:pPr>
-            <w:r/>
-            <w:r>
-              <w:rPr>
-                <w:rFonts w:ascii="Arial" w:hAnsi="Arial"/>
-                <w:b w:val="0"/>
-                <w:sz w:val="18"/>
-              </w:rPr>
-              <w:t>app/services/</w:t>
-            </w:r>
-          </w:p>
-        </w:tc>
-        <w:tc>
-          <w:tcPr>
-            <w:tcW w:type="dxa" w:w="6192"/>
-            <w:vAlign w:val="center"/>
-          </w:tcPr>
-          <w:p>
-            <w:pPr>
-              <w:spacing w:after="0"/>
-            </w:pPr>
-            <w:r/>
-            <w:r>
-              <w:rPr>
-                <w:rFonts w:ascii="Arial" w:hAnsi="Arial"/>
-                <w:b w:val="0"/>
-                <w:sz w:val="18"/>
-              </w:rPr>
-              <w:t>Business logic, orchestration, AI calls, priority, coaching, opportunity generation, people review, validation, and message processing.</w:t>
-            </w:r>
-          </w:p>
-        </w:tc>
-      </w:tr>
-      <w:tr>
-        <w:tc>
-          <w:tcPr>
-            <w:tcW w:type="dxa" w:w="3312"/>
-            <w:vAlign w:val="center"/>
-          </w:tcPr>
-          <w:p>
-            <w:pPr>
-              <w:spacing w:after="0"/>
-            </w:pPr>
-            <w:r/>
-            <w:r>
-              <w:rPr>
-                <w:rFonts w:ascii="Arial" w:hAnsi="Arial"/>
-                <w:b w:val="0"/>
-                <w:sz w:val="18"/>
-              </w:rPr>
-              <w:t>app/services/opportunity/</w:t>
-            </w:r>
-          </w:p>
-        </w:tc>
-        <w:tc>
-          <w:tcPr>
-            <w:tcW w:type="dxa" w:w="6192"/>
-            <w:vAlign w:val="center"/>
-          </w:tcPr>
-          <w:p>
-            <w:pPr>
-              <w:spacing w:after="0"/>
-            </w:pPr>
-            <w:r/>
-            <w:r>
-              <w:rPr>
-                <w:rFonts w:ascii="Arial" w:hAnsi="Arial"/>
-                <w:b w:val="0"/>
-                <w:sz w:val="18"/>
-              </w:rPr>
-              <w:t>Opportunity context building, generation, scoring, selection, persistence, and feedback logic.</w:t>
-            </w:r>
-          </w:p>
-        </w:tc>
-      </w:tr>
-      <w:tr>
-        <w:tc>
-          <w:tcPr>
-            <w:tcW w:type="dxa" w:w="3312"/>
-            <w:vAlign w:val="center"/>
-          </w:tcPr>
-          <w:p>
-            <w:pPr>
-              <w:spacing w:after="0"/>
-            </w:pPr>
-            <w:r/>
-            <w:r>
-              <w:rPr>
-                <w:rFonts w:ascii="Arial" w:hAnsi="Arial"/>
-                <w:b w:val="0"/>
-                <w:sz w:val="18"/>
-              </w:rPr>
-              <w:t>app/frontend/src/components/</w:t>
-            </w:r>
-          </w:p>
-        </w:tc>
-        <w:tc>
-          <w:tcPr>
-            <w:tcW w:type="dxa" w:w="6192"/>
-            <w:vAlign w:val="center"/>
-          </w:tcPr>
-          <w:p>
-            <w:pPr>
-              <w:spacing w:after="0"/>
-            </w:pPr>
-            <w:r/>
-            <w:r>
-              <w:rPr>
-                <w:rFonts w:ascii="Arial" w:hAnsi="Arial"/>
-                <w:b w:val="0"/>
-                <w:sz w:val="18"/>
-              </w:rPr>
-              <w:t>React page and UI components.</w:t>
-            </w:r>
-          </w:p>
-        </w:tc>
-      </w:tr>
-      <w:tr>
-        <w:tc>
-          <w:tcPr>
-            <w:tcW w:type="dxa" w:w="3312"/>
-            <w:vAlign w:val="center"/>
-          </w:tcPr>
-          <w:p>
-            <w:pPr>
-              <w:spacing w:after="0"/>
-            </w:pPr>
-            <w:r/>
-            <w:r>
-              <w:rPr>
-                <w:rFonts w:ascii="Arial" w:hAnsi="Arial"/>
-                <w:b w:val="0"/>
-                <w:sz w:val="18"/>
-              </w:rPr>
-              <w:t>app/frontend/src/components/goals/</w:t>
-            </w:r>
-          </w:p>
-        </w:tc>
-        <w:tc>
-          <w:tcPr>
-            <w:tcW w:type="dxa" w:w="6192"/>
-            <w:vAlign w:val="center"/>
-          </w:tcPr>
-          <w:p>
-            <w:pPr>
-              <w:spacing w:after="0"/>
-            </w:pPr>
-            <w:r/>
-            <w:r>
-              <w:rPr>
-                <w:rFonts w:ascii="Arial" w:hAnsi="Arial"/>
-                <w:b w:val="0"/>
-                <w:sz w:val="18"/>
-              </w:rPr>
-              <w:t>Goal hierarchy, goal editing, review recap, and transformation roadmap components.</w:t>
-            </w:r>
-          </w:p>
-        </w:tc>
-      </w:tr>
-      <w:tr>
-        <w:tc>
-          <w:tcPr>
-            <w:tcW w:type="dxa" w:w="3312"/>
-            <w:vAlign w:val="center"/>
-          </w:tcPr>
-          <w:p>
-            <w:pPr>
-              <w:spacing w:after="0"/>
-            </w:pPr>
-            <w:r/>
-            <w:r>
-              <w:rPr>
-                <w:rFonts w:ascii="Arial" w:hAnsi="Arial"/>
-                <w:b w:val="0"/>
-                <w:sz w:val="18"/>
-              </w:rPr>
-              <w:t>app/journey_trials.yaml</w:t>
-            </w:r>
-          </w:p>
-        </w:tc>
-        <w:tc>
-          <w:tcPr>
-            <w:tcW w:type="dxa" w:w="6192"/>
-            <w:vAlign w:val="center"/>
-          </w:tcPr>
-          <w:p>
-            <w:pPr>
-              <w:spacing w:after="0"/>
-            </w:pPr>
-            <w:r/>
-            <w:r>
-              <w:rPr>
-                <w:rFonts w:ascii="Arial" w:hAnsi="Arial"/>
-                <w:b w:val="0"/>
-                <w:sz w:val="18"/>
-              </w:rPr>
-              <w:t>Journey 2.0 curriculum source of truth.</w:t>
-            </w:r>
-          </w:p>
-        </w:tc>
-      </w:tr>
-      <w:tr>
-        <w:tc>
-          <w:tcPr>
-            <w:tcW w:type="dxa" w:w="3312"/>
-            <w:vAlign w:val="center"/>
-          </w:tcPr>
-          <w:p>
-            <w:pPr>
-              <w:spacing w:after="0"/>
-            </w:pPr>
-            <w:r/>
-            <w:r>
-              <w:rPr>
-                <w:rFonts w:ascii="Arial" w:hAnsi="Arial"/>
-                <w:b w:val="0"/>
-                <w:sz w:val="18"/>
-              </w:rPr>
-              <w:t>app/journey_subdomain_prompts.yaml</w:t>
-            </w:r>
-          </w:p>
-        </w:tc>
-        <w:tc>
-          <w:tcPr>
-            <w:tcW w:type="dxa" w:w="6192"/>
-            <w:vAlign w:val="center"/>
-          </w:tcPr>
-          <w:p>
-            <w:pPr>
-              <w:spacing w:after="0"/>
-            </w:pPr>
-            <w:r/>
-            <w:r>
-              <w:rPr>
-                <w:rFonts w:ascii="Arial" w:hAnsi="Arial"/>
-                <w:b w:val="0"/>
-                <w:sz w:val="18"/>
-              </w:rPr>
-              <w:t>Prompt configuration for Journey subdomain coaching/evidence surfaces.</w:t>
-            </w:r>
-          </w:p>
-        </w:tc>
-      </w:tr>
-      <w:tr>
-        <w:tc>
-          <w:tcPr>
-            <w:tcW w:type="dxa" w:w="3312"/>
-            <w:vAlign w:val="center"/>
-          </w:tcPr>
-          <w:p>
-            <w:pPr>
-              <w:spacing w:after="0"/>
-            </w:pPr>
-            <w:r/>
-            <w:r>
-              <w:rPr>
-                <w:rFonts w:ascii="Arial" w:hAnsi="Arial"/>
-                <w:b w:val="0"/>
-                <w:sz w:val="18"/>
-              </w:rPr>
-              <w:t>db_migrations/</w:t>
-            </w:r>
-          </w:p>
-        </w:tc>
-        <w:tc>
-          <w:tcPr>
-            <w:tcW w:type="dxa" w:w="6192"/>
-            <w:vAlign w:val="center"/>
-          </w:tcPr>
-          <w:p>
-            <w:pPr>
-              <w:spacing w:after="0"/>
-            </w:pPr>
-            <w:r/>
-            <w:r>
-              <w:rPr>
-                <w:rFonts w:ascii="Arial" w:hAnsi="Arial"/>
-                <w:b w:val="0"/>
-                <w:sz w:val="18"/>
-              </w:rPr>
-              <w:t>Manual SQL changes for Neon/PostgreSQL.</w:t>
-            </w:r>
-          </w:p>
-        </w:tc>
-      </w:tr>
-      <w:tr>
-        <w:tc>
-          <w:tcPr>
-            <w:tcW w:type="dxa" w:w="3312"/>
-            <w:vAlign w:val="center"/>
-          </w:tcPr>
-          <w:p>
-            <w:pPr>
-              <w:spacing w:after="0"/>
-            </w:pPr>
-            <w:r/>
-            <w:r>
-              <w:rPr>
-                <w:rFonts w:ascii="Arial" w:hAnsi="Arial"/>
-                <w:b w:val="0"/>
-                <w:sz w:val="18"/>
-              </w:rPr>
-              <w:t>static/</w:t>
-            </w:r>
-          </w:p>
-        </w:tc>
-        <w:tc>
-          <w:tcPr>
-            <w:tcW w:type="dxa" w:w="6192"/>
-            <w:vAlign w:val="center"/>
-          </w:tcPr>
-          <w:p>
-            <w:pPr>
-              <w:spacing w:after="0"/>
-            </w:pPr>
-            <w:r/>
-            <w:r>
-              <w:rPr>
-                <w:rFonts w:ascii="Arial" w:hAnsi="Arial"/>
-                <w:b w:val="0"/>
-                <w:sz w:val="18"/>
-              </w:rPr>
-              <w:t>Built frontend assets served by FastAPI/Railway.</w:t>
-            </w:r>
-          </w:p>
-        </w:tc>
-      </w:tr>
-      <w:tr>
-        <w:tc>
-          <w:tcPr>
-            <w:tcW w:type="dxa" w:w="3312"/>
-            <w:vAlign w:val="center"/>
-          </w:tcPr>
-          <w:p>
-            <w:pPr>
-              <w:spacing w:after="0"/>
-            </w:pPr>
-            <w:r/>
-            <w:r>
-              <w:rPr>
-                <w:rFonts w:ascii="Arial" w:hAnsi="Arial"/>
-                <w:b w:val="0"/>
-                <w:sz w:val="18"/>
-              </w:rPr>
-              <w:t>README.md</w:t>
-            </w:r>
-          </w:p>
-        </w:tc>
-        <w:tc>
-          <w:tcPr>
-            <w:tcW w:type="dxa" w:w="6192"/>
-            <w:vAlign w:val="center"/>
-          </w:tcPr>
-          <w:p>
-            <w:pPr>
-              <w:spacing w:after="0"/>
-            </w:pPr>
-            <w:r/>
-            <w:r>
-              <w:rPr>
-                <w:rFonts w:ascii="Arial" w:hAnsi="Arial"/>
-                <w:b w:val="0"/>
-                <w:sz w:val="18"/>
-              </w:rPr>
-              <w:t>Root repository orientation.</w:t>
-            </w:r>
-          </w:p>
-        </w:tc>
-      </w:tr>
-      <w:tr>
-        <w:tc>
-          <w:tcPr>
-            <w:tcW w:type="dxa" w:w="4896"/>
-          </w:tcPr>
-          <w:p>
-            <w:r/>
-            <w:r>
-              <w:t>app/frontend/README.md</w:t>
-            </w:r>
-          </w:p>
-        </w:tc>
-        <w:tc>
-          <w:tcPr>
-            <w:tcW w:type="dxa" w:w="4896"/>
-          </w:tcPr>
-          <w:p>
-            <w:r/>
-            <w:r>
-              <w:t>Frontend setup, language/timezone context, and UI surface map.</w:t>
-            </w:r>
-          </w:p>
-        </w:tc>
-      </w:tr>
-      <w:tr>
-        <w:tc>
-          <w:tcPr>
-            <w:tcW w:type="dxa" w:w="4896"/>
-          </w:tcPr>
-          <w:p>
-            <w:r/>
-            <w:r>
-              <w:t>app/frontend/src/i18n/</w:t>
-            </w:r>
-          </w:p>
-        </w:tc>
-        <w:tc>
-          <w:tcPr>
-            <w:tcW w:type="dxa" w:w="4896"/>
-          </w:tcPr>
-          <w:p>
-            <w:r/>
-            <w:r>
-              <w:t>English/French translations plus language and timezone context.</w:t>
-            </w:r>
-          </w:p>
-        </w:tc>
-      </w:tr>
-    </w:tbl>
-    <w:p/>
-    <w:p>
-      <w:pPr>
-        <w:pStyle w:val="Heading1"/>
-      </w:pPr>
-      <w:r>
-        <w:t>13. June 2026 Update Summary</w:t>
-      </w:r>
-    </w:p>
-    <w:p>
-      <w:pPr>
-        <w:pStyle w:val="ListBullet"/>
-      </w:pPr>
-      <w:r>
-        <w:t>Markdown documentation has been refreshed across the root, app, routers, services, frontend, frontend components, and migration README files.</w:t>
-      </w:r>
-    </w:p>
-    <w:p>
-      <w:pPr>
-        <w:pStyle w:val="ListBullet"/>
-      </w:pPr>
-      <w:r>
-        <w:t>Settings now include persisted language and timezone preferences, with frontend context and backend endpoints keeping generated responses and date-sensitive views aligned.</w:t>
-      </w:r>
-    </w:p>
-    <w:p>
-      <w:pPr>
-        <w:pStyle w:val="ListBullet"/>
-      </w:pPr>
-      <w:r>
-        <w:t>Task documentation now reflects recurring-task metadata, MTN trends, and postpone tracking.</w:t>
-      </w:r>
-    </w:p>
-    <w:p>
-      <w:pPr>
-        <w:pStyle w:val="ListBullet"/>
-      </w:pPr>
-      <w:r>
-        <w:t>Habit documentation now reflects habit coaching reviews, trend surfaces, and daily energy check-ins.</w:t>
-      </w:r>
-    </w:p>
-    <w:p>
-      <w:pPr>
-        <w:pStyle w:val="ListBullet"/>
-      </w:pPr>
-      <w:r>
-        <w:t>Journal documentation now reflects reflection-depth scoring, trends, and backfill support.</w:t>
-      </w:r>
-    </w:p>
-    <w:p>
-      <w:pPr>
-        <w:pStyle w:val="ListBullet"/>
-      </w:pPr>
-      <w:r>
-        <w:t>Migration documentation now tracks schema work through June 6, 2026.</w:t>
-      </w:r>
-    </w:p>
-    <w:p>
-      <w:r>
-        <w:t>End of document.</w:t>
+        <w:rPr>
+          <w:color w:val="646464"/>
+          <w:sz w:val="18"/>
+        </w:rPr>
+        <w:t>Style note: standard business brief preset, US Letter portrait, 1 inch margins, Calibri body text, blue heading hierarchy, and fixed-width tables.</w:t>
       </w:r>
     </w:p>
     <w:sectPr>
+      <w:footerReference w:type="default" r:id="rId9"/>
       <w:pgSz w:w="12240" w:h="15840"/>
-      <w:pgMar w:top="1080" w:right="1224" w:bottom="1080" w:left="1224" w:header="720" w:footer="720" w:gutter="0"/>
+      <w:pgMar w:top="1440" w:right="1440" w:bottom="1440" w:left="1440" w:header="708" w:footer="708" w:gutter="0"/>
       <w:cols w:space="720"/>
       <w:docGrid w:linePitch="360"/>
     </w:sectPr>
   </w:body>
 </w:document>
+</file>
+
+<file path=word/footer1.xml><?xml version="1.0" encoding="utf-8"?>
+<w:ftr xmlns:m="http://schemas.openxmlformats.org/officeDocument/2006/math" xmlns:mc="http://schemas.openxmlformats.org/markup-compatibility/2006" xmlns:mo="http://schemas.microsoft.com/office/mac/office/2008/main" xmlns:mv="urn:schemas-microsoft-com:mac:vml" xmlns:o="urn:schemas-microsoft-com:office:office" xmlns:r="http://schemas.openxmlformats.org/officeDocument/2006/relationships" xmlns:v="urn:schemas-microsoft-com:vml" xmlns:w10="urn:schemas-microsoft-com:office:word" xmlns:w14="http://schemas.microsoft.com/office/word/2010/wordml" xmlns:w="http://schemas.openxmlformats.org/wordprocessingml/2006/main" xmlns:wne="http://schemas.microsoft.com/office/word/2006/wordml" xmlns:wp14="http://schemas.microsoft.com/office/word/2010/wordprocessingDrawing" xmlns:wp="http://schemas.openxmlformats.org/drawingml/2006/wordprocessingDrawing" xmlns:wpc="http://schemas.microsoft.com/office/word/2010/wordprocessingCanvas" xmlns:wpg="http://schemas.microsoft.com/office/word/2010/wordprocessingGroup" xmlns:wpi="http://schemas.microsoft.com/office/word/2010/wordprocessingInk" xmlns:wps="http://schemas.microsoft.com/office/word/2010/wordprocessingShape" mc:Ignorable="w14 wp14">
+  <w:p>
+    <w:pPr>
+      <w:pStyle w:val="Footer"/>
+      <w:jc w:val="right"/>
+    </w:pPr>
+    <w:r>
+      <w:rPr>
+        <w:color w:val="646464"/>
+        <w:sz w:val="18"/>
+      </w:rPr>
+      <w:t>Leadership OS Documentation | Updated June 22, 2026</w:t>
+    </w:r>
+  </w:p>
+</w:ftr>
 </file>
 
 <file path=word/numbering.xml><?xml version="1.0" encoding="utf-8"?>
@@ -4762,11 +2026,11 @@
     <w:qFormat/>
     <w:rsid w:val="00FC693F"/>
     <w:pPr>
-      <w:spacing w:after="120" w:line="259" w:lineRule="auto"/>
+      <w:spacing w:after="120" w:line="264" w:lineRule="auto"/>
     </w:pPr>
     <w:rPr>
-      <w:rFonts w:ascii="Arial" w:hAnsi="Arial" w:eastAsia="Arial"/>
-      <w:sz w:val="20"/>
+      <w:rFonts w:ascii="Calibri" w:hAnsi="Calibri"/>
+      <w:sz w:val="22"/>
     </w:rPr>
   </w:style>
   <w:style w:type="paragraph" w:styleId="Header">
@@ -4824,15 +2088,15 @@
     <w:pPr>
       <w:keepNext/>
       <w:keepLines/>
-      <w:spacing w:before="240" w:after="80"/>
+      <w:spacing w:before="320" w:after="160"/>
       <w:outlineLvl w:val="0"/>
     </w:pPr>
     <w:rPr>
-      <w:rFonts w:asciiTheme="majorHAnsi" w:eastAsiaTheme="majorEastAsia" w:hAnsiTheme="majorHAnsi" w:cstheme="majorBidi" w:ascii="Arial" w:hAnsi="Arial"/>
+      <w:rFonts w:asciiTheme="majorHAnsi" w:eastAsiaTheme="majorEastAsia" w:hAnsiTheme="majorHAnsi" w:cstheme="majorBidi" w:ascii="Calibri" w:hAnsi="Calibri"/>
       <w:b/>
       <w:bCs/>
-      <w:color w:val="1F4E79"/>
-      <w:sz w:val="30"/>
+      <w:color w:val="2E74B5"/>
+      <w:sz w:val="32"/>
       <w:szCs w:val="28"/>
     </w:rPr>
   </w:style>
@@ -4848,15 +2112,15 @@
     <w:pPr>
       <w:keepNext/>
       <w:keepLines/>
-      <w:spacing w:before="240" w:after="80"/>
+      <w:spacing w:before="240" w:after="120"/>
       <w:outlineLvl w:val="1"/>
     </w:pPr>
     <w:rPr>
-      <w:rFonts w:asciiTheme="majorHAnsi" w:eastAsiaTheme="majorEastAsia" w:hAnsiTheme="majorHAnsi" w:cstheme="majorBidi" w:ascii="Arial" w:hAnsi="Arial"/>
+      <w:rFonts w:asciiTheme="majorHAnsi" w:eastAsiaTheme="majorEastAsia" w:hAnsiTheme="majorHAnsi" w:cstheme="majorBidi" w:ascii="Calibri" w:hAnsi="Calibri"/>
       <w:b/>
       <w:bCs/>
-      <w:color w:val="2F5597"/>
-      <w:sz w:val="24"/>
+      <w:color w:val="2E74B5"/>
+      <w:sz w:val="26"/>
       <w:szCs w:val="26"/>
     </w:rPr>
   </w:style>
@@ -4872,15 +2136,15 @@
     <w:pPr>
       <w:keepNext/>
       <w:keepLines/>
-      <w:spacing w:before="240" w:after="80"/>
+      <w:spacing w:before="160" w:after="80"/>
       <w:outlineLvl w:val="2"/>
     </w:pPr>
     <w:rPr>
-      <w:rFonts w:asciiTheme="majorHAnsi" w:eastAsiaTheme="majorEastAsia" w:hAnsiTheme="majorHAnsi" w:cstheme="majorBidi" w:ascii="Arial" w:hAnsi="Arial"/>
+      <w:rFonts w:asciiTheme="majorHAnsi" w:eastAsiaTheme="majorEastAsia" w:hAnsiTheme="majorHAnsi" w:cstheme="majorBidi" w:ascii="Calibri" w:hAnsi="Calibri"/>
       <w:b/>
       <w:bCs/>
-      <w:color w:val="404040"/>
-      <w:sz w:val="21"/>
+      <w:color w:val="1F4D78"/>
+      <w:sz w:val="24"/>
     </w:rPr>
   </w:style>
   <w:style w:type="paragraph" w:styleId="Heading4">
